--- a/бд/lr2/соболев.docx
+++ b/бд/lr2/соболев.docx
@@ -10,65 +10,64 @@
           <w:rFonts w:ascii="Times New Roman" w:hAnsi="Times New Roman" w:cs="Times New Roman"/>
           <w:sz w:val="28"/>
           <w:szCs w:val="28"/>
-          <w:lang w:val="en-US"/>
-        </w:rPr>
-      </w:pPr>
-      <w:r>
-        <w:rPr>
-          <w:rFonts w:ascii="Times New Roman" w:hAnsi="Times New Roman" w:cs="Times New Roman"/>
-          <w:sz w:val="28"/>
-          <w:szCs w:val="28"/>
-        </w:rPr>
-        <w:t>Целью лабораторной работы</w:t>
-      </w:r>
-      <w:r>
-        <w:rPr>
-          <w:rFonts w:ascii="Times New Roman" w:hAnsi="Times New Roman" w:cs="Times New Roman"/>
-          <w:sz w:val="28"/>
-          <w:szCs w:val="28"/>
-        </w:rPr>
-        <w:t xml:space="preserve">: </w:t>
-      </w:r>
-      <w:r>
-        <w:rPr>
-          <w:rFonts w:ascii="Times New Roman" w:hAnsi="Times New Roman" w:cs="Times New Roman"/>
-          <w:sz w:val="28"/>
-          <w:szCs w:val="28"/>
-        </w:rPr>
-        <w:t>формирование следующей компетенции: студент должен получить навыки работы с командой EXPLAIN. Он также должен познакомиться с эффективными методами индексации в PostgreSQL</w:t>
-      </w:r>
-    </w:p>
-    <w:p>
-      <w:pPr>
-        <w:spacing w:line="360" w:lineRule="auto"/>
-        <w:ind w:firstLine="708"/>
-        <w:rPr>
-          <w:rFonts w:ascii="Times New Roman" w:hAnsi="Times New Roman" w:cs="Times New Roman"/>
-          <w:sz w:val="28"/>
-          <w:szCs w:val="28"/>
-          <w:lang w:val="en-US"/>
-        </w:rPr>
-      </w:pPr>
-    </w:p>
-    <w:p>
-      <w:pPr>
-        <w:spacing w:line="360" w:lineRule="auto"/>
-        <w:ind w:firstLine="708"/>
-        <w:rPr>
-          <w:rFonts w:ascii="Times New Roman" w:hAnsi="Times New Roman" w:cs="Times New Roman"/>
-          <w:sz w:val="28"/>
-          <w:szCs w:val="28"/>
-          <w:lang w:val="en-US"/>
-        </w:rPr>
-      </w:pPr>
-      <w:r>
-        <w:rPr>
-          <w:rFonts w:ascii="Times New Roman" w:hAnsi="Times New Roman" w:cs="Times New Roman"/>
-          <w:sz w:val="28"/>
-          <w:szCs w:val="28"/>
-          <w:lang w:val="en-US"/>
-        </w:rPr>
-        <w:t xml:space="preserve">Explain </w:t>
+        </w:rPr>
+      </w:pPr>
+      <w:r>
+        <w:rPr>
+          <w:rFonts w:ascii="Times New Roman" w:hAnsi="Times New Roman" w:cs="Times New Roman"/>
+          <w:sz w:val="28"/>
+          <w:szCs w:val="28"/>
+        </w:rPr>
+        <w:t xml:space="preserve">Целью лабораторной работы: формирование следующей компетенции: студент должен получить навыки работы с командой EXPLAIN. Он также должен познакомиться с эффективными методами индексации в </w:t>
+      </w:r>
+      <w:proofErr w:type="spellStart"/>
+      <w:r>
+        <w:rPr>
+          <w:rFonts w:ascii="Times New Roman" w:hAnsi="Times New Roman" w:cs="Times New Roman"/>
+          <w:sz w:val="28"/>
+          <w:szCs w:val="28"/>
+        </w:rPr>
+        <w:t>PostgreSQL</w:t>
+      </w:r>
+      <w:proofErr w:type="spellEnd"/>
+    </w:p>
+    <w:p>
+      <w:pPr>
+        <w:spacing w:line="360" w:lineRule="auto"/>
+        <w:ind w:firstLine="708"/>
+        <w:rPr>
+          <w:rFonts w:ascii="Times New Roman" w:hAnsi="Times New Roman" w:cs="Times New Roman"/>
+          <w:sz w:val="28"/>
+          <w:szCs w:val="28"/>
+        </w:rPr>
+      </w:pPr>
+    </w:p>
+    <w:p>
+      <w:pPr>
+        <w:spacing w:line="360" w:lineRule="auto"/>
+        <w:ind w:firstLine="708"/>
+        <w:rPr>
+          <w:rFonts w:ascii="Times New Roman" w:hAnsi="Times New Roman" w:cs="Times New Roman"/>
+          <w:sz w:val="28"/>
+          <w:szCs w:val="28"/>
+        </w:rPr>
+      </w:pPr>
+      <w:r>
+        <w:rPr>
+          <w:rFonts w:ascii="Times New Roman" w:hAnsi="Times New Roman" w:cs="Times New Roman"/>
+          <w:sz w:val="28"/>
+          <w:szCs w:val="28"/>
+          <w:lang w:val="en-US"/>
+        </w:rPr>
+        <w:t>Explain</w:t>
+      </w:r>
+      <w:r>
+        <w:rPr>
+          <w:rFonts w:ascii="Times New Roman" w:hAnsi="Times New Roman" w:cs="Times New Roman"/>
+          <w:sz w:val="28"/>
+          <w:szCs w:val="28"/>
+        </w:rPr>
+        <w:t xml:space="preserve"> </w:t>
       </w:r>
     </w:p>
     <w:p>
@@ -86,6 +85,7 @@
       <w:r>
         <w:rPr>
           <w:rFonts w:ascii="Times New Roman" w:hAnsi="Times New Roman" w:cs="Times New Roman"/>
+          <w:noProof/>
           <w:sz w:val="28"/>
           <w:szCs w:val="28"/>
           <w:lang w:val="en-US"/>
@@ -192,6 +192,7 @@
       <w:r>
         <w:rPr>
           <w:rFonts w:ascii="Times New Roman" w:hAnsi="Times New Roman" w:cs="Times New Roman"/>
+          <w:noProof/>
           <w:sz w:val="28"/>
           <w:szCs w:val="28"/>
         </w:rPr>
@@ -320,8 +321,18 @@
           <w:sz w:val="28"/>
           <w:szCs w:val="28"/>
         </w:rPr>
-        <w:t>ANALYZE foo</w:t>
-      </w:r>
+        <w:t xml:space="preserve">ANALYZE </w:t>
+      </w:r>
+      <w:proofErr w:type="spellStart"/>
+      <w:r>
+        <w:rPr>
+          <w:rFonts w:ascii="Times New Roman" w:hAnsi="Times New Roman" w:cs="Times New Roman"/>
+          <w:sz w:val="28"/>
+          <w:szCs w:val="28"/>
+        </w:rPr>
+        <w:t>foo</w:t>
+      </w:r>
+      <w:proofErr w:type="spellEnd"/>
       <w:r>
         <w:rPr>
           <w:rFonts w:ascii="Times New Roman" w:hAnsi="Times New Roman" w:cs="Times New Roman"/>
@@ -364,6 +375,7 @@
       <w:r>
         <w:rPr>
           <w:rFonts w:ascii="Times New Roman" w:hAnsi="Times New Roman" w:cs="Times New Roman"/>
+          <w:noProof/>
           <w:sz w:val="28"/>
           <w:szCs w:val="28"/>
         </w:rPr>
@@ -413,7 +425,6 @@
           <w:rFonts w:ascii="Times New Roman" w:hAnsi="Times New Roman" w:cs="Times New Roman"/>
           <w:sz w:val="28"/>
           <w:szCs w:val="28"/>
-          <w:lang w:val="en-US"/>
         </w:rPr>
       </w:pPr>
       <w:r>
@@ -429,7 +440,6 @@
           <w:rFonts w:ascii="Times New Roman" w:hAnsi="Times New Roman" w:cs="Times New Roman"/>
           <w:sz w:val="28"/>
           <w:szCs w:val="28"/>
-          <w:lang w:val="en-US"/>
         </w:rPr>
         <w:t>3</w:t>
       </w:r>
@@ -459,7 +469,6 @@
           <w:rFonts w:ascii="Times New Roman" w:hAnsi="Times New Roman" w:cs="Times New Roman"/>
           <w:sz w:val="28"/>
           <w:szCs w:val="28"/>
-          <w:lang w:val="en-US"/>
         </w:rPr>
       </w:pPr>
     </w:p>
@@ -472,7 +481,6 @@
           <w:rFonts w:ascii="Times New Roman" w:hAnsi="Times New Roman" w:cs="Times New Roman"/>
           <w:sz w:val="28"/>
           <w:szCs w:val="28"/>
-          <w:lang w:val="en-US"/>
         </w:rPr>
       </w:pPr>
     </w:p>
@@ -771,6 +779,7 @@
       <w:r>
         <w:rPr>
           <w:rFonts w:ascii="Times New Roman" w:hAnsi="Times New Roman" w:cs="Times New Roman"/>
+          <w:noProof/>
           <w:sz w:val="28"/>
           <w:szCs w:val="28"/>
         </w:rPr>
@@ -828,23 +837,7 @@
           <w:sz w:val="28"/>
           <w:szCs w:val="28"/>
         </w:rPr>
-        <w:t xml:space="preserve">Рисунок </w:t>
-      </w:r>
-      <w:r>
-        <w:rPr>
-          <w:rFonts w:ascii="Times New Roman" w:hAnsi="Times New Roman" w:cs="Times New Roman"/>
-          <w:sz w:val="28"/>
-          <w:szCs w:val="28"/>
-        </w:rPr>
-        <w:t>4</w:t>
-      </w:r>
-      <w:r>
-        <w:rPr>
-          <w:rFonts w:ascii="Times New Roman" w:hAnsi="Times New Roman" w:cs="Times New Roman"/>
-          <w:sz w:val="28"/>
-          <w:szCs w:val="28"/>
-        </w:rPr>
-        <w:t xml:space="preserve">. План выполнения запроса </w:t>
+        <w:t xml:space="preserve">Рисунок 4. План выполнения запроса </w:t>
       </w:r>
       <w:r>
         <w:rPr>
@@ -937,7 +930,25 @@
           <w:sz w:val="28"/>
           <w:szCs w:val="28"/>
         </w:rPr>
-        <w:t>Filter: (c1 &gt; 500)</w:t>
+        <w:t>Filter: (c</w:t>
+      </w:r>
+      <w:proofErr w:type="gramStart"/>
+      <w:r>
+        <w:rPr>
+          <w:rFonts w:ascii="Times New Roman" w:hAnsi="Times New Roman" w:cs="Times New Roman"/>
+          <w:sz w:val="28"/>
+          <w:szCs w:val="28"/>
+        </w:rPr>
+        <w:t>1 &gt;</w:t>
+      </w:r>
+      <w:proofErr w:type="gramEnd"/>
+      <w:r>
+        <w:rPr>
+          <w:rFonts w:ascii="Times New Roman" w:hAnsi="Times New Roman" w:cs="Times New Roman"/>
+          <w:sz w:val="28"/>
+          <w:szCs w:val="28"/>
+        </w:rPr>
+        <w:t xml:space="preserve"> 500)</w:t>
       </w:r>
       <w:r>
         <w:rPr>
@@ -962,6 +973,7 @@
       <w:r>
         <w:rPr>
           <w:rFonts w:ascii="Times New Roman" w:hAnsi="Times New Roman" w:cs="Times New Roman"/>
+          <w:noProof/>
           <w:sz w:val="28"/>
           <w:szCs w:val="28"/>
         </w:rPr>
@@ -1012,7 +1024,6 @@
           <w:rFonts w:ascii="Times New Roman" w:hAnsi="Times New Roman" w:cs="Times New Roman"/>
           <w:sz w:val="28"/>
           <w:szCs w:val="28"/>
-          <w:lang w:val="en-US"/>
         </w:rPr>
       </w:pPr>
       <w:r>
@@ -1056,6 +1067,7 @@
           <w:rFonts w:ascii="Times New Roman" w:hAnsi="Times New Roman" w:cs="Times New Roman"/>
           <w:sz w:val="28"/>
           <w:szCs w:val="28"/>
+          <w:lang w:val="en-US"/>
         </w:rPr>
       </w:pPr>
       <w:r>
@@ -1090,6 +1102,346 @@
           <w:szCs w:val="28"/>
           <w:lang w:val="en-US"/>
         </w:rPr>
+        <w:t xml:space="preserve"> create index idx_foo_c1 on foo (c1)</w:t>
+      </w:r>
+    </w:p>
+    <w:p>
+      <w:pPr>
+        <w:spacing w:line="360" w:lineRule="auto"/>
+        <w:ind w:firstLine="708"/>
+        <w:rPr>
+          <w:rFonts w:ascii="Times New Roman" w:hAnsi="Times New Roman" w:cs="Times New Roman"/>
+          <w:sz w:val="28"/>
+          <w:szCs w:val="28"/>
+          <w:lang w:val="en-US"/>
+        </w:rPr>
+      </w:pPr>
+      <w:r>
+        <w:rPr>
+          <w:rFonts w:ascii="Times New Roman" w:hAnsi="Times New Roman" w:cs="Times New Roman"/>
+          <w:sz w:val="28"/>
+          <w:szCs w:val="28"/>
+        </w:rPr>
+        <w:t>Выполнили</w:t>
+      </w:r>
+      <w:r>
+        <w:rPr>
+          <w:rFonts w:ascii="Times New Roman" w:hAnsi="Times New Roman" w:cs="Times New Roman"/>
+          <w:sz w:val="28"/>
+          <w:szCs w:val="28"/>
+          <w:lang w:val="en-US"/>
+        </w:rPr>
+        <w:t xml:space="preserve"> EXPLAIN SELECT * FROM foo WHERE c</w:t>
+      </w:r>
+      <w:proofErr w:type="gramStart"/>
+      <w:r>
+        <w:rPr>
+          <w:rFonts w:ascii="Times New Roman" w:hAnsi="Times New Roman" w:cs="Times New Roman"/>
+          <w:sz w:val="28"/>
+          <w:szCs w:val="28"/>
+          <w:lang w:val="en-US"/>
+        </w:rPr>
+        <w:t>1 &gt;</w:t>
+      </w:r>
+      <w:proofErr w:type="gramEnd"/>
+      <w:r>
+        <w:rPr>
+          <w:rFonts w:ascii="Times New Roman" w:hAnsi="Times New Roman" w:cs="Times New Roman"/>
+          <w:sz w:val="28"/>
+          <w:szCs w:val="28"/>
+          <w:lang w:val="en-US"/>
+        </w:rPr>
+        <w:t xml:space="preserve"> 500;</w:t>
+      </w:r>
+    </w:p>
+    <w:p>
+      <w:pPr>
+        <w:spacing w:line="360" w:lineRule="auto"/>
+        <w:ind w:firstLine="708"/>
+        <w:rPr>
+          <w:rFonts w:ascii="Times New Roman" w:hAnsi="Times New Roman" w:cs="Times New Roman"/>
+          <w:sz w:val="28"/>
+          <w:szCs w:val="28"/>
+        </w:rPr>
+      </w:pPr>
+      <w:r>
+        <w:rPr>
+          <w:rFonts w:ascii="Times New Roman" w:hAnsi="Times New Roman" w:cs="Times New Roman"/>
+          <w:sz w:val="28"/>
+          <w:szCs w:val="28"/>
+        </w:rPr>
+        <w:t>Ничего не поменялось, условие откидывает много строк</w:t>
+      </w:r>
+    </w:p>
+    <w:p>
+      <w:pPr>
+        <w:spacing w:line="360" w:lineRule="auto"/>
+        <w:ind w:firstLine="708"/>
+        <w:rPr>
+          <w:rFonts w:ascii="Times New Roman" w:hAnsi="Times New Roman" w:cs="Times New Roman"/>
+          <w:sz w:val="28"/>
+          <w:szCs w:val="28"/>
+          <w:lang w:val="en-US"/>
+        </w:rPr>
+      </w:pPr>
+      <w:r>
+        <w:rPr>
+          <w:rFonts w:ascii="Times New Roman" w:hAnsi="Times New Roman" w:cs="Times New Roman"/>
+          <w:sz w:val="28"/>
+          <w:szCs w:val="28"/>
+        </w:rPr>
+        <w:t>Выполнили</w:t>
+      </w:r>
+      <w:r>
+        <w:rPr>
+          <w:rFonts w:ascii="Times New Roman" w:hAnsi="Times New Roman" w:cs="Times New Roman"/>
+          <w:sz w:val="28"/>
+          <w:szCs w:val="28"/>
+          <w:lang w:val="en-US"/>
+        </w:rPr>
+        <w:t xml:space="preserve"> EXPLAIN analyze SELECT * FROM foo WHERE c</w:t>
+      </w:r>
+      <w:proofErr w:type="gramStart"/>
+      <w:r>
+        <w:rPr>
+          <w:rFonts w:ascii="Times New Roman" w:hAnsi="Times New Roman" w:cs="Times New Roman"/>
+          <w:sz w:val="28"/>
+          <w:szCs w:val="28"/>
+          <w:lang w:val="en-US"/>
+        </w:rPr>
+        <w:t>1 &gt;</w:t>
+      </w:r>
+      <w:proofErr w:type="gramEnd"/>
+      <w:r>
+        <w:rPr>
+          <w:rFonts w:ascii="Times New Roman" w:hAnsi="Times New Roman" w:cs="Times New Roman"/>
+          <w:sz w:val="28"/>
+          <w:szCs w:val="28"/>
+          <w:lang w:val="en-US"/>
+        </w:rPr>
+        <w:t xml:space="preserve"> 500;</w:t>
+      </w:r>
+    </w:p>
+    <w:p>
+      <w:pPr>
+        <w:spacing w:line="360" w:lineRule="auto"/>
+        <w:ind w:firstLine="708"/>
+        <w:rPr>
+          <w:rFonts w:ascii="Times New Roman" w:hAnsi="Times New Roman" w:cs="Times New Roman"/>
+          <w:sz w:val="28"/>
+          <w:szCs w:val="28"/>
+          <w:lang w:val="en-US"/>
+        </w:rPr>
+      </w:pPr>
+      <w:r>
+        <w:rPr>
+          <w:rFonts w:ascii="Times New Roman" w:hAnsi="Times New Roman" w:cs="Times New Roman"/>
+          <w:sz w:val="28"/>
+          <w:szCs w:val="28"/>
+          <w:lang w:val="en-US"/>
+        </w:rPr>
+        <w:t xml:space="preserve">Seq Scan on </w:t>
+      </w:r>
+      <w:proofErr w:type="gramStart"/>
+      <w:r>
+        <w:rPr>
+          <w:rFonts w:ascii="Times New Roman" w:hAnsi="Times New Roman" w:cs="Times New Roman"/>
+          <w:sz w:val="28"/>
+          <w:szCs w:val="28"/>
+          <w:lang w:val="en-US"/>
+        </w:rPr>
+        <w:t>foo  (</w:t>
+      </w:r>
+      <w:proofErr w:type="gramEnd"/>
+      <w:r>
+        <w:rPr>
+          <w:rFonts w:ascii="Times New Roman" w:hAnsi="Times New Roman" w:cs="Times New Roman"/>
+          <w:sz w:val="28"/>
+          <w:szCs w:val="28"/>
+          <w:lang w:val="en-US"/>
+        </w:rPr>
+        <w:t>cost=</w:t>
+      </w:r>
+      <w:proofErr w:type="gramStart"/>
+      <w:r>
+        <w:rPr>
+          <w:rFonts w:ascii="Times New Roman" w:hAnsi="Times New Roman" w:cs="Times New Roman"/>
+          <w:sz w:val="28"/>
+          <w:szCs w:val="28"/>
+          <w:lang w:val="en-US"/>
+        </w:rPr>
+        <w:t>0.00..</w:t>
+      </w:r>
+      <w:proofErr w:type="gramEnd"/>
+      <w:r>
+        <w:rPr>
+          <w:rFonts w:ascii="Times New Roman" w:hAnsi="Times New Roman" w:cs="Times New Roman"/>
+          <w:sz w:val="28"/>
+          <w:szCs w:val="28"/>
+          <w:lang w:val="en-US"/>
+        </w:rPr>
+        <w:t>20834.26 rows=999495 width=37) (actual time=</w:t>
+      </w:r>
+      <w:proofErr w:type="gramStart"/>
+      <w:r>
+        <w:rPr>
+          <w:rFonts w:ascii="Times New Roman" w:hAnsi="Times New Roman" w:cs="Times New Roman"/>
+          <w:sz w:val="28"/>
+          <w:szCs w:val="28"/>
+          <w:lang w:val="en-US"/>
+        </w:rPr>
+        <w:t>0.225..</w:t>
+      </w:r>
+      <w:proofErr w:type="gramEnd"/>
+      <w:r>
+        <w:rPr>
+          <w:rFonts w:ascii="Times New Roman" w:hAnsi="Times New Roman" w:cs="Times New Roman"/>
+          <w:sz w:val="28"/>
+          <w:szCs w:val="28"/>
+          <w:lang w:val="en-US"/>
+        </w:rPr>
+        <w:t>149.029 rows=999511 loops=1)</w:t>
+      </w:r>
+    </w:p>
+    <w:p>
+      <w:pPr>
+        <w:spacing w:line="360" w:lineRule="auto"/>
+        <w:ind w:firstLine="708"/>
+        <w:rPr>
+          <w:rFonts w:ascii="Times New Roman" w:hAnsi="Times New Roman" w:cs="Times New Roman"/>
+          <w:sz w:val="28"/>
+          <w:szCs w:val="28"/>
+          <w:lang w:val="en-US"/>
+        </w:rPr>
+      </w:pPr>
+      <w:r>
+        <w:rPr>
+          <w:rFonts w:ascii="Times New Roman" w:hAnsi="Times New Roman" w:cs="Times New Roman"/>
+          <w:sz w:val="28"/>
+          <w:szCs w:val="28"/>
+          <w:lang w:val="en-US"/>
+        </w:rPr>
+        <w:t xml:space="preserve">  Filter: (c1 &gt; 500)</w:t>
+      </w:r>
+    </w:p>
+    <w:p>
+      <w:pPr>
+        <w:spacing w:line="360" w:lineRule="auto"/>
+        <w:ind w:firstLine="708"/>
+        <w:rPr>
+          <w:rFonts w:ascii="Times New Roman" w:hAnsi="Times New Roman" w:cs="Times New Roman"/>
+          <w:sz w:val="28"/>
+          <w:szCs w:val="28"/>
+          <w:lang w:val="en-US"/>
+        </w:rPr>
+      </w:pPr>
+      <w:r>
+        <w:rPr>
+          <w:rFonts w:ascii="Times New Roman" w:hAnsi="Times New Roman" w:cs="Times New Roman"/>
+          <w:sz w:val="28"/>
+          <w:szCs w:val="28"/>
+          <w:lang w:val="en-US"/>
+        </w:rPr>
+        <w:t xml:space="preserve">  Rows Removed by Filter: 510</w:t>
+      </w:r>
+    </w:p>
+    <w:p>
+      <w:pPr>
+        <w:spacing w:line="360" w:lineRule="auto"/>
+        <w:ind w:firstLine="708"/>
+        <w:rPr>
+          <w:rFonts w:ascii="Times New Roman" w:hAnsi="Times New Roman" w:cs="Times New Roman"/>
+          <w:sz w:val="28"/>
+          <w:szCs w:val="28"/>
+          <w:lang w:val="en-US"/>
+        </w:rPr>
+      </w:pPr>
+      <w:r>
+        <w:rPr>
+          <w:rFonts w:ascii="Times New Roman" w:hAnsi="Times New Roman" w:cs="Times New Roman"/>
+          <w:sz w:val="28"/>
+          <w:szCs w:val="28"/>
+          <w:lang w:val="en-US"/>
+        </w:rPr>
+        <w:t xml:space="preserve">Planning Time: 0.099 </w:t>
+      </w:r>
+      <w:proofErr w:type="spellStart"/>
+      <w:r>
+        <w:rPr>
+          <w:rFonts w:ascii="Times New Roman" w:hAnsi="Times New Roman" w:cs="Times New Roman"/>
+          <w:sz w:val="28"/>
+          <w:szCs w:val="28"/>
+          <w:lang w:val="en-US"/>
+        </w:rPr>
+        <w:t>ms</w:t>
+      </w:r>
+      <w:proofErr w:type="spellEnd"/>
+    </w:p>
+    <w:p>
+      <w:pPr>
+        <w:spacing w:line="360" w:lineRule="auto"/>
+        <w:ind w:firstLine="708"/>
+        <w:rPr>
+          <w:rFonts w:ascii="Times New Roman" w:hAnsi="Times New Roman" w:cs="Times New Roman"/>
+          <w:sz w:val="28"/>
+          <w:szCs w:val="28"/>
+          <w:lang w:val="en-US"/>
+        </w:rPr>
+      </w:pPr>
+      <w:r>
+        <w:rPr>
+          <w:rFonts w:ascii="Times New Roman" w:hAnsi="Times New Roman" w:cs="Times New Roman"/>
+          <w:sz w:val="28"/>
+          <w:szCs w:val="28"/>
+          <w:lang w:val="en-US"/>
+        </w:rPr>
+        <w:t xml:space="preserve">Execution Time: 204.979 </w:t>
+      </w:r>
+      <w:proofErr w:type="spellStart"/>
+      <w:r>
+        <w:rPr>
+          <w:rFonts w:ascii="Times New Roman" w:hAnsi="Times New Roman" w:cs="Times New Roman"/>
+          <w:sz w:val="28"/>
+          <w:szCs w:val="28"/>
+          <w:lang w:val="en-US"/>
+        </w:rPr>
+        <w:t>ms</w:t>
+      </w:r>
+      <w:proofErr w:type="spellEnd"/>
+    </w:p>
+    <w:p>
+      <w:pPr>
+        <w:spacing w:line="360" w:lineRule="auto"/>
+        <w:ind w:firstLine="708"/>
+        <w:rPr>
+          <w:rFonts w:ascii="Times New Roman" w:hAnsi="Times New Roman" w:cs="Times New Roman"/>
+          <w:sz w:val="28"/>
+          <w:szCs w:val="28"/>
+        </w:rPr>
+      </w:pPr>
+      <w:r>
+        <w:rPr>
+          <w:rFonts w:ascii="Times New Roman" w:hAnsi="Times New Roman" w:cs="Times New Roman"/>
+          <w:sz w:val="28"/>
+          <w:szCs w:val="28"/>
+        </w:rPr>
+        <w:t xml:space="preserve">Индекс будет использоваться при куске </w:t>
+      </w:r>
+      <w:proofErr w:type="gramStart"/>
+      <w:r>
+        <w:rPr>
+          <w:rFonts w:ascii="Times New Roman" w:hAnsi="Times New Roman" w:cs="Times New Roman"/>
+          <w:sz w:val="28"/>
+          <w:szCs w:val="28"/>
+        </w:rPr>
+        <w:t>таблицы</w:t>
+      </w:r>
+      <w:r>
+        <w:rPr>
+          <w:rFonts w:ascii="Times New Roman" w:hAnsi="Times New Roman" w:cs="Times New Roman"/>
+          <w:sz w:val="28"/>
+          <w:szCs w:val="28"/>
+        </w:rPr>
         <w:t xml:space="preserve"> </w:t>
       </w:r>
       <w:r>
@@ -1097,36 +1449,40 @@
           <w:rFonts w:ascii="Times New Roman" w:hAnsi="Times New Roman" w:cs="Times New Roman"/>
           <w:sz w:val="28"/>
           <w:szCs w:val="28"/>
-          <w:lang w:val="en-US"/>
-        </w:rPr>
-        <w:t>create index idx_foo_c1 on foo (c1)</w:t>
-      </w:r>
-    </w:p>
-    <w:p>
-      <w:pPr>
-        <w:spacing w:line="360" w:lineRule="auto"/>
-        <w:ind w:firstLine="708"/>
-        <w:rPr>
-          <w:rFonts w:ascii="Times New Roman" w:hAnsi="Times New Roman" w:cs="Times New Roman"/>
-          <w:sz w:val="28"/>
-          <w:szCs w:val="28"/>
-          <w:lang w:val="en-US"/>
-        </w:rPr>
-      </w:pPr>
-      <w:r>
-        <w:rPr>
-          <w:rFonts w:ascii="Times New Roman" w:hAnsi="Times New Roman" w:cs="Times New Roman"/>
-          <w:sz w:val="28"/>
-          <w:szCs w:val="28"/>
-        </w:rPr>
-        <w:t>Выполнили</w:t>
-      </w:r>
-      <w:r>
-        <w:rPr>
-          <w:rFonts w:ascii="Times New Roman" w:hAnsi="Times New Roman" w:cs="Times New Roman"/>
-          <w:sz w:val="28"/>
-          <w:szCs w:val="28"/>
-          <w:lang w:val="en-US"/>
+        </w:rPr>
+        <w:t>&gt;</w:t>
+      </w:r>
+      <w:proofErr w:type="gramEnd"/>
+      <w:r>
+        <w:rPr>
+          <w:rFonts w:ascii="Times New Roman" w:hAnsi="Times New Roman" w:cs="Times New Roman"/>
+          <w:sz w:val="28"/>
+          <w:szCs w:val="28"/>
+        </w:rPr>
+        <w:t>~ 20%</w:t>
+      </w:r>
+      <w:r>
+        <w:rPr>
+          <w:rFonts w:ascii="Times New Roman" w:hAnsi="Times New Roman" w:cs="Times New Roman"/>
+          <w:sz w:val="28"/>
+          <w:szCs w:val="28"/>
+        </w:rPr>
+        <w:t xml:space="preserve">, потому что это дешевле, при других обстоятельствах, чаще будет использоваться </w:t>
+      </w:r>
+      <w:r>
+        <w:rPr>
+          <w:rFonts w:ascii="Times New Roman" w:hAnsi="Times New Roman" w:cs="Times New Roman"/>
+          <w:sz w:val="28"/>
+          <w:szCs w:val="28"/>
+          <w:lang w:val="en-US"/>
+        </w:rPr>
+        <w:t>seq</w:t>
+      </w:r>
+      <w:r>
+        <w:rPr>
+          <w:rFonts w:ascii="Times New Roman" w:hAnsi="Times New Roman" w:cs="Times New Roman"/>
+          <w:sz w:val="28"/>
+          <w:szCs w:val="28"/>
         </w:rPr>
         <w:t xml:space="preserve"> </w:t>
       </w:r>
@@ -1137,244 +1493,6 @@
           <w:szCs w:val="28"/>
           <w:lang w:val="en-US"/>
         </w:rPr>
-        <w:t>EXPLAIN SELECT * FROM foo WHERE c1 &gt; 500;</w:t>
-      </w:r>
-    </w:p>
-    <w:p>
-      <w:pPr>
-        <w:spacing w:line="360" w:lineRule="auto"/>
-        <w:ind w:firstLine="708"/>
-        <w:rPr>
-          <w:rFonts w:ascii="Times New Roman" w:hAnsi="Times New Roman" w:cs="Times New Roman"/>
-          <w:sz w:val="28"/>
-          <w:szCs w:val="28"/>
-        </w:rPr>
-      </w:pPr>
-      <w:r>
-        <w:rPr>
-          <w:rFonts w:ascii="Times New Roman" w:hAnsi="Times New Roman" w:cs="Times New Roman"/>
-          <w:sz w:val="28"/>
-          <w:szCs w:val="28"/>
-        </w:rPr>
-        <w:t>Ничего не поменялось, условие откидывает много строк</w:t>
-      </w:r>
-    </w:p>
-    <w:p>
-      <w:pPr>
-        <w:spacing w:line="360" w:lineRule="auto"/>
-        <w:ind w:firstLine="708"/>
-        <w:rPr>
-          <w:rFonts w:ascii="Times New Roman" w:hAnsi="Times New Roman" w:cs="Times New Roman"/>
-          <w:sz w:val="28"/>
-          <w:szCs w:val="28"/>
-          <w:lang w:val="en-US"/>
-        </w:rPr>
-      </w:pPr>
-      <w:r>
-        <w:rPr>
-          <w:rFonts w:ascii="Times New Roman" w:hAnsi="Times New Roman" w:cs="Times New Roman"/>
-          <w:sz w:val="28"/>
-          <w:szCs w:val="28"/>
-        </w:rPr>
-        <w:t>Выполнили</w:t>
-      </w:r>
-      <w:r>
-        <w:rPr>
-          <w:rFonts w:ascii="Times New Roman" w:hAnsi="Times New Roman" w:cs="Times New Roman"/>
-          <w:sz w:val="28"/>
-          <w:szCs w:val="28"/>
-          <w:lang w:val="en-US"/>
-        </w:rPr>
-        <w:t xml:space="preserve"> </w:t>
-      </w:r>
-      <w:r>
-        <w:rPr>
-          <w:rFonts w:ascii="Times New Roman" w:hAnsi="Times New Roman" w:cs="Times New Roman"/>
-          <w:sz w:val="28"/>
-          <w:szCs w:val="28"/>
-          <w:lang w:val="en-US"/>
-        </w:rPr>
-        <w:t>EXPLAIN analyze SELECT * FROM foo WHERE c1 &gt; 500;</w:t>
-      </w:r>
-    </w:p>
-    <w:p>
-      <w:pPr>
-        <w:spacing w:line="360" w:lineRule="auto"/>
-        <w:ind w:firstLine="708"/>
-        <w:rPr>
-          <w:rFonts w:ascii="Times New Roman" w:hAnsi="Times New Roman" w:cs="Times New Roman"/>
-          <w:sz w:val="28"/>
-          <w:szCs w:val="28"/>
-          <w:lang w:val="en-US"/>
-        </w:rPr>
-      </w:pPr>
-      <w:r>
-        <w:rPr>
-          <w:rFonts w:ascii="Times New Roman" w:hAnsi="Times New Roman" w:cs="Times New Roman"/>
-          <w:sz w:val="28"/>
-          <w:szCs w:val="28"/>
-          <w:lang w:val="en-US"/>
-        </w:rPr>
-        <w:t>Seq Scan on foo  (cost=0.00..20834.26 rows=999495 width=37) (actual time=0.225..149.029 rows=999511 loops=1)</w:t>
-      </w:r>
-    </w:p>
-    <w:p>
-      <w:pPr>
-        <w:spacing w:line="360" w:lineRule="auto"/>
-        <w:ind w:firstLine="708"/>
-        <w:rPr>
-          <w:rFonts w:ascii="Times New Roman" w:hAnsi="Times New Roman" w:cs="Times New Roman"/>
-          <w:sz w:val="28"/>
-          <w:szCs w:val="28"/>
-          <w:lang w:val="en-US"/>
-        </w:rPr>
-      </w:pPr>
-      <w:r>
-        <w:rPr>
-          <w:rFonts w:ascii="Times New Roman" w:hAnsi="Times New Roman" w:cs="Times New Roman"/>
-          <w:sz w:val="28"/>
-          <w:szCs w:val="28"/>
-          <w:lang w:val="en-US"/>
-        </w:rPr>
-        <w:t xml:space="preserve">  Filter: (c1 &gt; 500)</w:t>
-      </w:r>
-    </w:p>
-    <w:p>
-      <w:pPr>
-        <w:spacing w:line="360" w:lineRule="auto"/>
-        <w:ind w:firstLine="708"/>
-        <w:rPr>
-          <w:rFonts w:ascii="Times New Roman" w:hAnsi="Times New Roman" w:cs="Times New Roman"/>
-          <w:sz w:val="28"/>
-          <w:szCs w:val="28"/>
-          <w:lang w:val="en-US"/>
-        </w:rPr>
-      </w:pPr>
-      <w:r>
-        <w:rPr>
-          <w:rFonts w:ascii="Times New Roman" w:hAnsi="Times New Roman" w:cs="Times New Roman"/>
-          <w:sz w:val="28"/>
-          <w:szCs w:val="28"/>
-          <w:lang w:val="en-US"/>
-        </w:rPr>
-        <w:t xml:space="preserve">  Rows Removed by Filter: 510</w:t>
-      </w:r>
-    </w:p>
-    <w:p>
-      <w:pPr>
-        <w:spacing w:line="360" w:lineRule="auto"/>
-        <w:ind w:firstLine="708"/>
-        <w:rPr>
-          <w:rFonts w:ascii="Times New Roman" w:hAnsi="Times New Roman" w:cs="Times New Roman"/>
-          <w:sz w:val="28"/>
-          <w:szCs w:val="28"/>
-          <w:lang w:val="en-US"/>
-        </w:rPr>
-      </w:pPr>
-      <w:r>
-        <w:rPr>
-          <w:rFonts w:ascii="Times New Roman" w:hAnsi="Times New Roman" w:cs="Times New Roman"/>
-          <w:sz w:val="28"/>
-          <w:szCs w:val="28"/>
-          <w:lang w:val="en-US"/>
-        </w:rPr>
-        <w:t>Planning Time: 0.099 ms</w:t>
-      </w:r>
-    </w:p>
-    <w:p>
-      <w:pPr>
-        <w:spacing w:line="360" w:lineRule="auto"/>
-        <w:ind w:firstLine="708"/>
-        <w:rPr>
-          <w:rFonts w:ascii="Times New Roman" w:hAnsi="Times New Roman" w:cs="Times New Roman"/>
-          <w:sz w:val="28"/>
-          <w:szCs w:val="28"/>
-        </w:rPr>
-      </w:pPr>
-      <w:r>
-        <w:rPr>
-          <w:rFonts w:ascii="Times New Roman" w:hAnsi="Times New Roman" w:cs="Times New Roman"/>
-          <w:sz w:val="28"/>
-          <w:szCs w:val="28"/>
-          <w:lang w:val="en-US"/>
-        </w:rPr>
-        <w:t>Execution Time: 204.979 ms</w:t>
-      </w:r>
-    </w:p>
-    <w:p>
-      <w:pPr>
-        <w:spacing w:line="360" w:lineRule="auto"/>
-        <w:ind w:firstLine="708"/>
-        <w:rPr>
-          <w:rFonts w:ascii="Times New Roman" w:hAnsi="Times New Roman" w:cs="Times New Roman"/>
-          <w:sz w:val="28"/>
-          <w:szCs w:val="28"/>
-        </w:rPr>
-      </w:pPr>
-      <w:r>
-        <w:rPr>
-          <w:rFonts w:ascii="Times New Roman" w:hAnsi="Times New Roman" w:cs="Times New Roman"/>
-          <w:sz w:val="28"/>
-          <w:szCs w:val="28"/>
-        </w:rPr>
-        <w:t>Индекс будет использоваться при куске таблицы</w:t>
-      </w:r>
-      <w:r>
-        <w:rPr>
-          <w:rFonts w:ascii="Times New Roman" w:hAnsi="Times New Roman" w:cs="Times New Roman"/>
-          <w:sz w:val="28"/>
-          <w:szCs w:val="28"/>
-        </w:rPr>
-        <w:t xml:space="preserve"> </w:t>
-      </w:r>
-      <w:r>
-        <w:rPr>
-          <w:rFonts w:ascii="Times New Roman" w:hAnsi="Times New Roman" w:cs="Times New Roman"/>
-          <w:sz w:val="28"/>
-          <w:szCs w:val="28"/>
-        </w:rPr>
-        <w:t>&gt;</w:t>
-      </w:r>
-      <w:r>
-        <w:rPr>
-          <w:rFonts w:ascii="Times New Roman" w:hAnsi="Times New Roman" w:cs="Times New Roman"/>
-          <w:sz w:val="28"/>
-          <w:szCs w:val="28"/>
-        </w:rPr>
-        <w:t>~ 20%</w:t>
-      </w:r>
-      <w:r>
-        <w:rPr>
-          <w:rFonts w:ascii="Times New Roman" w:hAnsi="Times New Roman" w:cs="Times New Roman"/>
-          <w:sz w:val="28"/>
-          <w:szCs w:val="28"/>
-        </w:rPr>
-        <w:t xml:space="preserve">, потому что это дешевле, при других обстоятельствах, чаще будет использоваться </w:t>
-      </w:r>
-      <w:r>
-        <w:rPr>
-          <w:rFonts w:ascii="Times New Roman" w:hAnsi="Times New Roman" w:cs="Times New Roman"/>
-          <w:sz w:val="28"/>
-          <w:szCs w:val="28"/>
-          <w:lang w:val="en-US"/>
-        </w:rPr>
-        <w:t>seq</w:t>
-      </w:r>
-      <w:r>
-        <w:rPr>
-          <w:rFonts w:ascii="Times New Roman" w:hAnsi="Times New Roman" w:cs="Times New Roman"/>
-          <w:sz w:val="28"/>
-          <w:szCs w:val="28"/>
-        </w:rPr>
-        <w:t xml:space="preserve"> </w:t>
-      </w:r>
-      <w:r>
-        <w:rPr>
-          <w:rFonts w:ascii="Times New Roman" w:hAnsi="Times New Roman" w:cs="Times New Roman"/>
-          <w:sz w:val="28"/>
-          <w:szCs w:val="28"/>
-          <w:lang w:val="en-US"/>
-        </w:rPr>
         <w:t>scan</w:t>
       </w:r>
     </w:p>
@@ -1402,7 +1520,43 @@
           <w:sz w:val="28"/>
           <w:szCs w:val="28"/>
         </w:rPr>
-        <w:t>EXPLAIN SELECT * FROM foo WHERE c1 &gt; 1000000;</w:t>
+        <w:t xml:space="preserve">EXPLAIN SELECT * FROM </w:t>
+      </w:r>
+      <w:proofErr w:type="spellStart"/>
+      <w:r>
+        <w:rPr>
+          <w:rFonts w:ascii="Times New Roman" w:hAnsi="Times New Roman" w:cs="Times New Roman"/>
+          <w:sz w:val="28"/>
+          <w:szCs w:val="28"/>
+        </w:rPr>
+        <w:t>foo</w:t>
+      </w:r>
+      <w:proofErr w:type="spellEnd"/>
+      <w:r>
+        <w:rPr>
+          <w:rFonts w:ascii="Times New Roman" w:hAnsi="Times New Roman" w:cs="Times New Roman"/>
+          <w:sz w:val="28"/>
+          <w:szCs w:val="28"/>
+        </w:rPr>
+        <w:t xml:space="preserve"> WHERE c</w:t>
+      </w:r>
+      <w:proofErr w:type="gramStart"/>
+      <w:r>
+        <w:rPr>
+          <w:rFonts w:ascii="Times New Roman" w:hAnsi="Times New Roman" w:cs="Times New Roman"/>
+          <w:sz w:val="28"/>
+          <w:szCs w:val="28"/>
+        </w:rPr>
+        <w:t>1 &gt;</w:t>
+      </w:r>
+      <w:proofErr w:type="gramEnd"/>
+      <w:r>
+        <w:rPr>
+          <w:rFonts w:ascii="Times New Roman" w:hAnsi="Times New Roman" w:cs="Times New Roman"/>
+          <w:sz w:val="28"/>
+          <w:szCs w:val="28"/>
+        </w:rPr>
+        <w:t xml:space="preserve"> 1000000;</w:t>
       </w:r>
     </w:p>
     <w:p>
@@ -1419,6 +1573,7 @@
       <w:r>
         <w:rPr>
           <w:rFonts w:ascii="Times New Roman" w:hAnsi="Times New Roman" w:cs="Times New Roman"/>
+          <w:noProof/>
           <w:sz w:val="28"/>
           <w:szCs w:val="28"/>
         </w:rPr>
@@ -1522,8 +1677,19 @@
           <w:szCs w:val="28"/>
           <w:lang w:val="en-US"/>
         </w:rPr>
-        <w:t xml:space="preserve"> зап</w:t>
-      </w:r>
+        <w:t xml:space="preserve"> </w:t>
+      </w:r>
+      <w:proofErr w:type="spellStart"/>
+      <w:r>
+        <w:rPr>
+          <w:rFonts w:ascii="Times New Roman" w:hAnsi="Times New Roman" w:cs="Times New Roman"/>
+          <w:sz w:val="28"/>
+          <w:szCs w:val="28"/>
+          <w:lang w:val="en-US"/>
+        </w:rPr>
+        <w:t>зап</w:t>
+      </w:r>
+      <w:proofErr w:type="spellEnd"/>
       <w:r>
         <w:rPr>
           <w:rFonts w:ascii="Times New Roman" w:hAnsi="Times New Roman" w:cs="Times New Roman"/>
@@ -1562,6 +1728,7 @@
         </w:rPr>
         <w:t xml:space="preserve"> </w:t>
       </w:r>
+      <w:proofErr w:type="gramStart"/>
       <w:r>
         <w:rPr>
           <w:rFonts w:ascii="Times New Roman" w:hAnsi="Times New Roman" w:cs="Times New Roman"/>
@@ -1587,38 +1754,80 @@
           <w:szCs w:val="28"/>
           <w:lang w:val="en-US"/>
         </w:rPr>
-        <w:t>SELECT * FROM foo</w:t>
-      </w:r>
-    </w:p>
-    <w:p>
-      <w:pPr>
-        <w:spacing w:line="360" w:lineRule="auto"/>
-        <w:ind w:firstLine="708"/>
-        <w:rPr>
-          <w:rFonts w:ascii="Times New Roman" w:hAnsi="Times New Roman" w:cs="Times New Roman"/>
-          <w:sz w:val="28"/>
-          <w:szCs w:val="28"/>
-          <w:lang w:val="en-US"/>
-        </w:rPr>
-      </w:pPr>
-      <w:r>
-        <w:rPr>
-          <w:rFonts w:ascii="Times New Roman" w:hAnsi="Times New Roman" w:cs="Times New Roman"/>
-          <w:sz w:val="28"/>
-          <w:szCs w:val="28"/>
-          <w:lang w:val="en-US"/>
-        </w:rPr>
-        <w:t xml:space="preserve">        WHERE c1 &lt; 500 AND c2 LIKE 'abcd%';</w:t>
-      </w:r>
-    </w:p>
-    <w:p>
-      <w:pPr>
-        <w:spacing w:line="360" w:lineRule="auto"/>
-        <w:ind w:firstLine="708"/>
-        <w:rPr>
-          <w:rFonts w:ascii="Times New Roman" w:hAnsi="Times New Roman" w:cs="Times New Roman"/>
-          <w:sz w:val="28"/>
-          <w:szCs w:val="28"/>
+        <w:t>SELECT</w:t>
+      </w:r>
+      <w:proofErr w:type="gramEnd"/>
+      <w:r>
+        <w:rPr>
+          <w:rFonts w:ascii="Times New Roman" w:hAnsi="Times New Roman" w:cs="Times New Roman"/>
+          <w:sz w:val="28"/>
+          <w:szCs w:val="28"/>
+          <w:lang w:val="en-US"/>
+        </w:rPr>
+        <w:t xml:space="preserve"> * FROM </w:t>
+      </w:r>
+      <w:proofErr w:type="gramStart"/>
+      <w:r>
+        <w:rPr>
+          <w:rFonts w:ascii="Times New Roman" w:hAnsi="Times New Roman" w:cs="Times New Roman"/>
+          <w:sz w:val="28"/>
+          <w:szCs w:val="28"/>
+          <w:lang w:val="en-US"/>
+        </w:rPr>
+        <w:t>foo</w:t>
+      </w:r>
+      <w:proofErr w:type="gramEnd"/>
+    </w:p>
+    <w:p>
+      <w:pPr>
+        <w:spacing w:line="360" w:lineRule="auto"/>
+        <w:ind w:firstLine="708"/>
+        <w:rPr>
+          <w:rFonts w:ascii="Times New Roman" w:hAnsi="Times New Roman" w:cs="Times New Roman"/>
+          <w:sz w:val="28"/>
+          <w:szCs w:val="28"/>
+          <w:lang w:val="en-US"/>
+        </w:rPr>
+      </w:pPr>
+      <w:r>
+        <w:rPr>
+          <w:rFonts w:ascii="Times New Roman" w:hAnsi="Times New Roman" w:cs="Times New Roman"/>
+          <w:sz w:val="28"/>
+          <w:szCs w:val="28"/>
+          <w:lang w:val="en-US"/>
+        </w:rPr>
+        <w:t xml:space="preserve">        WHERE c1 &lt; 500 AND c2 LIKE '</w:t>
+      </w:r>
+      <w:proofErr w:type="spellStart"/>
+      <w:r>
+        <w:rPr>
+          <w:rFonts w:ascii="Times New Roman" w:hAnsi="Times New Roman" w:cs="Times New Roman"/>
+          <w:sz w:val="28"/>
+          <w:szCs w:val="28"/>
+          <w:lang w:val="en-US"/>
+        </w:rPr>
+        <w:t>abcd</w:t>
+      </w:r>
+      <w:proofErr w:type="spellEnd"/>
+      <w:r>
+        <w:rPr>
+          <w:rFonts w:ascii="Times New Roman" w:hAnsi="Times New Roman" w:cs="Times New Roman"/>
+          <w:sz w:val="28"/>
+          <w:szCs w:val="28"/>
+          <w:lang w:val="en-US"/>
+        </w:rPr>
+        <w:t>%';</w:t>
+      </w:r>
+    </w:p>
+    <w:p>
+      <w:pPr>
+        <w:spacing w:line="360" w:lineRule="auto"/>
+        <w:ind w:firstLine="708"/>
+        <w:rPr>
+          <w:rFonts w:ascii="Times New Roman" w:hAnsi="Times New Roman" w:cs="Times New Roman"/>
+          <w:sz w:val="28"/>
+          <w:szCs w:val="28"/>
+          <w:lang w:val="en-US"/>
         </w:rPr>
       </w:pPr>
       <w:r>
@@ -1648,7 +1857,47 @@
           <w:szCs w:val="28"/>
           <w:lang w:val="en-US"/>
         </w:rPr>
-        <w:t>Index Scan using idx_foo_c1 on foo  (cost=0.42..26.93 rows=1 width=37)</w:t>
+        <w:t xml:space="preserve">Index Scan using idx_foo_c1 on </w:t>
+      </w:r>
+      <w:proofErr w:type="gramStart"/>
+      <w:r>
+        <w:rPr>
+          <w:rFonts w:ascii="Times New Roman" w:hAnsi="Times New Roman" w:cs="Times New Roman"/>
+          <w:sz w:val="28"/>
+          <w:szCs w:val="28"/>
+          <w:lang w:val="en-US"/>
+        </w:rPr>
+        <w:t>foo  (</w:t>
+      </w:r>
+      <w:proofErr w:type="gramEnd"/>
+      <w:r>
+        <w:rPr>
+          <w:rFonts w:ascii="Times New Roman" w:hAnsi="Times New Roman" w:cs="Times New Roman"/>
+          <w:sz w:val="28"/>
+          <w:szCs w:val="28"/>
+          <w:lang w:val="en-US"/>
+        </w:rPr>
+        <w:t>cost=</w:t>
+      </w:r>
+      <w:proofErr w:type="gramStart"/>
+      <w:r>
+        <w:rPr>
+          <w:rFonts w:ascii="Times New Roman" w:hAnsi="Times New Roman" w:cs="Times New Roman"/>
+          <w:sz w:val="28"/>
+          <w:szCs w:val="28"/>
+          <w:lang w:val="en-US"/>
+        </w:rPr>
+        <w:t>0.42..</w:t>
+      </w:r>
+      <w:proofErr w:type="gramEnd"/>
+      <w:r>
+        <w:rPr>
+          <w:rFonts w:ascii="Times New Roman" w:hAnsi="Times New Roman" w:cs="Times New Roman"/>
+          <w:sz w:val="28"/>
+          <w:szCs w:val="28"/>
+          <w:lang w:val="en-US"/>
+        </w:rPr>
+        <w:t>26.93 rows=1 width=37)</w:t>
       </w:r>
     </w:p>
     <w:p>
@@ -1690,7 +1939,47 @@
           <w:szCs w:val="28"/>
           <w:lang w:val="en-US"/>
         </w:rPr>
-        <w:t xml:space="preserve">  Filter: (c2 ~~ 'abcd%'::text)</w:t>
+        <w:t xml:space="preserve">  Filter: (c2 ~~ '</w:t>
+      </w:r>
+      <w:proofErr w:type="spellStart"/>
+      <w:r>
+        <w:rPr>
+          <w:rFonts w:ascii="Times New Roman" w:hAnsi="Times New Roman" w:cs="Times New Roman"/>
+          <w:sz w:val="28"/>
+          <w:szCs w:val="28"/>
+          <w:lang w:val="en-US"/>
+        </w:rPr>
+        <w:t>abcd</w:t>
+      </w:r>
+      <w:proofErr w:type="spellEnd"/>
+      <w:r>
+        <w:rPr>
+          <w:rFonts w:ascii="Times New Roman" w:hAnsi="Times New Roman" w:cs="Times New Roman"/>
+          <w:sz w:val="28"/>
+          <w:szCs w:val="28"/>
+          <w:lang w:val="en-US"/>
+        </w:rPr>
+        <w:t>%</w:t>
+      </w:r>
+      <w:proofErr w:type="gramStart"/>
+      <w:r>
+        <w:rPr>
+          <w:rFonts w:ascii="Times New Roman" w:hAnsi="Times New Roman" w:cs="Times New Roman"/>
+          <w:sz w:val="28"/>
+          <w:szCs w:val="28"/>
+          <w:lang w:val="en-US"/>
+        </w:rPr>
+        <w:t>'::</w:t>
+      </w:r>
+      <w:proofErr w:type="gramEnd"/>
+      <w:r>
+        <w:rPr>
+          <w:rFonts w:ascii="Times New Roman" w:hAnsi="Times New Roman" w:cs="Times New Roman"/>
+          <w:sz w:val="28"/>
+          <w:szCs w:val="28"/>
+          <w:lang w:val="en-US"/>
+        </w:rPr>
+        <w:t>text)</w:t>
       </w:r>
     </w:p>
     <w:p>
@@ -1784,15 +2073,37 @@
         </w:rPr>
         <w:tab/>
       </w:r>
-      <w:r>
-        <w:rPr>
-          <w:rFonts w:ascii="Times New Roman" w:hAnsi="Times New Roman" w:cs="Times New Roman"/>
-          <w:sz w:val="28"/>
-          <w:szCs w:val="28"/>
-          <w:lang w:val="en-US"/>
-        </w:rPr>
-        <w:t>explain  SELECT * FROM foo</w:t>
-      </w:r>
+      <w:proofErr w:type="gramStart"/>
+      <w:r>
+        <w:rPr>
+          <w:rFonts w:ascii="Times New Roman" w:hAnsi="Times New Roman" w:cs="Times New Roman"/>
+          <w:sz w:val="28"/>
+          <w:szCs w:val="28"/>
+          <w:lang w:val="en-US"/>
+        </w:rPr>
+        <w:t>explain  SELECT</w:t>
+      </w:r>
+      <w:proofErr w:type="gramEnd"/>
+      <w:r>
+        <w:rPr>
+          <w:rFonts w:ascii="Times New Roman" w:hAnsi="Times New Roman" w:cs="Times New Roman"/>
+          <w:sz w:val="28"/>
+          <w:szCs w:val="28"/>
+          <w:lang w:val="en-US"/>
+        </w:rPr>
+        <w:t xml:space="preserve"> * FROM </w:t>
+      </w:r>
+      <w:proofErr w:type="gramStart"/>
+      <w:r>
+        <w:rPr>
+          <w:rFonts w:ascii="Times New Roman" w:hAnsi="Times New Roman" w:cs="Times New Roman"/>
+          <w:sz w:val="28"/>
+          <w:szCs w:val="28"/>
+          <w:lang w:val="en-US"/>
+        </w:rPr>
+        <w:t>foo</w:t>
+      </w:r>
+      <w:proofErr w:type="gramEnd"/>
     </w:p>
     <w:p>
       <w:pPr>
@@ -1821,28 +2132,79 @@
           <w:szCs w:val="28"/>
           <w:lang w:val="en-US"/>
         </w:rPr>
-        <w:t>WHERE c2 LIKE 'abcd%';</w:t>
-      </w:r>
-    </w:p>
-    <w:p>
-      <w:pPr>
-        <w:spacing w:line="360" w:lineRule="auto"/>
-        <w:ind w:firstLine="708"/>
-        <w:rPr>
-          <w:rFonts w:ascii="Times New Roman" w:hAnsi="Times New Roman" w:cs="Times New Roman"/>
-          <w:sz w:val="28"/>
-          <w:szCs w:val="28"/>
-          <w:lang w:val="en-US"/>
-        </w:rPr>
-      </w:pPr>
-      <w:r>
-        <w:rPr>
-          <w:rFonts w:ascii="Times New Roman" w:hAnsi="Times New Roman" w:cs="Times New Roman"/>
-          <w:sz w:val="28"/>
-          <w:szCs w:val="28"/>
-          <w:lang w:val="en-US"/>
-        </w:rPr>
-        <w:t>Gather  (cost=1000.00..14552.44 rows=100 width=37)</w:t>
+        <w:t>WHERE c2 LIKE '</w:t>
+      </w:r>
+      <w:proofErr w:type="spellStart"/>
+      <w:r>
+        <w:rPr>
+          <w:rFonts w:ascii="Times New Roman" w:hAnsi="Times New Roman" w:cs="Times New Roman"/>
+          <w:sz w:val="28"/>
+          <w:szCs w:val="28"/>
+          <w:lang w:val="en-US"/>
+        </w:rPr>
+        <w:t>abcd</w:t>
+      </w:r>
+      <w:proofErr w:type="spellEnd"/>
+      <w:r>
+        <w:rPr>
+          <w:rFonts w:ascii="Times New Roman" w:hAnsi="Times New Roman" w:cs="Times New Roman"/>
+          <w:sz w:val="28"/>
+          <w:szCs w:val="28"/>
+          <w:lang w:val="en-US"/>
+        </w:rPr>
+        <w:t>%';</w:t>
+      </w:r>
+    </w:p>
+    <w:p>
+      <w:pPr>
+        <w:spacing w:line="360" w:lineRule="auto"/>
+        <w:ind w:firstLine="708"/>
+        <w:rPr>
+          <w:rFonts w:ascii="Times New Roman" w:hAnsi="Times New Roman" w:cs="Times New Roman"/>
+          <w:sz w:val="28"/>
+          <w:szCs w:val="28"/>
+          <w:lang w:val="en-US"/>
+        </w:rPr>
+      </w:pPr>
+      <w:proofErr w:type="gramStart"/>
+      <w:r>
+        <w:rPr>
+          <w:rFonts w:ascii="Times New Roman" w:hAnsi="Times New Roman" w:cs="Times New Roman"/>
+          <w:sz w:val="28"/>
+          <w:szCs w:val="28"/>
+          <w:lang w:val="en-US"/>
+        </w:rPr>
+        <w:t>Gather  (</w:t>
+      </w:r>
+      <w:proofErr w:type="gramEnd"/>
+      <w:r>
+        <w:rPr>
+          <w:rFonts w:ascii="Times New Roman" w:hAnsi="Times New Roman" w:cs="Times New Roman"/>
+          <w:sz w:val="28"/>
+          <w:szCs w:val="28"/>
+          <w:lang w:val="en-US"/>
+        </w:rPr>
+        <w:t>cost=</w:t>
+      </w:r>
+      <w:proofErr w:type="gramStart"/>
+      <w:r>
+        <w:rPr>
+          <w:rFonts w:ascii="Times New Roman" w:hAnsi="Times New Roman" w:cs="Times New Roman"/>
+          <w:sz w:val="28"/>
+          <w:szCs w:val="28"/>
+          <w:lang w:val="en-US"/>
+        </w:rPr>
+        <w:t>1000.00..</w:t>
+      </w:r>
+      <w:proofErr w:type="gramEnd"/>
+      <w:r>
+        <w:rPr>
+          <w:rFonts w:ascii="Times New Roman" w:hAnsi="Times New Roman" w:cs="Times New Roman"/>
+          <w:sz w:val="28"/>
+          <w:szCs w:val="28"/>
+          <w:lang w:val="en-US"/>
+        </w:rPr>
+        <w:t>14552.44 rows=100 width=37)</w:t>
       </w:r>
     </w:p>
     <w:p>
@@ -1884,27 +2246,128 @@
           <w:szCs w:val="28"/>
           <w:lang w:val="en-US"/>
         </w:rPr>
-        <w:t xml:space="preserve">  -&gt;  Parallel Seq Scan on foo  (cost=0.00..13542.44 rows=42 width=37)</w:t>
-      </w:r>
-    </w:p>
-    <w:p>
-      <w:pPr>
-        <w:spacing w:line="360" w:lineRule="auto"/>
-        <w:ind w:firstLine="708"/>
-        <w:rPr>
-          <w:rFonts w:ascii="Times New Roman" w:hAnsi="Times New Roman" w:cs="Times New Roman"/>
-          <w:sz w:val="28"/>
-          <w:szCs w:val="28"/>
-        </w:rPr>
-      </w:pPr>
-      <w:r>
-        <w:rPr>
-          <w:rFonts w:ascii="Times New Roman" w:hAnsi="Times New Roman" w:cs="Times New Roman"/>
-          <w:sz w:val="28"/>
-          <w:szCs w:val="28"/>
-          <w:lang w:val="en-US"/>
-        </w:rPr>
-        <w:t xml:space="preserve">        Filter: (c2 ~~ 'abcd%'::text)</w:t>
+        <w:t xml:space="preserve">  -</w:t>
+      </w:r>
+      <w:proofErr w:type="gramStart"/>
+      <w:r>
+        <w:rPr>
+          <w:rFonts w:ascii="Times New Roman" w:hAnsi="Times New Roman" w:cs="Times New Roman"/>
+          <w:sz w:val="28"/>
+          <w:szCs w:val="28"/>
+          <w:lang w:val="en-US"/>
+        </w:rPr>
+        <w:t>&gt;  Parallel</w:t>
+      </w:r>
+      <w:proofErr w:type="gramEnd"/>
+      <w:r>
+        <w:rPr>
+          <w:rFonts w:ascii="Times New Roman" w:hAnsi="Times New Roman" w:cs="Times New Roman"/>
+          <w:sz w:val="28"/>
+          <w:szCs w:val="28"/>
+          <w:lang w:val="en-US"/>
+        </w:rPr>
+        <w:t xml:space="preserve"> Seq Scan on </w:t>
+      </w:r>
+      <w:proofErr w:type="gramStart"/>
+      <w:r>
+        <w:rPr>
+          <w:rFonts w:ascii="Times New Roman" w:hAnsi="Times New Roman" w:cs="Times New Roman"/>
+          <w:sz w:val="28"/>
+          <w:szCs w:val="28"/>
+          <w:lang w:val="en-US"/>
+        </w:rPr>
+        <w:t>foo  (</w:t>
+      </w:r>
+      <w:proofErr w:type="gramEnd"/>
+      <w:r>
+        <w:rPr>
+          <w:rFonts w:ascii="Times New Roman" w:hAnsi="Times New Roman" w:cs="Times New Roman"/>
+          <w:sz w:val="28"/>
+          <w:szCs w:val="28"/>
+          <w:lang w:val="en-US"/>
+        </w:rPr>
+        <w:t>cost=</w:t>
+      </w:r>
+      <w:proofErr w:type="gramStart"/>
+      <w:r>
+        <w:rPr>
+          <w:rFonts w:ascii="Times New Roman" w:hAnsi="Times New Roman" w:cs="Times New Roman"/>
+          <w:sz w:val="28"/>
+          <w:szCs w:val="28"/>
+          <w:lang w:val="en-US"/>
+        </w:rPr>
+        <w:t>0.00..</w:t>
+      </w:r>
+      <w:proofErr w:type="gramEnd"/>
+      <w:r>
+        <w:rPr>
+          <w:rFonts w:ascii="Times New Roman" w:hAnsi="Times New Roman" w:cs="Times New Roman"/>
+          <w:sz w:val="28"/>
+          <w:szCs w:val="28"/>
+          <w:lang w:val="en-US"/>
+        </w:rPr>
+        <w:t>13542.44 rows=42 width=37)</w:t>
+      </w:r>
+    </w:p>
+    <w:p>
+      <w:pPr>
+        <w:spacing w:line="360" w:lineRule="auto"/>
+        <w:ind w:firstLine="708"/>
+        <w:rPr>
+          <w:rFonts w:ascii="Times New Roman" w:hAnsi="Times New Roman" w:cs="Times New Roman"/>
+          <w:sz w:val="28"/>
+          <w:szCs w:val="28"/>
+          <w:lang w:val="en-US"/>
+        </w:rPr>
+      </w:pPr>
+      <w:r>
+        <w:rPr>
+          <w:rFonts w:ascii="Times New Roman" w:hAnsi="Times New Roman" w:cs="Times New Roman"/>
+          <w:sz w:val="28"/>
+          <w:szCs w:val="28"/>
+          <w:lang w:val="en-US"/>
+        </w:rPr>
+        <w:t xml:space="preserve">        Filter: (c2 ~~ '</w:t>
+      </w:r>
+      <w:proofErr w:type="spellStart"/>
+      <w:r>
+        <w:rPr>
+          <w:rFonts w:ascii="Times New Roman" w:hAnsi="Times New Roman" w:cs="Times New Roman"/>
+          <w:sz w:val="28"/>
+          <w:szCs w:val="28"/>
+          <w:lang w:val="en-US"/>
+        </w:rPr>
+        <w:t>abcd</w:t>
+      </w:r>
+      <w:proofErr w:type="spellEnd"/>
+      <w:r>
+        <w:rPr>
+          <w:rFonts w:ascii="Times New Roman" w:hAnsi="Times New Roman" w:cs="Times New Roman"/>
+          <w:sz w:val="28"/>
+          <w:szCs w:val="28"/>
+          <w:lang w:val="en-US"/>
+        </w:rPr>
+        <w:t>%</w:t>
+      </w:r>
+      <w:proofErr w:type="gramStart"/>
+      <w:r>
+        <w:rPr>
+          <w:rFonts w:ascii="Times New Roman" w:hAnsi="Times New Roman" w:cs="Times New Roman"/>
+          <w:sz w:val="28"/>
+          <w:szCs w:val="28"/>
+          <w:lang w:val="en-US"/>
+        </w:rPr>
+        <w:t>'::</w:t>
+      </w:r>
+      <w:proofErr w:type="gramEnd"/>
+      <w:r>
+        <w:rPr>
+          <w:rFonts w:ascii="Times New Roman" w:hAnsi="Times New Roman" w:cs="Times New Roman"/>
+          <w:sz w:val="28"/>
+          <w:szCs w:val="28"/>
+          <w:lang w:val="en-US"/>
+        </w:rPr>
+        <w:t>text)</w:t>
       </w:r>
     </w:p>
     <w:p>
@@ -1934,7 +2397,6 @@
           <w:rFonts w:ascii="Times New Roman" w:hAnsi="Times New Roman" w:cs="Times New Roman"/>
           <w:sz w:val="28"/>
           <w:szCs w:val="28"/>
-          <w:lang w:val="en-US"/>
         </w:rPr>
       </w:pPr>
       <w:r>
@@ -1950,7 +2412,6 @@
           <w:rFonts w:ascii="Times New Roman" w:hAnsi="Times New Roman" w:cs="Times New Roman"/>
           <w:sz w:val="28"/>
           <w:szCs w:val="28"/>
-          <w:lang w:val="en-US"/>
         </w:rPr>
         <w:t xml:space="preserve"> </w:t>
       </w:r>
@@ -1967,7 +2428,6 @@
           <w:rFonts w:ascii="Times New Roman" w:hAnsi="Times New Roman" w:cs="Times New Roman"/>
           <w:sz w:val="28"/>
           <w:szCs w:val="28"/>
-          <w:lang w:val="en-US"/>
         </w:rPr>
         <w:t xml:space="preserve"> </w:t>
       </w:r>
@@ -1984,7 +2444,6 @@
           <w:rFonts w:ascii="Times New Roman" w:hAnsi="Times New Roman" w:cs="Times New Roman"/>
           <w:sz w:val="28"/>
           <w:szCs w:val="28"/>
-          <w:lang w:val="en-US"/>
         </w:rPr>
         <w:t xml:space="preserve"> </w:t>
       </w:r>
@@ -1995,16 +2454,204 @@
           <w:szCs w:val="28"/>
           <w:lang w:val="en-US"/>
         </w:rPr>
-        <w:t xml:space="preserve">c2: </w:t>
-      </w:r>
-      <w:r>
-        <w:rPr>
-          <w:rFonts w:ascii="Times New Roman" w:hAnsi="Times New Roman" w:cs="Times New Roman"/>
-          <w:sz w:val="28"/>
-          <w:szCs w:val="28"/>
-          <w:lang w:val="en-US"/>
-        </w:rPr>
-        <w:t>create index idx_foo_c2 on foo (c2 text_pattern_ops)</w:t>
+        <w:t>c</w:t>
+      </w:r>
+      <w:r>
+        <w:rPr>
+          <w:rFonts w:ascii="Times New Roman" w:hAnsi="Times New Roman" w:cs="Times New Roman"/>
+          <w:sz w:val="28"/>
+          <w:szCs w:val="28"/>
+        </w:rPr>
+        <w:t xml:space="preserve">2: </w:t>
+      </w:r>
+      <w:r>
+        <w:rPr>
+          <w:rFonts w:ascii="Times New Roman" w:hAnsi="Times New Roman" w:cs="Times New Roman"/>
+          <w:sz w:val="28"/>
+          <w:szCs w:val="28"/>
+          <w:lang w:val="en-US"/>
+        </w:rPr>
+        <w:t>create</w:t>
+      </w:r>
+      <w:r>
+        <w:rPr>
+          <w:rFonts w:ascii="Times New Roman" w:hAnsi="Times New Roman" w:cs="Times New Roman"/>
+          <w:sz w:val="28"/>
+          <w:szCs w:val="28"/>
+        </w:rPr>
+        <w:t xml:space="preserve"> </w:t>
+      </w:r>
+      <w:r>
+        <w:rPr>
+          <w:rFonts w:ascii="Times New Roman" w:hAnsi="Times New Roman" w:cs="Times New Roman"/>
+          <w:sz w:val="28"/>
+          <w:szCs w:val="28"/>
+          <w:lang w:val="en-US"/>
+        </w:rPr>
+        <w:t>index</w:t>
+      </w:r>
+      <w:r>
+        <w:rPr>
+          <w:rFonts w:ascii="Times New Roman" w:hAnsi="Times New Roman" w:cs="Times New Roman"/>
+          <w:sz w:val="28"/>
+          <w:szCs w:val="28"/>
+        </w:rPr>
+        <w:t xml:space="preserve"> </w:t>
+      </w:r>
+      <w:proofErr w:type="spellStart"/>
+      <w:r>
+        <w:rPr>
+          <w:rFonts w:ascii="Times New Roman" w:hAnsi="Times New Roman" w:cs="Times New Roman"/>
+          <w:sz w:val="28"/>
+          <w:szCs w:val="28"/>
+          <w:lang w:val="en-US"/>
+        </w:rPr>
+        <w:t>idx</w:t>
+      </w:r>
+      <w:proofErr w:type="spellEnd"/>
+      <w:r>
+        <w:rPr>
+          <w:rFonts w:ascii="Times New Roman" w:hAnsi="Times New Roman" w:cs="Times New Roman"/>
+          <w:sz w:val="28"/>
+          <w:szCs w:val="28"/>
+        </w:rPr>
+        <w:t>_</w:t>
+      </w:r>
+      <w:r>
+        <w:rPr>
+          <w:rFonts w:ascii="Times New Roman" w:hAnsi="Times New Roman" w:cs="Times New Roman"/>
+          <w:sz w:val="28"/>
+          <w:szCs w:val="28"/>
+          <w:lang w:val="en-US"/>
+        </w:rPr>
+        <w:t>foo</w:t>
+      </w:r>
+      <w:r>
+        <w:rPr>
+          <w:rFonts w:ascii="Times New Roman" w:hAnsi="Times New Roman" w:cs="Times New Roman"/>
+          <w:sz w:val="28"/>
+          <w:szCs w:val="28"/>
+        </w:rPr>
+        <w:t>_</w:t>
+      </w:r>
+      <w:r>
+        <w:rPr>
+          <w:rFonts w:ascii="Times New Roman" w:hAnsi="Times New Roman" w:cs="Times New Roman"/>
+          <w:sz w:val="28"/>
+          <w:szCs w:val="28"/>
+          <w:lang w:val="en-US"/>
+        </w:rPr>
+        <w:t>c</w:t>
+      </w:r>
+      <w:r>
+        <w:rPr>
+          <w:rFonts w:ascii="Times New Roman" w:hAnsi="Times New Roman" w:cs="Times New Roman"/>
+          <w:sz w:val="28"/>
+          <w:szCs w:val="28"/>
+        </w:rPr>
+        <w:t xml:space="preserve">2 </w:t>
+      </w:r>
+      <w:r>
+        <w:rPr>
+          <w:rFonts w:ascii="Times New Roman" w:hAnsi="Times New Roman" w:cs="Times New Roman"/>
+          <w:sz w:val="28"/>
+          <w:szCs w:val="28"/>
+          <w:lang w:val="en-US"/>
+        </w:rPr>
+        <w:t>on</w:t>
+      </w:r>
+      <w:r>
+        <w:rPr>
+          <w:rFonts w:ascii="Times New Roman" w:hAnsi="Times New Roman" w:cs="Times New Roman"/>
+          <w:sz w:val="28"/>
+          <w:szCs w:val="28"/>
+        </w:rPr>
+        <w:t xml:space="preserve"> </w:t>
+      </w:r>
+      <w:r>
+        <w:rPr>
+          <w:rFonts w:ascii="Times New Roman" w:hAnsi="Times New Roman" w:cs="Times New Roman"/>
+          <w:sz w:val="28"/>
+          <w:szCs w:val="28"/>
+          <w:lang w:val="en-US"/>
+        </w:rPr>
+        <w:t>foo</w:t>
+      </w:r>
+      <w:r>
+        <w:rPr>
+          <w:rFonts w:ascii="Times New Roman" w:hAnsi="Times New Roman" w:cs="Times New Roman"/>
+          <w:sz w:val="28"/>
+          <w:szCs w:val="28"/>
+        </w:rPr>
+        <w:t xml:space="preserve"> (</w:t>
+      </w:r>
+      <w:r>
+        <w:rPr>
+          <w:rFonts w:ascii="Times New Roman" w:hAnsi="Times New Roman" w:cs="Times New Roman"/>
+          <w:sz w:val="28"/>
+          <w:szCs w:val="28"/>
+          <w:lang w:val="en-US"/>
+        </w:rPr>
+        <w:t>c</w:t>
+      </w:r>
+      <w:r>
+        <w:rPr>
+          <w:rFonts w:ascii="Times New Roman" w:hAnsi="Times New Roman" w:cs="Times New Roman"/>
+          <w:sz w:val="28"/>
+          <w:szCs w:val="28"/>
+        </w:rPr>
+        <w:t xml:space="preserve">2 </w:t>
+      </w:r>
+      <w:r>
+        <w:rPr>
+          <w:rFonts w:ascii="Times New Roman" w:hAnsi="Times New Roman" w:cs="Times New Roman"/>
+          <w:sz w:val="28"/>
+          <w:szCs w:val="28"/>
+          <w:lang w:val="en-US"/>
+        </w:rPr>
+        <w:t>text</w:t>
+      </w:r>
+      <w:r>
+        <w:rPr>
+          <w:rFonts w:ascii="Times New Roman" w:hAnsi="Times New Roman" w:cs="Times New Roman"/>
+          <w:sz w:val="28"/>
+          <w:szCs w:val="28"/>
+        </w:rPr>
+        <w:t>_</w:t>
+      </w:r>
+      <w:r>
+        <w:rPr>
+          <w:rFonts w:ascii="Times New Roman" w:hAnsi="Times New Roman" w:cs="Times New Roman"/>
+          <w:sz w:val="28"/>
+          <w:szCs w:val="28"/>
+          <w:lang w:val="en-US"/>
+        </w:rPr>
+        <w:t>pattern</w:t>
+      </w:r>
+      <w:r>
+        <w:rPr>
+          <w:rFonts w:ascii="Times New Roman" w:hAnsi="Times New Roman" w:cs="Times New Roman"/>
+          <w:sz w:val="28"/>
+          <w:szCs w:val="28"/>
+        </w:rPr>
+        <w:t>_</w:t>
+      </w:r>
+      <w:r>
+        <w:rPr>
+          <w:rFonts w:ascii="Times New Roman" w:hAnsi="Times New Roman" w:cs="Times New Roman"/>
+          <w:sz w:val="28"/>
+          <w:szCs w:val="28"/>
+          <w:lang w:val="en-US"/>
+        </w:rPr>
+        <w:t>ops</w:t>
+      </w:r>
+      <w:r>
+        <w:rPr>
+          <w:rFonts w:ascii="Times New Roman" w:hAnsi="Times New Roman" w:cs="Times New Roman"/>
+          <w:sz w:val="28"/>
+          <w:szCs w:val="28"/>
+        </w:rPr>
+        <w:t>)</w:t>
       </w:r>
     </w:p>
     <w:p>
@@ -2064,34 +2711,66 @@
         </w:rPr>
         <w:t xml:space="preserve">: </w:t>
       </w:r>
-      <w:r>
-        <w:rPr>
-          <w:rFonts w:ascii="Times New Roman" w:hAnsi="Times New Roman" w:cs="Times New Roman"/>
-          <w:sz w:val="28"/>
-          <w:szCs w:val="28"/>
-          <w:lang w:val="en-US"/>
-        </w:rPr>
-        <w:t>explain  SELECT * FROM foo</w:t>
-      </w:r>
-    </w:p>
-    <w:p>
-      <w:pPr>
-        <w:spacing w:line="360" w:lineRule="auto"/>
-        <w:ind w:firstLine="708"/>
-        <w:rPr>
-          <w:rFonts w:ascii="Times New Roman" w:hAnsi="Times New Roman" w:cs="Times New Roman"/>
-          <w:sz w:val="28"/>
-          <w:szCs w:val="28"/>
-        </w:rPr>
-      </w:pPr>
-      <w:r>
-        <w:rPr>
-          <w:rFonts w:ascii="Times New Roman" w:hAnsi="Times New Roman" w:cs="Times New Roman"/>
-          <w:sz w:val="28"/>
-          <w:szCs w:val="28"/>
-          <w:lang w:val="en-US"/>
-        </w:rPr>
-        <w:t xml:space="preserve">        WHERE c2 LIKE 'abcd%';</w:t>
+      <w:proofErr w:type="gramStart"/>
+      <w:r>
+        <w:rPr>
+          <w:rFonts w:ascii="Times New Roman" w:hAnsi="Times New Roman" w:cs="Times New Roman"/>
+          <w:sz w:val="28"/>
+          <w:szCs w:val="28"/>
+          <w:lang w:val="en-US"/>
+        </w:rPr>
+        <w:t>explain  SELECT</w:t>
+      </w:r>
+      <w:proofErr w:type="gramEnd"/>
+      <w:r>
+        <w:rPr>
+          <w:rFonts w:ascii="Times New Roman" w:hAnsi="Times New Roman" w:cs="Times New Roman"/>
+          <w:sz w:val="28"/>
+          <w:szCs w:val="28"/>
+          <w:lang w:val="en-US"/>
+        </w:rPr>
+        <w:t xml:space="preserve"> * FROM foo</w:t>
+      </w:r>
+    </w:p>
+    <w:p>
+      <w:pPr>
+        <w:spacing w:line="360" w:lineRule="auto"/>
+        <w:ind w:firstLine="708"/>
+        <w:rPr>
+          <w:rFonts w:ascii="Times New Roman" w:hAnsi="Times New Roman" w:cs="Times New Roman"/>
+          <w:sz w:val="28"/>
+          <w:szCs w:val="28"/>
+          <w:lang w:val="en-US"/>
+        </w:rPr>
+      </w:pPr>
+      <w:r>
+        <w:rPr>
+          <w:rFonts w:ascii="Times New Roman" w:hAnsi="Times New Roman" w:cs="Times New Roman"/>
+          <w:sz w:val="28"/>
+          <w:szCs w:val="28"/>
+          <w:lang w:val="en-US"/>
+        </w:rPr>
+        <w:t xml:space="preserve">        WHERE c2 LIKE '</w:t>
+      </w:r>
+      <w:proofErr w:type="spellStart"/>
+      <w:r>
+        <w:rPr>
+          <w:rFonts w:ascii="Times New Roman" w:hAnsi="Times New Roman" w:cs="Times New Roman"/>
+          <w:sz w:val="28"/>
+          <w:szCs w:val="28"/>
+          <w:lang w:val="en-US"/>
+        </w:rPr>
+        <w:t>abcd</w:t>
+      </w:r>
+      <w:proofErr w:type="spellEnd"/>
+      <w:r>
+        <w:rPr>
+          <w:rFonts w:ascii="Times New Roman" w:hAnsi="Times New Roman" w:cs="Times New Roman"/>
+          <w:sz w:val="28"/>
+          <w:szCs w:val="28"/>
+          <w:lang w:val="en-US"/>
+        </w:rPr>
+        <w:t>%';</w:t>
       </w:r>
     </w:p>
     <w:p>
@@ -2120,149 +2799,389 @@
           <w:szCs w:val="28"/>
           <w:lang w:val="en-US"/>
         </w:rPr>
+        <w:t xml:space="preserve"> Index Scan using idx_foo_c2 on </w:t>
+      </w:r>
+      <w:proofErr w:type="gramStart"/>
+      <w:r>
+        <w:rPr>
+          <w:rFonts w:ascii="Times New Roman" w:hAnsi="Times New Roman" w:cs="Times New Roman"/>
+          <w:sz w:val="28"/>
+          <w:szCs w:val="28"/>
+          <w:lang w:val="en-US"/>
+        </w:rPr>
+        <w:t>foo  (</w:t>
+      </w:r>
+      <w:proofErr w:type="gramEnd"/>
+      <w:r>
+        <w:rPr>
+          <w:rFonts w:ascii="Times New Roman" w:hAnsi="Times New Roman" w:cs="Times New Roman"/>
+          <w:sz w:val="28"/>
+          <w:szCs w:val="28"/>
+          <w:lang w:val="en-US"/>
+        </w:rPr>
+        <w:t>cost=</w:t>
+      </w:r>
+      <w:proofErr w:type="gramStart"/>
+      <w:r>
+        <w:rPr>
+          <w:rFonts w:ascii="Times New Roman" w:hAnsi="Times New Roman" w:cs="Times New Roman"/>
+          <w:sz w:val="28"/>
+          <w:szCs w:val="28"/>
+          <w:lang w:val="en-US"/>
+        </w:rPr>
+        <w:t>0.42..</w:t>
+      </w:r>
+      <w:proofErr w:type="gramEnd"/>
+      <w:r>
+        <w:rPr>
+          <w:rFonts w:ascii="Times New Roman" w:hAnsi="Times New Roman" w:cs="Times New Roman"/>
+          <w:sz w:val="28"/>
+          <w:szCs w:val="28"/>
+          <w:lang w:val="en-US"/>
+        </w:rPr>
+        <w:t>8.45 rows=100 width=37)</w:t>
+      </w:r>
+    </w:p>
+    <w:p>
+      <w:pPr>
+        <w:spacing w:line="360" w:lineRule="auto"/>
+        <w:ind w:firstLine="708"/>
+        <w:rPr>
+          <w:rFonts w:ascii="Times New Roman" w:hAnsi="Times New Roman" w:cs="Times New Roman"/>
+          <w:sz w:val="28"/>
+          <w:szCs w:val="28"/>
+          <w:lang w:val="en-US"/>
+        </w:rPr>
+      </w:pPr>
+      <w:r>
+        <w:rPr>
+          <w:rFonts w:ascii="Times New Roman" w:hAnsi="Times New Roman" w:cs="Times New Roman"/>
+          <w:sz w:val="28"/>
+          <w:szCs w:val="28"/>
+          <w:lang w:val="en-US"/>
+        </w:rPr>
+        <w:t xml:space="preserve">  Index Cond: ((c2 ~&gt;=~ '</w:t>
+      </w:r>
+      <w:proofErr w:type="spellStart"/>
+      <w:r>
+        <w:rPr>
+          <w:rFonts w:ascii="Times New Roman" w:hAnsi="Times New Roman" w:cs="Times New Roman"/>
+          <w:sz w:val="28"/>
+          <w:szCs w:val="28"/>
+          <w:lang w:val="en-US"/>
+        </w:rPr>
+        <w:t>abcd</w:t>
+      </w:r>
+      <w:proofErr w:type="spellEnd"/>
+      <w:proofErr w:type="gramStart"/>
+      <w:r>
+        <w:rPr>
+          <w:rFonts w:ascii="Times New Roman" w:hAnsi="Times New Roman" w:cs="Times New Roman"/>
+          <w:sz w:val="28"/>
+          <w:szCs w:val="28"/>
+          <w:lang w:val="en-US"/>
+        </w:rPr>
+        <w:t>'::</w:t>
+      </w:r>
+      <w:proofErr w:type="gramEnd"/>
+      <w:r>
+        <w:rPr>
+          <w:rFonts w:ascii="Times New Roman" w:hAnsi="Times New Roman" w:cs="Times New Roman"/>
+          <w:sz w:val="28"/>
+          <w:szCs w:val="28"/>
+          <w:lang w:val="en-US"/>
+        </w:rPr>
+        <w:t>text) AND (c2 ~&lt;~ '</w:t>
+      </w:r>
+      <w:proofErr w:type="spellStart"/>
+      <w:r>
+        <w:rPr>
+          <w:rFonts w:ascii="Times New Roman" w:hAnsi="Times New Roman" w:cs="Times New Roman"/>
+          <w:sz w:val="28"/>
+          <w:szCs w:val="28"/>
+          <w:lang w:val="en-US"/>
+        </w:rPr>
+        <w:t>abce</w:t>
+      </w:r>
+      <w:proofErr w:type="spellEnd"/>
+      <w:proofErr w:type="gramStart"/>
+      <w:r>
+        <w:rPr>
+          <w:rFonts w:ascii="Times New Roman" w:hAnsi="Times New Roman" w:cs="Times New Roman"/>
+          <w:sz w:val="28"/>
+          <w:szCs w:val="28"/>
+          <w:lang w:val="en-US"/>
+        </w:rPr>
+        <w:t>'::</w:t>
+      </w:r>
+      <w:proofErr w:type="gramEnd"/>
+      <w:r>
+        <w:rPr>
+          <w:rFonts w:ascii="Times New Roman" w:hAnsi="Times New Roman" w:cs="Times New Roman"/>
+          <w:sz w:val="28"/>
+          <w:szCs w:val="28"/>
+          <w:lang w:val="en-US"/>
+        </w:rPr>
+        <w:t>text))</w:t>
+      </w:r>
+    </w:p>
+    <w:p>
+      <w:pPr>
+        <w:spacing w:line="360" w:lineRule="auto"/>
+        <w:ind w:firstLine="708"/>
+        <w:rPr>
+          <w:rFonts w:ascii="Times New Roman" w:hAnsi="Times New Roman" w:cs="Times New Roman"/>
+          <w:sz w:val="28"/>
+          <w:szCs w:val="28"/>
+          <w:lang w:val="en-US"/>
+        </w:rPr>
+      </w:pPr>
+      <w:r>
+        <w:rPr>
+          <w:rFonts w:ascii="Times New Roman" w:hAnsi="Times New Roman" w:cs="Times New Roman"/>
+          <w:sz w:val="28"/>
+          <w:szCs w:val="28"/>
+          <w:lang w:val="en-US"/>
+        </w:rPr>
+        <w:t xml:space="preserve">  Filter: (c2 ~~ '</w:t>
+      </w:r>
+      <w:proofErr w:type="spellStart"/>
+      <w:r>
+        <w:rPr>
+          <w:rFonts w:ascii="Times New Roman" w:hAnsi="Times New Roman" w:cs="Times New Roman"/>
+          <w:sz w:val="28"/>
+          <w:szCs w:val="28"/>
+          <w:lang w:val="en-US"/>
+        </w:rPr>
+        <w:t>abcd</w:t>
+      </w:r>
+      <w:proofErr w:type="spellEnd"/>
+      <w:r>
+        <w:rPr>
+          <w:rFonts w:ascii="Times New Roman" w:hAnsi="Times New Roman" w:cs="Times New Roman"/>
+          <w:sz w:val="28"/>
+          <w:szCs w:val="28"/>
+          <w:lang w:val="en-US"/>
+        </w:rPr>
+        <w:t>%</w:t>
+      </w:r>
+      <w:proofErr w:type="gramStart"/>
+      <w:r>
+        <w:rPr>
+          <w:rFonts w:ascii="Times New Roman" w:hAnsi="Times New Roman" w:cs="Times New Roman"/>
+          <w:sz w:val="28"/>
+          <w:szCs w:val="28"/>
+          <w:lang w:val="en-US"/>
+        </w:rPr>
+        <w:t>'::</w:t>
+      </w:r>
+      <w:proofErr w:type="gramEnd"/>
+      <w:r>
+        <w:rPr>
+          <w:rFonts w:ascii="Times New Roman" w:hAnsi="Times New Roman" w:cs="Times New Roman"/>
+          <w:sz w:val="28"/>
+          <w:szCs w:val="28"/>
+          <w:lang w:val="en-US"/>
+        </w:rPr>
+        <w:t>text)</w:t>
+      </w:r>
+    </w:p>
+    <w:p>
+      <w:pPr>
+        <w:spacing w:line="360" w:lineRule="auto"/>
+        <w:ind w:firstLine="708"/>
+        <w:rPr>
+          <w:rFonts w:ascii="Times New Roman" w:hAnsi="Times New Roman" w:cs="Times New Roman"/>
+          <w:sz w:val="28"/>
+          <w:szCs w:val="28"/>
+        </w:rPr>
+      </w:pPr>
+      <w:r>
+        <w:rPr>
+          <w:rFonts w:ascii="Times New Roman" w:hAnsi="Times New Roman" w:cs="Times New Roman"/>
+          <w:sz w:val="28"/>
+          <w:szCs w:val="28"/>
+        </w:rPr>
+        <w:t xml:space="preserve">Теперь мы наглядно </w:t>
+      </w:r>
+      <w:proofErr w:type="gramStart"/>
+      <w:r>
+        <w:rPr>
+          <w:rFonts w:ascii="Times New Roman" w:hAnsi="Times New Roman" w:cs="Times New Roman"/>
+          <w:sz w:val="28"/>
+          <w:szCs w:val="28"/>
+        </w:rPr>
+        <w:t>видим</w:t>
+      </w:r>
+      <w:proofErr w:type="gramEnd"/>
+      <w:r>
+        <w:rPr>
+          <w:rFonts w:ascii="Times New Roman" w:hAnsi="Times New Roman" w:cs="Times New Roman"/>
+          <w:sz w:val="28"/>
+          <w:szCs w:val="28"/>
+        </w:rPr>
+        <w:t xml:space="preserve"> что используется индекс для работы с текстовыми паттернами</w:t>
+      </w:r>
+    </w:p>
+    <w:p>
+      <w:pPr>
+        <w:spacing w:line="360" w:lineRule="auto"/>
+        <w:ind w:firstLine="708"/>
+        <w:rPr>
+          <w:rFonts w:ascii="Times New Roman" w:hAnsi="Times New Roman" w:cs="Times New Roman"/>
+          <w:sz w:val="28"/>
+          <w:szCs w:val="28"/>
+        </w:rPr>
+      </w:pPr>
+      <w:r>
+        <w:rPr>
+          <w:rFonts w:ascii="Times New Roman" w:hAnsi="Times New Roman" w:cs="Times New Roman"/>
+          <w:sz w:val="28"/>
+          <w:szCs w:val="28"/>
+        </w:rPr>
+        <w:t xml:space="preserve">13. Удаление индекса </w:t>
+      </w:r>
+      <w:r>
+        <w:rPr>
+          <w:rFonts w:ascii="Times New Roman" w:hAnsi="Times New Roman" w:cs="Times New Roman"/>
+          <w:sz w:val="28"/>
+          <w:szCs w:val="28"/>
+          <w:lang w:val="en-US"/>
+        </w:rPr>
+        <w:t>c</w:t>
+      </w:r>
+      <w:r>
+        <w:rPr>
+          <w:rFonts w:ascii="Times New Roman" w:hAnsi="Times New Roman" w:cs="Times New Roman"/>
+          <w:sz w:val="28"/>
+          <w:szCs w:val="28"/>
+        </w:rPr>
+        <w:t>1</w:t>
+      </w:r>
+      <w:r>
+        <w:rPr>
+          <w:rFonts w:ascii="Times New Roman" w:hAnsi="Times New Roman" w:cs="Times New Roman"/>
+          <w:sz w:val="28"/>
+          <w:szCs w:val="28"/>
+        </w:rPr>
+        <w:t xml:space="preserve">, выполним команду: </w:t>
+      </w:r>
+      <w:proofErr w:type="spellStart"/>
+      <w:r>
+        <w:rPr>
+          <w:rFonts w:ascii="Times New Roman" w:hAnsi="Times New Roman" w:cs="Times New Roman"/>
+          <w:sz w:val="28"/>
+          <w:szCs w:val="28"/>
+        </w:rPr>
+        <w:t>drop</w:t>
+      </w:r>
+      <w:proofErr w:type="spellEnd"/>
+      <w:r>
+        <w:rPr>
+          <w:rFonts w:ascii="Times New Roman" w:hAnsi="Times New Roman" w:cs="Times New Roman"/>
+          <w:sz w:val="28"/>
+          <w:szCs w:val="28"/>
+        </w:rPr>
         <w:t xml:space="preserve"> </w:t>
       </w:r>
-      <w:r>
-        <w:rPr>
-          <w:rFonts w:ascii="Times New Roman" w:hAnsi="Times New Roman" w:cs="Times New Roman"/>
-          <w:sz w:val="28"/>
-          <w:szCs w:val="28"/>
-          <w:lang w:val="en-US"/>
-        </w:rPr>
-        <w:t>Index Scan using idx_foo_c2 on foo  (cost=0.42..8.45 rows=100 width=37)</w:t>
-      </w:r>
-    </w:p>
-    <w:p>
-      <w:pPr>
-        <w:spacing w:line="360" w:lineRule="auto"/>
-        <w:ind w:firstLine="708"/>
-        <w:rPr>
-          <w:rFonts w:ascii="Times New Roman" w:hAnsi="Times New Roman" w:cs="Times New Roman"/>
-          <w:sz w:val="28"/>
-          <w:szCs w:val="28"/>
-          <w:lang w:val="en-US"/>
-        </w:rPr>
-      </w:pPr>
-      <w:r>
-        <w:rPr>
-          <w:rFonts w:ascii="Times New Roman" w:hAnsi="Times New Roman" w:cs="Times New Roman"/>
-          <w:sz w:val="28"/>
-          <w:szCs w:val="28"/>
-          <w:lang w:val="en-US"/>
-        </w:rPr>
-        <w:t xml:space="preserve">  Index Cond: ((c2 ~&gt;=~ 'abcd'::text) AND (c2 ~&lt;~ 'abce'::text))</w:t>
-      </w:r>
-    </w:p>
-    <w:p>
-      <w:pPr>
-        <w:spacing w:line="360" w:lineRule="auto"/>
-        <w:ind w:firstLine="708"/>
-        <w:rPr>
-          <w:rFonts w:ascii="Times New Roman" w:hAnsi="Times New Roman" w:cs="Times New Roman"/>
-          <w:sz w:val="28"/>
-          <w:szCs w:val="28"/>
-        </w:rPr>
-      </w:pPr>
-      <w:r>
-        <w:rPr>
-          <w:rFonts w:ascii="Times New Roman" w:hAnsi="Times New Roman" w:cs="Times New Roman"/>
-          <w:sz w:val="28"/>
-          <w:szCs w:val="28"/>
-          <w:lang w:val="en-US"/>
-        </w:rPr>
-        <w:t xml:space="preserve">  Filter: (c2 ~~ 'abcd%'::text)</w:t>
-      </w:r>
-    </w:p>
-    <w:p>
-      <w:pPr>
-        <w:spacing w:line="360" w:lineRule="auto"/>
-        <w:ind w:firstLine="708"/>
-        <w:rPr>
-          <w:rFonts w:ascii="Times New Roman" w:hAnsi="Times New Roman" w:cs="Times New Roman"/>
-          <w:sz w:val="28"/>
-          <w:szCs w:val="28"/>
-        </w:rPr>
-      </w:pPr>
-      <w:r>
-        <w:rPr>
-          <w:rFonts w:ascii="Times New Roman" w:hAnsi="Times New Roman" w:cs="Times New Roman"/>
-          <w:sz w:val="28"/>
-          <w:szCs w:val="28"/>
-        </w:rPr>
-        <w:t>Теперь мы наглядно видим что используется индекс для работы с текстовыми паттернами</w:t>
-      </w:r>
-    </w:p>
-    <w:p>
-      <w:pPr>
-        <w:spacing w:line="360" w:lineRule="auto"/>
-        <w:ind w:firstLine="708"/>
-        <w:rPr>
-          <w:rFonts w:ascii="Times New Roman" w:hAnsi="Times New Roman" w:cs="Times New Roman"/>
-          <w:sz w:val="28"/>
-          <w:szCs w:val="28"/>
-        </w:rPr>
-      </w:pPr>
-      <w:r>
-        <w:rPr>
-          <w:rFonts w:ascii="Times New Roman" w:hAnsi="Times New Roman" w:cs="Times New Roman"/>
-          <w:sz w:val="28"/>
-          <w:szCs w:val="28"/>
-        </w:rPr>
-        <w:t xml:space="preserve">13. Удаление индекса </w:t>
-      </w:r>
-      <w:r>
-        <w:rPr>
-          <w:rFonts w:ascii="Times New Roman" w:hAnsi="Times New Roman" w:cs="Times New Roman"/>
-          <w:sz w:val="28"/>
-          <w:szCs w:val="28"/>
-          <w:lang w:val="en-US"/>
-        </w:rPr>
-        <w:t>c</w:t>
-      </w:r>
-      <w:r>
-        <w:rPr>
-          <w:rFonts w:ascii="Times New Roman" w:hAnsi="Times New Roman" w:cs="Times New Roman"/>
-          <w:sz w:val="28"/>
-          <w:szCs w:val="28"/>
-        </w:rPr>
-        <w:t>1</w:t>
-      </w:r>
-      <w:r>
-        <w:rPr>
-          <w:rFonts w:ascii="Times New Roman" w:hAnsi="Times New Roman" w:cs="Times New Roman"/>
-          <w:sz w:val="28"/>
-          <w:szCs w:val="28"/>
-        </w:rPr>
-        <w:t xml:space="preserve">, выполним команду: </w:t>
-      </w:r>
-      <w:r>
-        <w:rPr>
-          <w:rFonts w:ascii="Times New Roman" w:hAnsi="Times New Roman" w:cs="Times New Roman"/>
-          <w:sz w:val="28"/>
-          <w:szCs w:val="28"/>
-        </w:rPr>
-        <w:t>drop index idx_foo_c1</w:t>
-      </w:r>
-    </w:p>
-    <w:p>
-      <w:pPr>
-        <w:spacing w:line="360" w:lineRule="auto"/>
-        <w:ind w:firstLine="708"/>
-        <w:rPr>
-          <w:rFonts w:ascii="Times New Roman" w:hAnsi="Times New Roman" w:cs="Times New Roman"/>
-          <w:sz w:val="28"/>
-          <w:szCs w:val="28"/>
-          <w:lang w:val="en-US"/>
-        </w:rPr>
-      </w:pPr>
-      <w:r>
-        <w:rPr>
-          <w:rFonts w:ascii="Times New Roman" w:hAnsi="Times New Roman" w:cs="Times New Roman"/>
-          <w:sz w:val="28"/>
-          <w:szCs w:val="28"/>
-          <w:lang w:val="en-US"/>
-        </w:rPr>
-        <w:t>Gather Merge  (cost=63790.40..161021.35 rows=833350 width=37) (actual time=111.264..276.359 rows=1000021 loops=1)</w:t>
+      <w:proofErr w:type="spellStart"/>
+      <w:r>
+        <w:rPr>
+          <w:rFonts w:ascii="Times New Roman" w:hAnsi="Times New Roman" w:cs="Times New Roman"/>
+          <w:sz w:val="28"/>
+          <w:szCs w:val="28"/>
+        </w:rPr>
+        <w:t>index</w:t>
+      </w:r>
+      <w:proofErr w:type="spellEnd"/>
+      <w:r>
+        <w:rPr>
+          <w:rFonts w:ascii="Times New Roman" w:hAnsi="Times New Roman" w:cs="Times New Roman"/>
+          <w:sz w:val="28"/>
+          <w:szCs w:val="28"/>
+        </w:rPr>
+        <w:t xml:space="preserve"> idx_foo_c1</w:t>
+      </w:r>
+    </w:p>
+    <w:p>
+      <w:pPr>
+        <w:spacing w:line="360" w:lineRule="auto"/>
+        <w:ind w:firstLine="708"/>
+        <w:rPr>
+          <w:rFonts w:ascii="Times New Roman" w:hAnsi="Times New Roman" w:cs="Times New Roman"/>
+          <w:sz w:val="28"/>
+          <w:szCs w:val="28"/>
+          <w:lang w:val="en-US"/>
+        </w:rPr>
+      </w:pPr>
+      <w:r>
+        <w:rPr>
+          <w:rFonts w:ascii="Times New Roman" w:hAnsi="Times New Roman" w:cs="Times New Roman"/>
+          <w:sz w:val="28"/>
+          <w:szCs w:val="28"/>
+          <w:lang w:val="en-US"/>
+        </w:rPr>
+        <w:t xml:space="preserve">Gather </w:t>
+      </w:r>
+      <w:proofErr w:type="gramStart"/>
+      <w:r>
+        <w:rPr>
+          <w:rFonts w:ascii="Times New Roman" w:hAnsi="Times New Roman" w:cs="Times New Roman"/>
+          <w:sz w:val="28"/>
+          <w:szCs w:val="28"/>
+          <w:lang w:val="en-US"/>
+        </w:rPr>
+        <w:t>Merge  (</w:t>
+      </w:r>
+      <w:proofErr w:type="gramEnd"/>
+      <w:r>
+        <w:rPr>
+          <w:rFonts w:ascii="Times New Roman" w:hAnsi="Times New Roman" w:cs="Times New Roman"/>
+          <w:sz w:val="28"/>
+          <w:szCs w:val="28"/>
+          <w:lang w:val="en-US"/>
+        </w:rPr>
+        <w:t>cost=</w:t>
+      </w:r>
+      <w:proofErr w:type="gramStart"/>
+      <w:r>
+        <w:rPr>
+          <w:rFonts w:ascii="Times New Roman" w:hAnsi="Times New Roman" w:cs="Times New Roman"/>
+          <w:sz w:val="28"/>
+          <w:szCs w:val="28"/>
+          <w:lang w:val="en-US"/>
+        </w:rPr>
+        <w:t>63790.40..</w:t>
+      </w:r>
+      <w:proofErr w:type="gramEnd"/>
+      <w:r>
+        <w:rPr>
+          <w:rFonts w:ascii="Times New Roman" w:hAnsi="Times New Roman" w:cs="Times New Roman"/>
+          <w:sz w:val="28"/>
+          <w:szCs w:val="28"/>
+          <w:lang w:val="en-US"/>
+        </w:rPr>
+        <w:t>161021.35 rows=833350 width=37) (actual time=</w:t>
+      </w:r>
+      <w:proofErr w:type="gramStart"/>
+      <w:r>
+        <w:rPr>
+          <w:rFonts w:ascii="Times New Roman" w:hAnsi="Times New Roman" w:cs="Times New Roman"/>
+          <w:sz w:val="28"/>
+          <w:szCs w:val="28"/>
+          <w:lang w:val="en-US"/>
+        </w:rPr>
+        <w:t>111.264..</w:t>
+      </w:r>
+      <w:proofErr w:type="gramEnd"/>
+      <w:r>
+        <w:rPr>
+          <w:rFonts w:ascii="Times New Roman" w:hAnsi="Times New Roman" w:cs="Times New Roman"/>
+          <w:sz w:val="28"/>
+          <w:szCs w:val="28"/>
+          <w:lang w:val="en-US"/>
+        </w:rPr>
+        <w:t>276.359 rows=1000021 loops=1)</w:t>
       </w:r>
     </w:p>
     <w:p>
@@ -2325,7 +3244,67 @@
           <w:szCs w:val="28"/>
           <w:lang w:val="en-US"/>
         </w:rPr>
-        <w:t xml:space="preserve">  -&gt;  Sort  (cost=62790.37..63832.06 rows=416675 width=37) (actual time=100.106..135.931 rows=333340 loops=3)</w:t>
+        <w:t xml:space="preserve">  -</w:t>
+      </w:r>
+      <w:proofErr w:type="gramStart"/>
+      <w:r>
+        <w:rPr>
+          <w:rFonts w:ascii="Times New Roman" w:hAnsi="Times New Roman" w:cs="Times New Roman"/>
+          <w:sz w:val="28"/>
+          <w:szCs w:val="28"/>
+          <w:lang w:val="en-US"/>
+        </w:rPr>
+        <w:t>&gt;  Sort</w:t>
+      </w:r>
+      <w:proofErr w:type="gramEnd"/>
+      <w:r>
+        <w:rPr>
+          <w:rFonts w:ascii="Times New Roman" w:hAnsi="Times New Roman" w:cs="Times New Roman"/>
+          <w:sz w:val="28"/>
+          <w:szCs w:val="28"/>
+          <w:lang w:val="en-US"/>
+        </w:rPr>
+        <w:t xml:space="preserve">  (cost=</w:t>
+      </w:r>
+      <w:proofErr w:type="gramStart"/>
+      <w:r>
+        <w:rPr>
+          <w:rFonts w:ascii="Times New Roman" w:hAnsi="Times New Roman" w:cs="Times New Roman"/>
+          <w:sz w:val="28"/>
+          <w:szCs w:val="28"/>
+          <w:lang w:val="en-US"/>
+        </w:rPr>
+        <w:t>62790.37..</w:t>
+      </w:r>
+      <w:proofErr w:type="gramEnd"/>
+      <w:r>
+        <w:rPr>
+          <w:rFonts w:ascii="Times New Roman" w:hAnsi="Times New Roman" w:cs="Times New Roman"/>
+          <w:sz w:val="28"/>
+          <w:szCs w:val="28"/>
+          <w:lang w:val="en-US"/>
+        </w:rPr>
+        <w:t>63832.06 rows=416675 width=37) (actual time=</w:t>
+      </w:r>
+      <w:proofErr w:type="gramStart"/>
+      <w:r>
+        <w:rPr>
+          <w:rFonts w:ascii="Times New Roman" w:hAnsi="Times New Roman" w:cs="Times New Roman"/>
+          <w:sz w:val="28"/>
+          <w:szCs w:val="28"/>
+          <w:lang w:val="en-US"/>
+        </w:rPr>
+        <w:t>100.106..</w:t>
+      </w:r>
+      <w:proofErr w:type="gramEnd"/>
+      <w:r>
+        <w:rPr>
+          <w:rFonts w:ascii="Times New Roman" w:hAnsi="Times New Roman" w:cs="Times New Roman"/>
+          <w:sz w:val="28"/>
+          <w:szCs w:val="28"/>
+          <w:lang w:val="en-US"/>
+        </w:rPr>
+        <w:t>135.931 rows=333340 loops=3)</w:t>
       </w:r>
     </w:p>
     <w:p>
@@ -2365,123 +3344,284 @@
           <w:szCs w:val="28"/>
           <w:lang w:val="en-US"/>
         </w:rPr>
-        <w:t>Sort Method: external merge  Disk: 16640kB</w:t>
-      </w:r>
-    </w:p>
-    <w:p>
-      <w:pPr>
-        <w:spacing w:line="360" w:lineRule="auto"/>
-        <w:ind w:firstLine="708"/>
-        <w:rPr>
-          <w:rFonts w:ascii="Times New Roman" w:hAnsi="Times New Roman" w:cs="Times New Roman"/>
-          <w:sz w:val="28"/>
-          <w:szCs w:val="28"/>
-          <w:lang w:val="en-US"/>
-        </w:rPr>
-      </w:pPr>
-      <w:r>
-        <w:rPr>
-          <w:rFonts w:ascii="Times New Roman" w:hAnsi="Times New Roman" w:cs="Times New Roman"/>
-          <w:sz w:val="28"/>
-          <w:szCs w:val="28"/>
-          <w:lang w:val="en-US"/>
-        </w:rPr>
-        <w:t xml:space="preserve">        Worker 0:  Sort Method: external merge  Disk: 14408kB</w:t>
-      </w:r>
-    </w:p>
-    <w:p>
-      <w:pPr>
-        <w:spacing w:line="360" w:lineRule="auto"/>
-        <w:ind w:firstLine="708"/>
-        <w:rPr>
-          <w:rFonts w:ascii="Times New Roman" w:hAnsi="Times New Roman" w:cs="Times New Roman"/>
-          <w:sz w:val="28"/>
-          <w:szCs w:val="28"/>
-          <w:lang w:val="en-US"/>
-        </w:rPr>
-      </w:pPr>
-      <w:r>
-        <w:rPr>
-          <w:rFonts w:ascii="Times New Roman" w:hAnsi="Times New Roman" w:cs="Times New Roman"/>
-          <w:sz w:val="28"/>
-          <w:szCs w:val="28"/>
-          <w:lang w:val="en-US"/>
-        </w:rPr>
-        <w:t xml:space="preserve">        Worker 1:  Sort Method: external merge  Disk: 15136kB</w:t>
-      </w:r>
-    </w:p>
-    <w:p>
-      <w:pPr>
-        <w:spacing w:line="360" w:lineRule="auto"/>
-        <w:ind w:firstLine="708"/>
-        <w:rPr>
-          <w:rFonts w:ascii="Times New Roman" w:hAnsi="Times New Roman" w:cs="Times New Roman"/>
-          <w:sz w:val="28"/>
-          <w:szCs w:val="28"/>
-          <w:lang w:val="en-US"/>
-        </w:rPr>
-      </w:pPr>
-      <w:r>
-        <w:rPr>
-          <w:rFonts w:ascii="Times New Roman" w:hAnsi="Times New Roman" w:cs="Times New Roman"/>
-          <w:sz w:val="28"/>
-          <w:szCs w:val="28"/>
-          <w:lang w:val="en-US"/>
-        </w:rPr>
-        <w:t xml:space="preserve">        -&gt;  Parallel Seq Scan on foo  (cost=0.00..12500.75 rows=416675 width=37) (actual time=0.039..20.431 rows=333340 loops=3)</w:t>
-      </w:r>
-    </w:p>
-    <w:p>
-      <w:pPr>
-        <w:spacing w:line="360" w:lineRule="auto"/>
-        <w:ind w:firstLine="708"/>
-        <w:rPr>
-          <w:rFonts w:ascii="Times New Roman" w:hAnsi="Times New Roman" w:cs="Times New Roman"/>
-          <w:sz w:val="28"/>
-          <w:szCs w:val="28"/>
-          <w:lang w:val="en-US"/>
-        </w:rPr>
-      </w:pPr>
-      <w:r>
-        <w:rPr>
-          <w:rFonts w:ascii="Times New Roman" w:hAnsi="Times New Roman" w:cs="Times New Roman"/>
-          <w:sz w:val="28"/>
-          <w:szCs w:val="28"/>
-          <w:lang w:val="en-US"/>
-        </w:rPr>
-        <w:t>Planning Time: 0.735 ms</w:t>
-      </w:r>
-    </w:p>
-    <w:p>
-      <w:pPr>
-        <w:spacing w:line="360" w:lineRule="auto"/>
-        <w:ind w:firstLine="708"/>
-        <w:rPr>
-          <w:rFonts w:ascii="Times New Roman" w:hAnsi="Times New Roman" w:cs="Times New Roman"/>
-          <w:sz w:val="28"/>
-          <w:szCs w:val="28"/>
-          <w:lang w:val="en-US"/>
-        </w:rPr>
-      </w:pPr>
-      <w:r>
-        <w:rPr>
-          <w:rFonts w:ascii="Times New Roman" w:hAnsi="Times New Roman" w:cs="Times New Roman"/>
-          <w:sz w:val="28"/>
-          <w:szCs w:val="28"/>
-          <w:lang w:val="en-US"/>
-        </w:rPr>
-        <w:t>Execution Time: 310.805 ms</w:t>
-      </w:r>
-    </w:p>
-    <w:p>
-      <w:pPr>
-        <w:spacing w:line="360" w:lineRule="auto"/>
-        <w:ind w:firstLine="708"/>
-        <w:rPr>
-          <w:rFonts w:ascii="Times New Roman" w:hAnsi="Times New Roman" w:cs="Times New Roman"/>
-          <w:sz w:val="28"/>
-          <w:szCs w:val="28"/>
-          <w:lang w:val="en-US"/>
+        <w:t xml:space="preserve">Sort Method: external </w:t>
+      </w:r>
+      <w:proofErr w:type="gramStart"/>
+      <w:r>
+        <w:rPr>
+          <w:rFonts w:ascii="Times New Roman" w:hAnsi="Times New Roman" w:cs="Times New Roman"/>
+          <w:sz w:val="28"/>
+          <w:szCs w:val="28"/>
+          <w:lang w:val="en-US"/>
+        </w:rPr>
+        <w:t>merge  Disk</w:t>
+      </w:r>
+      <w:proofErr w:type="gramEnd"/>
+      <w:r>
+        <w:rPr>
+          <w:rFonts w:ascii="Times New Roman" w:hAnsi="Times New Roman" w:cs="Times New Roman"/>
+          <w:sz w:val="28"/>
+          <w:szCs w:val="28"/>
+          <w:lang w:val="en-US"/>
+        </w:rPr>
+        <w:t>: 16640kB</w:t>
+      </w:r>
+    </w:p>
+    <w:p>
+      <w:pPr>
+        <w:spacing w:line="360" w:lineRule="auto"/>
+        <w:ind w:firstLine="708"/>
+        <w:rPr>
+          <w:rFonts w:ascii="Times New Roman" w:hAnsi="Times New Roman" w:cs="Times New Roman"/>
+          <w:sz w:val="28"/>
+          <w:szCs w:val="28"/>
+          <w:lang w:val="en-US"/>
+        </w:rPr>
+      </w:pPr>
+      <w:r>
+        <w:rPr>
+          <w:rFonts w:ascii="Times New Roman" w:hAnsi="Times New Roman" w:cs="Times New Roman"/>
+          <w:sz w:val="28"/>
+          <w:szCs w:val="28"/>
+          <w:lang w:val="en-US"/>
+        </w:rPr>
+        <w:t xml:space="preserve">        Worker 0:  Sort Method: external </w:t>
+      </w:r>
+      <w:proofErr w:type="gramStart"/>
+      <w:r>
+        <w:rPr>
+          <w:rFonts w:ascii="Times New Roman" w:hAnsi="Times New Roman" w:cs="Times New Roman"/>
+          <w:sz w:val="28"/>
+          <w:szCs w:val="28"/>
+          <w:lang w:val="en-US"/>
+        </w:rPr>
+        <w:t>merge  Disk</w:t>
+      </w:r>
+      <w:proofErr w:type="gramEnd"/>
+      <w:r>
+        <w:rPr>
+          <w:rFonts w:ascii="Times New Roman" w:hAnsi="Times New Roman" w:cs="Times New Roman"/>
+          <w:sz w:val="28"/>
+          <w:szCs w:val="28"/>
+          <w:lang w:val="en-US"/>
+        </w:rPr>
+        <w:t>: 14408kB</w:t>
+      </w:r>
+    </w:p>
+    <w:p>
+      <w:pPr>
+        <w:spacing w:line="360" w:lineRule="auto"/>
+        <w:ind w:firstLine="708"/>
+        <w:rPr>
+          <w:rFonts w:ascii="Times New Roman" w:hAnsi="Times New Roman" w:cs="Times New Roman"/>
+          <w:sz w:val="28"/>
+          <w:szCs w:val="28"/>
+          <w:lang w:val="en-US"/>
+        </w:rPr>
+      </w:pPr>
+      <w:r>
+        <w:rPr>
+          <w:rFonts w:ascii="Times New Roman" w:hAnsi="Times New Roman" w:cs="Times New Roman"/>
+          <w:sz w:val="28"/>
+          <w:szCs w:val="28"/>
+          <w:lang w:val="en-US"/>
+        </w:rPr>
+        <w:t xml:space="preserve">        Worker 1:  Sort Method: external </w:t>
+      </w:r>
+      <w:proofErr w:type="gramStart"/>
+      <w:r>
+        <w:rPr>
+          <w:rFonts w:ascii="Times New Roman" w:hAnsi="Times New Roman" w:cs="Times New Roman"/>
+          <w:sz w:val="28"/>
+          <w:szCs w:val="28"/>
+          <w:lang w:val="en-US"/>
+        </w:rPr>
+        <w:t>merge  Disk</w:t>
+      </w:r>
+      <w:proofErr w:type="gramEnd"/>
+      <w:r>
+        <w:rPr>
+          <w:rFonts w:ascii="Times New Roman" w:hAnsi="Times New Roman" w:cs="Times New Roman"/>
+          <w:sz w:val="28"/>
+          <w:szCs w:val="28"/>
+          <w:lang w:val="en-US"/>
+        </w:rPr>
+        <w:t>: 15136kB</w:t>
+      </w:r>
+    </w:p>
+    <w:p>
+      <w:pPr>
+        <w:spacing w:line="360" w:lineRule="auto"/>
+        <w:ind w:firstLine="708"/>
+        <w:rPr>
+          <w:rFonts w:ascii="Times New Roman" w:hAnsi="Times New Roman" w:cs="Times New Roman"/>
+          <w:sz w:val="28"/>
+          <w:szCs w:val="28"/>
+          <w:lang w:val="en-US"/>
+        </w:rPr>
+      </w:pPr>
+      <w:r>
+        <w:rPr>
+          <w:rFonts w:ascii="Times New Roman" w:hAnsi="Times New Roman" w:cs="Times New Roman"/>
+          <w:sz w:val="28"/>
+          <w:szCs w:val="28"/>
+          <w:lang w:val="en-US"/>
+        </w:rPr>
+        <w:t xml:space="preserve">        -</w:t>
+      </w:r>
+      <w:proofErr w:type="gramStart"/>
+      <w:r>
+        <w:rPr>
+          <w:rFonts w:ascii="Times New Roman" w:hAnsi="Times New Roman" w:cs="Times New Roman"/>
+          <w:sz w:val="28"/>
+          <w:szCs w:val="28"/>
+          <w:lang w:val="en-US"/>
+        </w:rPr>
+        <w:t>&gt;  Parallel</w:t>
+      </w:r>
+      <w:proofErr w:type="gramEnd"/>
+      <w:r>
+        <w:rPr>
+          <w:rFonts w:ascii="Times New Roman" w:hAnsi="Times New Roman" w:cs="Times New Roman"/>
+          <w:sz w:val="28"/>
+          <w:szCs w:val="28"/>
+          <w:lang w:val="en-US"/>
+        </w:rPr>
+        <w:t xml:space="preserve"> Seq Scan on </w:t>
+      </w:r>
+      <w:proofErr w:type="gramStart"/>
+      <w:r>
+        <w:rPr>
+          <w:rFonts w:ascii="Times New Roman" w:hAnsi="Times New Roman" w:cs="Times New Roman"/>
+          <w:sz w:val="28"/>
+          <w:szCs w:val="28"/>
+          <w:lang w:val="en-US"/>
+        </w:rPr>
+        <w:t>foo  (</w:t>
+      </w:r>
+      <w:proofErr w:type="gramEnd"/>
+      <w:r>
+        <w:rPr>
+          <w:rFonts w:ascii="Times New Roman" w:hAnsi="Times New Roman" w:cs="Times New Roman"/>
+          <w:sz w:val="28"/>
+          <w:szCs w:val="28"/>
+          <w:lang w:val="en-US"/>
+        </w:rPr>
+        <w:t>cost=</w:t>
+      </w:r>
+      <w:proofErr w:type="gramStart"/>
+      <w:r>
+        <w:rPr>
+          <w:rFonts w:ascii="Times New Roman" w:hAnsi="Times New Roman" w:cs="Times New Roman"/>
+          <w:sz w:val="28"/>
+          <w:szCs w:val="28"/>
+          <w:lang w:val="en-US"/>
+        </w:rPr>
+        <w:t>0.00..</w:t>
+      </w:r>
+      <w:proofErr w:type="gramEnd"/>
+      <w:r>
+        <w:rPr>
+          <w:rFonts w:ascii="Times New Roman" w:hAnsi="Times New Roman" w:cs="Times New Roman"/>
+          <w:sz w:val="28"/>
+          <w:szCs w:val="28"/>
+          <w:lang w:val="en-US"/>
+        </w:rPr>
+        <w:t>12500.75 rows=416675 width=37) (actual time=</w:t>
+      </w:r>
+      <w:proofErr w:type="gramStart"/>
+      <w:r>
+        <w:rPr>
+          <w:rFonts w:ascii="Times New Roman" w:hAnsi="Times New Roman" w:cs="Times New Roman"/>
+          <w:sz w:val="28"/>
+          <w:szCs w:val="28"/>
+          <w:lang w:val="en-US"/>
+        </w:rPr>
+        <w:t>0.039..</w:t>
+      </w:r>
+      <w:proofErr w:type="gramEnd"/>
+      <w:r>
+        <w:rPr>
+          <w:rFonts w:ascii="Times New Roman" w:hAnsi="Times New Roman" w:cs="Times New Roman"/>
+          <w:sz w:val="28"/>
+          <w:szCs w:val="28"/>
+          <w:lang w:val="en-US"/>
+        </w:rPr>
+        <w:t>20.431 rows=333340 loops=3)</w:t>
+      </w:r>
+    </w:p>
+    <w:p>
+      <w:pPr>
+        <w:spacing w:line="360" w:lineRule="auto"/>
+        <w:ind w:firstLine="708"/>
+        <w:rPr>
+          <w:rFonts w:ascii="Times New Roman" w:hAnsi="Times New Roman" w:cs="Times New Roman"/>
+          <w:sz w:val="28"/>
+          <w:szCs w:val="28"/>
+          <w:lang w:val="en-US"/>
+        </w:rPr>
+      </w:pPr>
+      <w:r>
+        <w:rPr>
+          <w:rFonts w:ascii="Times New Roman" w:hAnsi="Times New Roman" w:cs="Times New Roman"/>
+          <w:sz w:val="28"/>
+          <w:szCs w:val="28"/>
+          <w:lang w:val="en-US"/>
+        </w:rPr>
+        <w:t xml:space="preserve">Planning Time: 0.735 </w:t>
+      </w:r>
+      <w:proofErr w:type="spellStart"/>
+      <w:r>
+        <w:rPr>
+          <w:rFonts w:ascii="Times New Roman" w:hAnsi="Times New Roman" w:cs="Times New Roman"/>
+          <w:sz w:val="28"/>
+          <w:szCs w:val="28"/>
+          <w:lang w:val="en-US"/>
+        </w:rPr>
+        <w:t>ms</w:t>
+      </w:r>
+      <w:proofErr w:type="spellEnd"/>
+    </w:p>
+    <w:p>
+      <w:pPr>
+        <w:spacing w:line="360" w:lineRule="auto"/>
+        <w:ind w:firstLine="708"/>
+        <w:rPr>
+          <w:rFonts w:ascii="Times New Roman" w:hAnsi="Times New Roman" w:cs="Times New Roman"/>
+          <w:sz w:val="28"/>
+          <w:szCs w:val="28"/>
+          <w:lang w:val="en-US"/>
+        </w:rPr>
+      </w:pPr>
+      <w:r>
+        <w:rPr>
+          <w:rFonts w:ascii="Times New Roman" w:hAnsi="Times New Roman" w:cs="Times New Roman"/>
+          <w:sz w:val="28"/>
+          <w:szCs w:val="28"/>
+          <w:lang w:val="en-US"/>
+        </w:rPr>
+        <w:t xml:space="preserve">Execution Time: 310.805 </w:t>
+      </w:r>
+      <w:proofErr w:type="spellStart"/>
+      <w:r>
+        <w:rPr>
+          <w:rFonts w:ascii="Times New Roman" w:hAnsi="Times New Roman" w:cs="Times New Roman"/>
+          <w:sz w:val="28"/>
+          <w:szCs w:val="28"/>
+          <w:lang w:val="en-US"/>
+        </w:rPr>
+        <w:t>ms</w:t>
+      </w:r>
+      <w:proofErr w:type="spellEnd"/>
+    </w:p>
+    <w:p>
+      <w:pPr>
+        <w:spacing w:line="360" w:lineRule="auto"/>
+        <w:ind w:firstLine="708"/>
+        <w:rPr>
+          <w:rFonts w:ascii="Times New Roman" w:hAnsi="Times New Roman" w:cs="Times New Roman"/>
+          <w:sz w:val="28"/>
+          <w:szCs w:val="28"/>
         </w:rPr>
       </w:pPr>
       <w:r>
@@ -2501,7 +3641,6 @@
           <w:rFonts w:ascii="Times New Roman" w:hAnsi="Times New Roman" w:cs="Times New Roman"/>
           <w:sz w:val="28"/>
           <w:szCs w:val="28"/>
-          <w:lang w:val="en-US"/>
         </w:rPr>
       </w:pPr>
       <w:r>
@@ -2695,14 +3834,65 @@
         </w:rPr>
         <w:t xml:space="preserve">: </w:t>
       </w:r>
-      <w:r>
-        <w:rPr>
-          <w:rFonts w:ascii="Times New Roman" w:hAnsi="Times New Roman" w:cs="Times New Roman"/>
-          <w:sz w:val="28"/>
-          <w:szCs w:val="28"/>
-          <w:lang w:val="en-US"/>
-        </w:rPr>
-        <w:t>Sort  (cost=117994.30..120494.35 rows=1000021 width=37) (actual time=310.384..343.105 rows=1000021 loops=1)</w:t>
+      <w:proofErr w:type="gramStart"/>
+      <w:r>
+        <w:rPr>
+          <w:rFonts w:ascii="Times New Roman" w:hAnsi="Times New Roman" w:cs="Times New Roman"/>
+          <w:sz w:val="28"/>
+          <w:szCs w:val="28"/>
+          <w:lang w:val="en-US"/>
+        </w:rPr>
+        <w:t>Sort  (</w:t>
+      </w:r>
+      <w:proofErr w:type="gramEnd"/>
+      <w:r>
+        <w:rPr>
+          <w:rFonts w:ascii="Times New Roman" w:hAnsi="Times New Roman" w:cs="Times New Roman"/>
+          <w:sz w:val="28"/>
+          <w:szCs w:val="28"/>
+          <w:lang w:val="en-US"/>
+        </w:rPr>
+        <w:t>cost=</w:t>
+      </w:r>
+      <w:proofErr w:type="gramStart"/>
+      <w:r>
+        <w:rPr>
+          <w:rFonts w:ascii="Times New Roman" w:hAnsi="Times New Roman" w:cs="Times New Roman"/>
+          <w:sz w:val="28"/>
+          <w:szCs w:val="28"/>
+          <w:lang w:val="en-US"/>
+        </w:rPr>
+        <w:t>117994.30..</w:t>
+      </w:r>
+      <w:proofErr w:type="gramEnd"/>
+      <w:r>
+        <w:rPr>
+          <w:rFonts w:ascii="Times New Roman" w:hAnsi="Times New Roman" w:cs="Times New Roman"/>
+          <w:sz w:val="28"/>
+          <w:szCs w:val="28"/>
+          <w:lang w:val="en-US"/>
+        </w:rPr>
+        <w:t>120494.35 rows=1000021 width=37) (actual time=</w:t>
+      </w:r>
+      <w:proofErr w:type="gramStart"/>
+      <w:r>
+        <w:rPr>
+          <w:rFonts w:ascii="Times New Roman" w:hAnsi="Times New Roman" w:cs="Times New Roman"/>
+          <w:sz w:val="28"/>
+          <w:szCs w:val="28"/>
+          <w:lang w:val="en-US"/>
+        </w:rPr>
+        <w:t>310.384..</w:t>
+      </w:r>
+      <w:proofErr w:type="gramEnd"/>
+      <w:r>
+        <w:rPr>
+          <w:rFonts w:ascii="Times New Roman" w:hAnsi="Times New Roman" w:cs="Times New Roman"/>
+          <w:sz w:val="28"/>
+          <w:szCs w:val="28"/>
+          <w:lang w:val="en-US"/>
+        </w:rPr>
+        <w:t>343.105 rows=1000021 loops=1)</w:t>
       </w:r>
     </w:p>
     <w:p>
@@ -2742,97 +3932,228 @@
           <w:szCs w:val="28"/>
           <w:lang w:val="en-US"/>
         </w:rPr>
-        <w:t>Sort Method: quicksort  Memory: 102703kB</w:t>
-      </w:r>
-    </w:p>
-    <w:p>
-      <w:pPr>
-        <w:spacing w:line="360" w:lineRule="auto"/>
-        <w:ind w:firstLine="708"/>
-        <w:rPr>
-          <w:rFonts w:ascii="Times New Roman" w:hAnsi="Times New Roman" w:cs="Times New Roman"/>
-          <w:sz w:val="28"/>
-          <w:szCs w:val="28"/>
-          <w:lang w:val="en-US"/>
-        </w:rPr>
-      </w:pPr>
-      <w:r>
-        <w:rPr>
-          <w:rFonts w:ascii="Times New Roman" w:hAnsi="Times New Roman" w:cs="Times New Roman"/>
-          <w:sz w:val="28"/>
-          <w:szCs w:val="28"/>
-          <w:lang w:val="en-US"/>
-        </w:rPr>
-        <w:t xml:space="preserve">  -&gt;  Seq Scan on foo  (cost=0.00..18334.21 rows=1000021 width=37) (actual time=0.035..53.149 rows=1000021 loops=1)</w:t>
-      </w:r>
-    </w:p>
-    <w:p>
-      <w:pPr>
-        <w:spacing w:line="360" w:lineRule="auto"/>
-        <w:rPr>
-          <w:rFonts w:ascii="Times New Roman" w:hAnsi="Times New Roman" w:cs="Times New Roman"/>
-          <w:sz w:val="28"/>
-          <w:szCs w:val="28"/>
-          <w:lang w:val="en-US"/>
-        </w:rPr>
-      </w:pPr>
-      <w:r>
-        <w:rPr>
-          <w:rFonts w:ascii="Times New Roman" w:hAnsi="Times New Roman" w:cs="Times New Roman"/>
-          <w:sz w:val="28"/>
-          <w:szCs w:val="28"/>
-          <w:lang w:val="en-US"/>
-        </w:rPr>
-        <w:t>Planning Time: 0.196 ms</w:t>
-      </w:r>
-    </w:p>
-    <w:p>
-      <w:pPr>
-        <w:spacing w:line="360" w:lineRule="auto"/>
-        <w:rPr>
-          <w:rFonts w:ascii="Times New Roman" w:hAnsi="Times New Roman" w:cs="Times New Roman"/>
-          <w:sz w:val="28"/>
-          <w:szCs w:val="28"/>
-          <w:lang w:val="en-US"/>
-        </w:rPr>
-      </w:pPr>
-      <w:r>
-        <w:rPr>
-          <w:rFonts w:ascii="Times New Roman" w:hAnsi="Times New Roman" w:cs="Times New Roman"/>
-          <w:sz w:val="28"/>
-          <w:szCs w:val="28"/>
-          <w:lang w:val="en-US"/>
-        </w:rPr>
-        <w:t>Execution Time: 382.072 ms</w:t>
-      </w:r>
-    </w:p>
-    <w:p>
-      <w:pPr>
-        <w:spacing w:line="360" w:lineRule="auto"/>
-        <w:rPr>
-          <w:rFonts w:ascii="Times New Roman" w:hAnsi="Times New Roman" w:cs="Times New Roman"/>
-          <w:sz w:val="28"/>
-          <w:szCs w:val="28"/>
-        </w:rPr>
-      </w:pPr>
-      <w:r>
-        <w:rPr>
-          <w:rFonts w:ascii="Times New Roman" w:hAnsi="Times New Roman" w:cs="Times New Roman"/>
-          <w:sz w:val="28"/>
-          <w:szCs w:val="28"/>
-        </w:rPr>
-        <w:t>Теперь сортировка выполняется в озу</w:t>
-      </w:r>
-    </w:p>
-    <w:p>
-      <w:pPr>
-        <w:spacing w:line="360" w:lineRule="auto"/>
-        <w:ind w:firstLine="708"/>
-        <w:rPr>
-          <w:rFonts w:ascii="Times New Roman" w:hAnsi="Times New Roman" w:cs="Times New Roman"/>
-          <w:sz w:val="28"/>
-          <w:szCs w:val="28"/>
-          <w:lang w:val="en-US"/>
+        <w:t xml:space="preserve">Sort Method: </w:t>
+      </w:r>
+      <w:proofErr w:type="gramStart"/>
+      <w:r>
+        <w:rPr>
+          <w:rFonts w:ascii="Times New Roman" w:hAnsi="Times New Roman" w:cs="Times New Roman"/>
+          <w:sz w:val="28"/>
+          <w:szCs w:val="28"/>
+          <w:lang w:val="en-US"/>
+        </w:rPr>
+        <w:t>quicksort  Memory</w:t>
+      </w:r>
+      <w:proofErr w:type="gramEnd"/>
+      <w:r>
+        <w:rPr>
+          <w:rFonts w:ascii="Times New Roman" w:hAnsi="Times New Roman" w:cs="Times New Roman"/>
+          <w:sz w:val="28"/>
+          <w:szCs w:val="28"/>
+          <w:lang w:val="en-US"/>
+        </w:rPr>
+        <w:t>: 102703kB</w:t>
+      </w:r>
+    </w:p>
+    <w:p>
+      <w:pPr>
+        <w:spacing w:line="360" w:lineRule="auto"/>
+        <w:ind w:firstLine="708"/>
+        <w:rPr>
+          <w:rFonts w:ascii="Times New Roman" w:hAnsi="Times New Roman" w:cs="Times New Roman"/>
+          <w:sz w:val="28"/>
+          <w:szCs w:val="28"/>
+          <w:lang w:val="en-US"/>
+        </w:rPr>
+      </w:pPr>
+      <w:r>
+        <w:rPr>
+          <w:rFonts w:ascii="Times New Roman" w:hAnsi="Times New Roman" w:cs="Times New Roman"/>
+          <w:sz w:val="28"/>
+          <w:szCs w:val="28"/>
+          <w:lang w:val="en-US"/>
+        </w:rPr>
+        <w:t xml:space="preserve">  -</w:t>
+      </w:r>
+      <w:proofErr w:type="gramStart"/>
+      <w:r>
+        <w:rPr>
+          <w:rFonts w:ascii="Times New Roman" w:hAnsi="Times New Roman" w:cs="Times New Roman"/>
+          <w:sz w:val="28"/>
+          <w:szCs w:val="28"/>
+          <w:lang w:val="en-US"/>
+        </w:rPr>
+        <w:t>&gt;  Seq</w:t>
+      </w:r>
+      <w:proofErr w:type="gramEnd"/>
+      <w:r>
+        <w:rPr>
+          <w:rFonts w:ascii="Times New Roman" w:hAnsi="Times New Roman" w:cs="Times New Roman"/>
+          <w:sz w:val="28"/>
+          <w:szCs w:val="28"/>
+          <w:lang w:val="en-US"/>
+        </w:rPr>
+        <w:t xml:space="preserve"> Scan on </w:t>
+      </w:r>
+      <w:proofErr w:type="gramStart"/>
+      <w:r>
+        <w:rPr>
+          <w:rFonts w:ascii="Times New Roman" w:hAnsi="Times New Roman" w:cs="Times New Roman"/>
+          <w:sz w:val="28"/>
+          <w:szCs w:val="28"/>
+          <w:lang w:val="en-US"/>
+        </w:rPr>
+        <w:t>foo  (</w:t>
+      </w:r>
+      <w:proofErr w:type="gramEnd"/>
+      <w:r>
+        <w:rPr>
+          <w:rFonts w:ascii="Times New Roman" w:hAnsi="Times New Roman" w:cs="Times New Roman"/>
+          <w:sz w:val="28"/>
+          <w:szCs w:val="28"/>
+          <w:lang w:val="en-US"/>
+        </w:rPr>
+        <w:t>cost=</w:t>
+      </w:r>
+      <w:proofErr w:type="gramStart"/>
+      <w:r>
+        <w:rPr>
+          <w:rFonts w:ascii="Times New Roman" w:hAnsi="Times New Roman" w:cs="Times New Roman"/>
+          <w:sz w:val="28"/>
+          <w:szCs w:val="28"/>
+          <w:lang w:val="en-US"/>
+        </w:rPr>
+        <w:t>0.00..</w:t>
+      </w:r>
+      <w:proofErr w:type="gramEnd"/>
+      <w:r>
+        <w:rPr>
+          <w:rFonts w:ascii="Times New Roman" w:hAnsi="Times New Roman" w:cs="Times New Roman"/>
+          <w:sz w:val="28"/>
+          <w:szCs w:val="28"/>
+          <w:lang w:val="en-US"/>
+        </w:rPr>
+        <w:t>18334.21 rows=1000021 width=37) (actual time=</w:t>
+      </w:r>
+      <w:proofErr w:type="gramStart"/>
+      <w:r>
+        <w:rPr>
+          <w:rFonts w:ascii="Times New Roman" w:hAnsi="Times New Roman" w:cs="Times New Roman"/>
+          <w:sz w:val="28"/>
+          <w:szCs w:val="28"/>
+          <w:lang w:val="en-US"/>
+        </w:rPr>
+        <w:t>0.035..</w:t>
+      </w:r>
+      <w:proofErr w:type="gramEnd"/>
+      <w:r>
+        <w:rPr>
+          <w:rFonts w:ascii="Times New Roman" w:hAnsi="Times New Roman" w:cs="Times New Roman"/>
+          <w:sz w:val="28"/>
+          <w:szCs w:val="28"/>
+          <w:lang w:val="en-US"/>
+        </w:rPr>
+        <w:t>53.149 rows=1000021 loops=1)</w:t>
+      </w:r>
+    </w:p>
+    <w:p>
+      <w:pPr>
+        <w:spacing w:line="360" w:lineRule="auto"/>
+        <w:rPr>
+          <w:rFonts w:ascii="Times New Roman" w:hAnsi="Times New Roman" w:cs="Times New Roman"/>
+          <w:sz w:val="28"/>
+          <w:szCs w:val="28"/>
+          <w:lang w:val="en-US"/>
+        </w:rPr>
+      </w:pPr>
+      <w:r>
+        <w:rPr>
+          <w:rFonts w:ascii="Times New Roman" w:hAnsi="Times New Roman" w:cs="Times New Roman"/>
+          <w:sz w:val="28"/>
+          <w:szCs w:val="28"/>
+          <w:lang w:val="en-US"/>
+        </w:rPr>
+        <w:t xml:space="preserve">Planning Time: 0.196 </w:t>
+      </w:r>
+      <w:proofErr w:type="spellStart"/>
+      <w:r>
+        <w:rPr>
+          <w:rFonts w:ascii="Times New Roman" w:hAnsi="Times New Roman" w:cs="Times New Roman"/>
+          <w:sz w:val="28"/>
+          <w:szCs w:val="28"/>
+          <w:lang w:val="en-US"/>
+        </w:rPr>
+        <w:t>ms</w:t>
+      </w:r>
+      <w:proofErr w:type="spellEnd"/>
+    </w:p>
+    <w:p>
+      <w:pPr>
+        <w:spacing w:line="360" w:lineRule="auto"/>
+        <w:rPr>
+          <w:rFonts w:ascii="Times New Roman" w:hAnsi="Times New Roman" w:cs="Times New Roman"/>
+          <w:sz w:val="28"/>
+          <w:szCs w:val="28"/>
+          <w:lang w:val="en-US"/>
+        </w:rPr>
+      </w:pPr>
+      <w:r>
+        <w:rPr>
+          <w:rFonts w:ascii="Times New Roman" w:hAnsi="Times New Roman" w:cs="Times New Roman"/>
+          <w:sz w:val="28"/>
+          <w:szCs w:val="28"/>
+          <w:lang w:val="en-US"/>
+        </w:rPr>
+        <w:t xml:space="preserve">Execution Time: 382.072 </w:t>
+      </w:r>
+      <w:proofErr w:type="spellStart"/>
+      <w:r>
+        <w:rPr>
+          <w:rFonts w:ascii="Times New Roman" w:hAnsi="Times New Roman" w:cs="Times New Roman"/>
+          <w:sz w:val="28"/>
+          <w:szCs w:val="28"/>
+          <w:lang w:val="en-US"/>
+        </w:rPr>
+        <w:t>ms</w:t>
+      </w:r>
+      <w:proofErr w:type="spellEnd"/>
+    </w:p>
+    <w:p>
+      <w:pPr>
+        <w:spacing w:line="360" w:lineRule="auto"/>
+        <w:rPr>
+          <w:rFonts w:ascii="Times New Roman" w:hAnsi="Times New Roman" w:cs="Times New Roman"/>
+          <w:sz w:val="28"/>
+          <w:szCs w:val="28"/>
+        </w:rPr>
+      </w:pPr>
+      <w:r>
+        <w:rPr>
+          <w:rFonts w:ascii="Times New Roman" w:hAnsi="Times New Roman" w:cs="Times New Roman"/>
+          <w:sz w:val="28"/>
+          <w:szCs w:val="28"/>
+        </w:rPr>
+        <w:t xml:space="preserve">Теперь сортировка выполняется в </w:t>
+      </w:r>
+      <w:proofErr w:type="spellStart"/>
+      <w:r>
+        <w:rPr>
+          <w:rFonts w:ascii="Times New Roman" w:hAnsi="Times New Roman" w:cs="Times New Roman"/>
+          <w:sz w:val="28"/>
+          <w:szCs w:val="28"/>
+        </w:rPr>
+        <w:t>озу</w:t>
+      </w:r>
+      <w:proofErr w:type="spellEnd"/>
+    </w:p>
+    <w:p>
+      <w:pPr>
+        <w:spacing w:line="360" w:lineRule="auto"/>
+        <w:ind w:firstLine="708"/>
+        <w:rPr>
+          <w:rFonts w:ascii="Times New Roman" w:hAnsi="Times New Roman" w:cs="Times New Roman"/>
+          <w:sz w:val="28"/>
+          <w:szCs w:val="28"/>
         </w:rPr>
       </w:pPr>
       <w:r>
@@ -2848,7 +4169,6 @@
           <w:rFonts w:ascii="Times New Roman" w:hAnsi="Times New Roman" w:cs="Times New Roman"/>
           <w:sz w:val="28"/>
           <w:szCs w:val="28"/>
-          <w:lang w:val="en-US"/>
         </w:rPr>
         <w:t xml:space="preserve"> </w:t>
       </w:r>
@@ -2867,68 +4187,158 @@
           <w:szCs w:val="28"/>
           <w:lang w:val="en-US"/>
         </w:rPr>
-        <w:t>c1</w:t>
-      </w:r>
-    </w:p>
-    <w:p>
-      <w:pPr>
-        <w:spacing w:line="360" w:lineRule="auto"/>
-        <w:rPr>
-          <w:rFonts w:ascii="Times New Roman" w:hAnsi="Times New Roman" w:cs="Times New Roman"/>
-          <w:sz w:val="28"/>
-          <w:szCs w:val="28"/>
-          <w:lang w:val="en-US"/>
-        </w:rPr>
-      </w:pPr>
-      <w:r>
-        <w:rPr>
-          <w:rFonts w:ascii="Times New Roman" w:hAnsi="Times New Roman" w:cs="Times New Roman"/>
-          <w:sz w:val="28"/>
-          <w:szCs w:val="28"/>
-          <w:lang w:val="en-US"/>
-        </w:rPr>
-        <w:t>Index Scan using idx_foo_c1 on foo  (cost=0.42..34317.74 rows=1000021 width=37) (actual time=1.912..190.837 rows=1000021 loops=1)</w:t>
-      </w:r>
-    </w:p>
-    <w:p>
-      <w:pPr>
-        <w:spacing w:line="360" w:lineRule="auto"/>
-        <w:rPr>
-          <w:rFonts w:ascii="Times New Roman" w:hAnsi="Times New Roman" w:cs="Times New Roman"/>
-          <w:sz w:val="28"/>
-          <w:szCs w:val="28"/>
-          <w:lang w:val="en-US"/>
-        </w:rPr>
-      </w:pPr>
-      <w:r>
-        <w:rPr>
-          <w:rFonts w:ascii="Times New Roman" w:hAnsi="Times New Roman" w:cs="Times New Roman"/>
-          <w:sz w:val="28"/>
-          <w:szCs w:val="28"/>
-          <w:lang w:val="en-US"/>
-        </w:rPr>
-        <w:t>Planning Time: 0.685 ms</w:t>
-      </w:r>
-    </w:p>
-    <w:p>
-      <w:pPr>
-        <w:spacing w:line="360" w:lineRule="auto"/>
-        <w:rPr>
-          <w:rFonts w:ascii="Times New Roman" w:hAnsi="Times New Roman" w:cs="Times New Roman"/>
-          <w:sz w:val="28"/>
-          <w:szCs w:val="28"/>
-          <w:lang w:val="en-US"/>
-        </w:rPr>
-      </w:pPr>
-      <w:r>
-        <w:rPr>
-          <w:rFonts w:ascii="Times New Roman" w:hAnsi="Times New Roman" w:cs="Times New Roman"/>
-          <w:sz w:val="28"/>
-          <w:szCs w:val="28"/>
-          <w:lang w:val="en-US"/>
-        </w:rPr>
-        <w:t>Execution Time: 220.796 ms</w:t>
-      </w:r>
+        <w:t>c</w:t>
+      </w:r>
+      <w:r>
+        <w:rPr>
+          <w:rFonts w:ascii="Times New Roman" w:hAnsi="Times New Roman" w:cs="Times New Roman"/>
+          <w:sz w:val="28"/>
+          <w:szCs w:val="28"/>
+        </w:rPr>
+        <w:t>1</w:t>
+      </w:r>
+    </w:p>
+    <w:p>
+      <w:pPr>
+        <w:spacing w:line="360" w:lineRule="auto"/>
+        <w:rPr>
+          <w:rFonts w:ascii="Times New Roman" w:hAnsi="Times New Roman" w:cs="Times New Roman"/>
+          <w:sz w:val="28"/>
+          <w:szCs w:val="28"/>
+          <w:lang w:val="en-US"/>
+        </w:rPr>
+      </w:pPr>
+      <w:r>
+        <w:rPr>
+          <w:rFonts w:ascii="Times New Roman" w:hAnsi="Times New Roman" w:cs="Times New Roman"/>
+          <w:sz w:val="28"/>
+          <w:szCs w:val="28"/>
+          <w:lang w:val="en-US"/>
+        </w:rPr>
+        <w:t xml:space="preserve">Index Scan using idx_foo_c1 on </w:t>
+      </w:r>
+      <w:proofErr w:type="gramStart"/>
+      <w:r>
+        <w:rPr>
+          <w:rFonts w:ascii="Times New Roman" w:hAnsi="Times New Roman" w:cs="Times New Roman"/>
+          <w:sz w:val="28"/>
+          <w:szCs w:val="28"/>
+          <w:lang w:val="en-US"/>
+        </w:rPr>
+        <w:t>foo  (</w:t>
+      </w:r>
+      <w:proofErr w:type="gramEnd"/>
+      <w:r>
+        <w:rPr>
+          <w:rFonts w:ascii="Times New Roman" w:hAnsi="Times New Roman" w:cs="Times New Roman"/>
+          <w:sz w:val="28"/>
+          <w:szCs w:val="28"/>
+          <w:lang w:val="en-US"/>
+        </w:rPr>
+        <w:t>cost=</w:t>
+      </w:r>
+      <w:proofErr w:type="gramStart"/>
+      <w:r>
+        <w:rPr>
+          <w:rFonts w:ascii="Times New Roman" w:hAnsi="Times New Roman" w:cs="Times New Roman"/>
+          <w:sz w:val="28"/>
+          <w:szCs w:val="28"/>
+          <w:lang w:val="en-US"/>
+        </w:rPr>
+        <w:t>0.42..</w:t>
+      </w:r>
+      <w:proofErr w:type="gramEnd"/>
+      <w:r>
+        <w:rPr>
+          <w:rFonts w:ascii="Times New Roman" w:hAnsi="Times New Roman" w:cs="Times New Roman"/>
+          <w:sz w:val="28"/>
+          <w:szCs w:val="28"/>
+          <w:lang w:val="en-US"/>
+        </w:rPr>
+        <w:t>34317.74 rows=1000021 width=37) (actual time=</w:t>
+      </w:r>
+      <w:proofErr w:type="gramStart"/>
+      <w:r>
+        <w:rPr>
+          <w:rFonts w:ascii="Times New Roman" w:hAnsi="Times New Roman" w:cs="Times New Roman"/>
+          <w:sz w:val="28"/>
+          <w:szCs w:val="28"/>
+          <w:lang w:val="en-US"/>
+        </w:rPr>
+        <w:t>1.912..</w:t>
+      </w:r>
+      <w:proofErr w:type="gramEnd"/>
+      <w:r>
+        <w:rPr>
+          <w:rFonts w:ascii="Times New Roman" w:hAnsi="Times New Roman" w:cs="Times New Roman"/>
+          <w:sz w:val="28"/>
+          <w:szCs w:val="28"/>
+          <w:lang w:val="en-US"/>
+        </w:rPr>
+        <w:t>190.837 rows=1000021 loops=1)</w:t>
+      </w:r>
+    </w:p>
+    <w:p>
+      <w:pPr>
+        <w:spacing w:line="360" w:lineRule="auto"/>
+        <w:rPr>
+          <w:rFonts w:ascii="Times New Roman" w:hAnsi="Times New Roman" w:cs="Times New Roman"/>
+          <w:sz w:val="28"/>
+          <w:szCs w:val="28"/>
+          <w:lang w:val="en-US"/>
+        </w:rPr>
+      </w:pPr>
+      <w:r>
+        <w:rPr>
+          <w:rFonts w:ascii="Times New Roman" w:hAnsi="Times New Roman" w:cs="Times New Roman"/>
+          <w:sz w:val="28"/>
+          <w:szCs w:val="28"/>
+          <w:lang w:val="en-US"/>
+        </w:rPr>
+        <w:t xml:space="preserve">Planning Time: 0.685 </w:t>
+      </w:r>
+      <w:proofErr w:type="spellStart"/>
+      <w:r>
+        <w:rPr>
+          <w:rFonts w:ascii="Times New Roman" w:hAnsi="Times New Roman" w:cs="Times New Roman"/>
+          <w:sz w:val="28"/>
+          <w:szCs w:val="28"/>
+          <w:lang w:val="en-US"/>
+        </w:rPr>
+        <w:t>ms</w:t>
+      </w:r>
+      <w:proofErr w:type="spellEnd"/>
+    </w:p>
+    <w:p>
+      <w:pPr>
+        <w:spacing w:line="360" w:lineRule="auto"/>
+        <w:rPr>
+          <w:rFonts w:ascii="Times New Roman" w:hAnsi="Times New Roman" w:cs="Times New Roman"/>
+          <w:sz w:val="28"/>
+          <w:szCs w:val="28"/>
+          <w:lang w:val="en-US"/>
+        </w:rPr>
+      </w:pPr>
+      <w:r>
+        <w:rPr>
+          <w:rFonts w:ascii="Times New Roman" w:hAnsi="Times New Roman" w:cs="Times New Roman"/>
+          <w:sz w:val="28"/>
+          <w:szCs w:val="28"/>
+          <w:lang w:val="en-US"/>
+        </w:rPr>
+        <w:t xml:space="preserve">Execution Time: 220.796 </w:t>
+      </w:r>
+      <w:proofErr w:type="spellStart"/>
+      <w:r>
+        <w:rPr>
+          <w:rFonts w:ascii="Times New Roman" w:hAnsi="Times New Roman" w:cs="Times New Roman"/>
+          <w:sz w:val="28"/>
+          <w:szCs w:val="28"/>
+          <w:lang w:val="en-US"/>
+        </w:rPr>
+        <w:t>ms</w:t>
+      </w:r>
+      <w:proofErr w:type="spellEnd"/>
     </w:p>
     <w:p>
       <w:pPr>
@@ -2956,6 +4366,7 @@
           <w:rFonts w:ascii="Times New Roman" w:hAnsi="Times New Roman" w:cs="Times New Roman"/>
           <w:sz w:val="28"/>
           <w:szCs w:val="28"/>
+          <w:lang w:val="en-US"/>
         </w:rPr>
       </w:pPr>
       <w:r>
@@ -2999,6 +4410,212 @@
           <w:szCs w:val="28"/>
           <w:lang w:val="en-US"/>
         </w:rPr>
+        <w:t xml:space="preserve"> create table bar (c1 integer, c2 </w:t>
+      </w:r>
+      <w:proofErr w:type="spellStart"/>
+      <w:r>
+        <w:rPr>
+          <w:rFonts w:ascii="Times New Roman" w:hAnsi="Times New Roman" w:cs="Times New Roman"/>
+          <w:sz w:val="28"/>
+          <w:szCs w:val="28"/>
+          <w:lang w:val="en-US"/>
+        </w:rPr>
+        <w:t>boolean</w:t>
+      </w:r>
+      <w:proofErr w:type="spellEnd"/>
+      <w:r>
+        <w:rPr>
+          <w:rFonts w:ascii="Times New Roman" w:hAnsi="Times New Roman" w:cs="Times New Roman"/>
+          <w:sz w:val="28"/>
+          <w:szCs w:val="28"/>
+          <w:lang w:val="en-US"/>
+        </w:rPr>
+        <w:t>);</w:t>
+      </w:r>
+    </w:p>
+    <w:p>
+      <w:pPr>
+        <w:spacing w:line="360" w:lineRule="auto"/>
+        <w:rPr>
+          <w:rFonts w:ascii="Times New Roman" w:hAnsi="Times New Roman" w:cs="Times New Roman"/>
+          <w:sz w:val="28"/>
+          <w:szCs w:val="28"/>
+          <w:lang w:val="en-US"/>
+        </w:rPr>
+      </w:pPr>
+      <w:r>
+        <w:rPr>
+          <w:rFonts w:ascii="Times New Roman" w:hAnsi="Times New Roman" w:cs="Times New Roman"/>
+          <w:sz w:val="28"/>
+          <w:szCs w:val="28"/>
+        </w:rPr>
+        <w:t>Заполняем</w:t>
+      </w:r>
+      <w:r>
+        <w:rPr>
+          <w:rFonts w:ascii="Times New Roman" w:hAnsi="Times New Roman" w:cs="Times New Roman"/>
+          <w:sz w:val="28"/>
+          <w:szCs w:val="28"/>
+          <w:lang w:val="en-US"/>
+        </w:rPr>
+        <w:t xml:space="preserve"> INSERT INTO bar</w:t>
+      </w:r>
+    </w:p>
+    <w:p>
+      <w:pPr>
+        <w:spacing w:line="360" w:lineRule="auto"/>
+        <w:rPr>
+          <w:rFonts w:ascii="Times New Roman" w:hAnsi="Times New Roman" w:cs="Times New Roman"/>
+          <w:sz w:val="28"/>
+          <w:szCs w:val="28"/>
+          <w:lang w:val="en-US"/>
+        </w:rPr>
+      </w:pPr>
+      <w:r>
+        <w:rPr>
+          <w:rFonts w:ascii="Times New Roman" w:hAnsi="Times New Roman" w:cs="Times New Roman"/>
+          <w:sz w:val="28"/>
+          <w:szCs w:val="28"/>
+          <w:lang w:val="en-US"/>
+        </w:rPr>
+        <w:t xml:space="preserve">  SELECT </w:t>
+      </w:r>
+      <w:proofErr w:type="spellStart"/>
+      <w:r>
+        <w:rPr>
+          <w:rFonts w:ascii="Times New Roman" w:hAnsi="Times New Roman" w:cs="Times New Roman"/>
+          <w:sz w:val="28"/>
+          <w:szCs w:val="28"/>
+          <w:lang w:val="en-US"/>
+        </w:rPr>
+        <w:t>i</w:t>
+      </w:r>
+      <w:proofErr w:type="spellEnd"/>
+      <w:r>
+        <w:rPr>
+          <w:rFonts w:ascii="Times New Roman" w:hAnsi="Times New Roman" w:cs="Times New Roman"/>
+          <w:sz w:val="28"/>
+          <w:szCs w:val="28"/>
+          <w:lang w:val="en-US"/>
+        </w:rPr>
+        <w:t>, i%2=1</w:t>
+      </w:r>
+    </w:p>
+    <w:p>
+      <w:pPr>
+        <w:spacing w:line="360" w:lineRule="auto"/>
+        <w:rPr>
+          <w:rFonts w:ascii="Times New Roman" w:hAnsi="Times New Roman" w:cs="Times New Roman"/>
+          <w:sz w:val="28"/>
+          <w:szCs w:val="28"/>
+          <w:lang w:val="en-US"/>
+        </w:rPr>
+      </w:pPr>
+      <w:r>
+        <w:rPr>
+          <w:rFonts w:ascii="Times New Roman" w:hAnsi="Times New Roman" w:cs="Times New Roman"/>
+          <w:sz w:val="28"/>
+          <w:szCs w:val="28"/>
+          <w:lang w:val="en-US"/>
+        </w:rPr>
+        <w:t xml:space="preserve">  FROM </w:t>
+      </w:r>
+      <w:proofErr w:type="spellStart"/>
+      <w:r>
+        <w:rPr>
+          <w:rFonts w:ascii="Times New Roman" w:hAnsi="Times New Roman" w:cs="Times New Roman"/>
+          <w:sz w:val="28"/>
+          <w:szCs w:val="28"/>
+          <w:lang w:val="en-US"/>
+        </w:rPr>
+        <w:t>generate_</w:t>
+      </w:r>
+      <w:proofErr w:type="gramStart"/>
+      <w:r>
+        <w:rPr>
+          <w:rFonts w:ascii="Times New Roman" w:hAnsi="Times New Roman" w:cs="Times New Roman"/>
+          <w:sz w:val="28"/>
+          <w:szCs w:val="28"/>
+          <w:lang w:val="en-US"/>
+        </w:rPr>
+        <w:t>series</w:t>
+      </w:r>
+      <w:proofErr w:type="spellEnd"/>
+      <w:r>
+        <w:rPr>
+          <w:rFonts w:ascii="Times New Roman" w:hAnsi="Times New Roman" w:cs="Times New Roman"/>
+          <w:sz w:val="28"/>
+          <w:szCs w:val="28"/>
+          <w:lang w:val="en-US"/>
+        </w:rPr>
+        <w:t>(</w:t>
+      </w:r>
+      <w:proofErr w:type="gramEnd"/>
+      <w:r>
+        <w:rPr>
+          <w:rFonts w:ascii="Times New Roman" w:hAnsi="Times New Roman" w:cs="Times New Roman"/>
+          <w:sz w:val="28"/>
+          <w:szCs w:val="28"/>
+          <w:lang w:val="en-US"/>
+        </w:rPr>
+        <w:t xml:space="preserve">1, 500000) AS </w:t>
+      </w:r>
+      <w:proofErr w:type="spellStart"/>
+      <w:r>
+        <w:rPr>
+          <w:rFonts w:ascii="Times New Roman" w:hAnsi="Times New Roman" w:cs="Times New Roman"/>
+          <w:sz w:val="28"/>
+          <w:szCs w:val="28"/>
+          <w:lang w:val="en-US"/>
+        </w:rPr>
+        <w:t>i</w:t>
+      </w:r>
+      <w:proofErr w:type="spellEnd"/>
+      <w:r>
+        <w:rPr>
+          <w:rFonts w:ascii="Times New Roman" w:hAnsi="Times New Roman" w:cs="Times New Roman"/>
+          <w:sz w:val="28"/>
+          <w:szCs w:val="28"/>
+          <w:lang w:val="en-US"/>
+        </w:rPr>
+        <w:t>;</w:t>
+      </w:r>
+    </w:p>
+    <w:p>
+      <w:pPr>
+        <w:spacing w:line="360" w:lineRule="auto"/>
+        <w:ind w:firstLine="708"/>
+        <w:rPr>
+          <w:rFonts w:ascii="Times New Roman" w:hAnsi="Times New Roman" w:cs="Times New Roman"/>
+          <w:sz w:val="28"/>
+          <w:szCs w:val="28"/>
+          <w:lang w:val="en-US"/>
+        </w:rPr>
+      </w:pPr>
+      <w:r>
+        <w:rPr>
+          <w:rFonts w:ascii="Times New Roman" w:hAnsi="Times New Roman" w:cs="Times New Roman"/>
+          <w:sz w:val="28"/>
+          <w:szCs w:val="28"/>
+          <w:lang w:val="en-US"/>
+        </w:rPr>
+        <w:t xml:space="preserve">19. join </w:t>
+      </w:r>
+      <w:r>
+        <w:rPr>
+          <w:rFonts w:ascii="Times New Roman" w:hAnsi="Times New Roman" w:cs="Times New Roman"/>
+          <w:sz w:val="28"/>
+          <w:szCs w:val="28"/>
+        </w:rPr>
+        <w:t>без</w:t>
+      </w:r>
+      <w:r>
+        <w:rPr>
+          <w:rFonts w:ascii="Times New Roman" w:hAnsi="Times New Roman" w:cs="Times New Roman"/>
+          <w:sz w:val="28"/>
+          <w:szCs w:val="28"/>
+          <w:lang w:val="en-US"/>
+        </w:rPr>
         <w:t xml:space="preserve"> </w:t>
       </w:r>
       <w:r>
@@ -3006,129 +4623,6 @@
           <w:rFonts w:ascii="Times New Roman" w:hAnsi="Times New Roman" w:cs="Times New Roman"/>
           <w:sz w:val="28"/>
           <w:szCs w:val="28"/>
-          <w:lang w:val="en-US"/>
-        </w:rPr>
-        <w:t>create table bar (c1 integer, c2 boolean);</w:t>
-      </w:r>
-    </w:p>
-    <w:p>
-      <w:pPr>
-        <w:spacing w:line="360" w:lineRule="auto"/>
-        <w:rPr>
-          <w:rFonts w:ascii="Times New Roman" w:hAnsi="Times New Roman" w:cs="Times New Roman"/>
-          <w:sz w:val="28"/>
-          <w:szCs w:val="28"/>
-          <w:lang w:val="en-US"/>
-        </w:rPr>
-      </w:pPr>
-      <w:r>
-        <w:rPr>
-          <w:rFonts w:ascii="Times New Roman" w:hAnsi="Times New Roman" w:cs="Times New Roman"/>
-          <w:sz w:val="28"/>
-          <w:szCs w:val="28"/>
-        </w:rPr>
-        <w:t>Заполняем</w:t>
-      </w:r>
-      <w:r>
-        <w:rPr>
-          <w:rFonts w:ascii="Times New Roman" w:hAnsi="Times New Roman" w:cs="Times New Roman"/>
-          <w:sz w:val="28"/>
-          <w:szCs w:val="28"/>
-          <w:lang w:val="en-US"/>
-        </w:rPr>
-        <w:t xml:space="preserve"> </w:t>
-      </w:r>
-      <w:r>
-        <w:rPr>
-          <w:rFonts w:ascii="Times New Roman" w:hAnsi="Times New Roman" w:cs="Times New Roman"/>
-          <w:sz w:val="28"/>
-          <w:szCs w:val="28"/>
-          <w:lang w:val="en-US"/>
-        </w:rPr>
-        <w:t>INSERT INTO bar</w:t>
-      </w:r>
-    </w:p>
-    <w:p>
-      <w:pPr>
-        <w:spacing w:line="360" w:lineRule="auto"/>
-        <w:rPr>
-          <w:rFonts w:ascii="Times New Roman" w:hAnsi="Times New Roman" w:cs="Times New Roman"/>
-          <w:sz w:val="28"/>
-          <w:szCs w:val="28"/>
-          <w:lang w:val="en-US"/>
-        </w:rPr>
-      </w:pPr>
-      <w:r>
-        <w:rPr>
-          <w:rFonts w:ascii="Times New Roman" w:hAnsi="Times New Roman" w:cs="Times New Roman"/>
-          <w:sz w:val="28"/>
-          <w:szCs w:val="28"/>
-          <w:lang w:val="en-US"/>
-        </w:rPr>
-        <w:t xml:space="preserve">  SELECT i, i%2=1</w:t>
-      </w:r>
-    </w:p>
-    <w:p>
-      <w:pPr>
-        <w:spacing w:line="360" w:lineRule="auto"/>
-        <w:rPr>
-          <w:rFonts w:ascii="Times New Roman" w:hAnsi="Times New Roman" w:cs="Times New Roman"/>
-          <w:sz w:val="28"/>
-          <w:szCs w:val="28"/>
-          <w:lang w:val="en-US"/>
-        </w:rPr>
-      </w:pPr>
-      <w:r>
-        <w:rPr>
-          <w:rFonts w:ascii="Times New Roman" w:hAnsi="Times New Roman" w:cs="Times New Roman"/>
-          <w:sz w:val="28"/>
-          <w:szCs w:val="28"/>
-          <w:lang w:val="en-US"/>
-        </w:rPr>
-        <w:t xml:space="preserve">  FROM generate_series(1, 500000) AS i;</w:t>
-      </w:r>
-    </w:p>
-    <w:p>
-      <w:pPr>
-        <w:spacing w:line="360" w:lineRule="auto"/>
-        <w:ind w:firstLine="708"/>
-        <w:rPr>
-          <w:rFonts w:ascii="Times New Roman" w:hAnsi="Times New Roman" w:cs="Times New Roman"/>
-          <w:sz w:val="28"/>
-          <w:szCs w:val="28"/>
-        </w:rPr>
-      </w:pPr>
-      <w:r>
-        <w:rPr>
-          <w:rFonts w:ascii="Times New Roman" w:hAnsi="Times New Roman" w:cs="Times New Roman"/>
-          <w:sz w:val="28"/>
-          <w:szCs w:val="28"/>
-          <w:lang w:val="en-US"/>
-        </w:rPr>
-        <w:t xml:space="preserve">19. join </w:t>
-      </w:r>
-      <w:r>
-        <w:rPr>
-          <w:rFonts w:ascii="Times New Roman" w:hAnsi="Times New Roman" w:cs="Times New Roman"/>
-          <w:sz w:val="28"/>
-          <w:szCs w:val="28"/>
-        </w:rPr>
-        <w:t>без</w:t>
-      </w:r>
-      <w:r>
-        <w:rPr>
-          <w:rFonts w:ascii="Times New Roman" w:hAnsi="Times New Roman" w:cs="Times New Roman"/>
-          <w:sz w:val="28"/>
-          <w:szCs w:val="28"/>
-          <w:lang w:val="en-US"/>
-        </w:rPr>
-        <w:t xml:space="preserve"> </w:t>
-      </w:r>
-      <w:r>
-        <w:rPr>
-          <w:rFonts w:ascii="Times New Roman" w:hAnsi="Times New Roman" w:cs="Times New Roman"/>
-          <w:sz w:val="28"/>
-          <w:szCs w:val="28"/>
         </w:rPr>
         <w:t>индекса</w:t>
       </w:r>
@@ -3158,14 +4652,45 @@
         </w:rPr>
         <w:t xml:space="preserve">: </w:t>
       </w:r>
-      <w:r>
-        <w:rPr>
-          <w:rFonts w:ascii="Times New Roman" w:hAnsi="Times New Roman" w:cs="Times New Roman"/>
-          <w:sz w:val="28"/>
-          <w:szCs w:val="28"/>
-          <w:lang w:val="en-US"/>
-        </w:rPr>
-        <w:t>EXPLAIN  ANALYZE SELECT * FROM foo JOIN bar ON foo.c1=bar.c1</w:t>
+      <w:proofErr w:type="gramStart"/>
+      <w:r>
+        <w:rPr>
+          <w:rFonts w:ascii="Times New Roman" w:hAnsi="Times New Roman" w:cs="Times New Roman"/>
+          <w:sz w:val="28"/>
+          <w:szCs w:val="28"/>
+          <w:lang w:val="en-US"/>
+        </w:rPr>
+        <w:t>EXPLAIN  ANALYZE</w:t>
+      </w:r>
+      <w:proofErr w:type="gramEnd"/>
+      <w:r>
+        <w:rPr>
+          <w:rFonts w:ascii="Times New Roman" w:hAnsi="Times New Roman" w:cs="Times New Roman"/>
+          <w:sz w:val="28"/>
+          <w:szCs w:val="28"/>
+          <w:lang w:val="en-US"/>
+        </w:rPr>
+        <w:t xml:space="preserve"> SELECT * FROM foo JOIN bar ON </w:t>
+      </w:r>
+      <w:proofErr w:type="gramStart"/>
+      <w:r>
+        <w:rPr>
+          <w:rFonts w:ascii="Times New Roman" w:hAnsi="Times New Roman" w:cs="Times New Roman"/>
+          <w:sz w:val="28"/>
+          <w:szCs w:val="28"/>
+          <w:lang w:val="en-US"/>
+        </w:rPr>
+        <w:t>foo.c1=bar.c</w:t>
+      </w:r>
+      <w:proofErr w:type="gramEnd"/>
+      <w:r>
+        <w:rPr>
+          <w:rFonts w:ascii="Times New Roman" w:hAnsi="Times New Roman" w:cs="Times New Roman"/>
+          <w:sz w:val="28"/>
+          <w:szCs w:val="28"/>
+          <w:lang w:val="en-US"/>
+        </w:rPr>
+        <w:t>1</w:t>
       </w:r>
     </w:p>
     <w:p>
@@ -3194,16 +4719,67 @@
           <w:szCs w:val="28"/>
           <w:lang w:val="en-US"/>
         </w:rPr>
-        <w:t xml:space="preserve">: </w:t>
-      </w:r>
-      <w:r>
-        <w:rPr>
-          <w:rFonts w:ascii="Times New Roman" w:hAnsi="Times New Roman" w:cs="Times New Roman"/>
-          <w:sz w:val="28"/>
-          <w:szCs w:val="28"/>
-          <w:lang w:val="en-US"/>
-        </w:rPr>
-        <w:t>Hash Join  (cost=13463.00..40547.29 rows=500000 width=42) (actual time=100.039..506.343 rows=500010 loops=1)</w:t>
+        <w:t xml:space="preserve">: Hash </w:t>
+      </w:r>
+      <w:proofErr w:type="gramStart"/>
+      <w:r>
+        <w:rPr>
+          <w:rFonts w:ascii="Times New Roman" w:hAnsi="Times New Roman" w:cs="Times New Roman"/>
+          <w:sz w:val="28"/>
+          <w:szCs w:val="28"/>
+          <w:lang w:val="en-US"/>
+        </w:rPr>
+        <w:t>Join  (</w:t>
+      </w:r>
+      <w:proofErr w:type="gramEnd"/>
+      <w:r>
+        <w:rPr>
+          <w:rFonts w:ascii="Times New Roman" w:hAnsi="Times New Roman" w:cs="Times New Roman"/>
+          <w:sz w:val="28"/>
+          <w:szCs w:val="28"/>
+          <w:lang w:val="en-US"/>
+        </w:rPr>
+        <w:t>cost=</w:t>
+      </w:r>
+      <w:proofErr w:type="gramStart"/>
+      <w:r>
+        <w:rPr>
+          <w:rFonts w:ascii="Times New Roman" w:hAnsi="Times New Roman" w:cs="Times New Roman"/>
+          <w:sz w:val="28"/>
+          <w:szCs w:val="28"/>
+          <w:lang w:val="en-US"/>
+        </w:rPr>
+        <w:t>13463.00..</w:t>
+      </w:r>
+      <w:proofErr w:type="gramEnd"/>
+      <w:r>
+        <w:rPr>
+          <w:rFonts w:ascii="Times New Roman" w:hAnsi="Times New Roman" w:cs="Times New Roman"/>
+          <w:sz w:val="28"/>
+          <w:szCs w:val="28"/>
+          <w:lang w:val="en-US"/>
+        </w:rPr>
+        <w:t>40547.29 rows=500000 width=42) (actual time=</w:t>
+      </w:r>
+      <w:proofErr w:type="gramStart"/>
+      <w:r>
+        <w:rPr>
+          <w:rFonts w:ascii="Times New Roman" w:hAnsi="Times New Roman" w:cs="Times New Roman"/>
+          <w:sz w:val="28"/>
+          <w:szCs w:val="28"/>
+          <w:lang w:val="en-US"/>
+        </w:rPr>
+        <w:t>100.039..</w:t>
+      </w:r>
+      <w:proofErr w:type="gramEnd"/>
+      <w:r>
+        <w:rPr>
+          <w:rFonts w:ascii="Times New Roman" w:hAnsi="Times New Roman" w:cs="Times New Roman"/>
+          <w:sz w:val="28"/>
+          <w:szCs w:val="28"/>
+          <w:lang w:val="en-US"/>
+        </w:rPr>
+        <w:t>506.343 rows=500010 loops=1)</w:t>
       </w:r>
     </w:p>
     <w:p>
@@ -3246,178 +4822,516 @@
           <w:szCs w:val="28"/>
           <w:lang w:val="en-US"/>
         </w:rPr>
-        <w:t xml:space="preserve">  -&gt;  Seq Scan on foo  (cost=0.00..18334.21 rows=1000021 width=37) (actual time=0.006..52.525 rows=1000021 loops=1)</w:t>
-      </w:r>
-    </w:p>
-    <w:p>
-      <w:pPr>
-        <w:spacing w:line="360" w:lineRule="auto"/>
-        <w:ind w:firstLine="708"/>
-        <w:rPr>
-          <w:rFonts w:ascii="Times New Roman" w:hAnsi="Times New Roman" w:cs="Times New Roman"/>
-          <w:sz w:val="28"/>
-          <w:szCs w:val="28"/>
-          <w:lang w:val="en-US"/>
-        </w:rPr>
-      </w:pPr>
-      <w:r>
-        <w:rPr>
-          <w:rFonts w:ascii="Times New Roman" w:hAnsi="Times New Roman" w:cs="Times New Roman"/>
-          <w:sz w:val="28"/>
-          <w:szCs w:val="28"/>
-          <w:lang w:val="en-US"/>
-        </w:rPr>
-        <w:t xml:space="preserve">  -&gt;  Hash  (cost=7213.00..7213.00 rows=500000 width=5) (actual time=99.728..99.730 rows=500000 loops=1)</w:t>
-      </w:r>
-    </w:p>
-    <w:p>
-      <w:pPr>
-        <w:spacing w:line="360" w:lineRule="auto"/>
-        <w:ind w:firstLine="708"/>
-        <w:rPr>
-          <w:rFonts w:ascii="Times New Roman" w:hAnsi="Times New Roman" w:cs="Times New Roman"/>
-          <w:sz w:val="28"/>
-          <w:szCs w:val="28"/>
-          <w:lang w:val="en-US"/>
-        </w:rPr>
-      </w:pPr>
-      <w:r>
-        <w:rPr>
-          <w:rFonts w:ascii="Times New Roman" w:hAnsi="Times New Roman" w:cs="Times New Roman"/>
-          <w:sz w:val="28"/>
-          <w:szCs w:val="28"/>
-          <w:lang w:val="en-US"/>
-        </w:rPr>
-        <w:t xml:space="preserve">        Buckets: 524288  Batches: 1  Memory Usage: 22163kB</w:t>
-      </w:r>
-    </w:p>
-    <w:p>
-      <w:pPr>
-        <w:spacing w:line="360" w:lineRule="auto"/>
-        <w:ind w:firstLine="708"/>
-        <w:rPr>
-          <w:rFonts w:ascii="Times New Roman" w:hAnsi="Times New Roman" w:cs="Times New Roman"/>
-          <w:sz w:val="28"/>
-          <w:szCs w:val="28"/>
-          <w:lang w:val="en-US"/>
-        </w:rPr>
-      </w:pPr>
-      <w:r>
-        <w:rPr>
-          <w:rFonts w:ascii="Times New Roman" w:hAnsi="Times New Roman" w:cs="Times New Roman"/>
-          <w:sz w:val="28"/>
-          <w:szCs w:val="28"/>
-          <w:lang w:val="en-US"/>
-        </w:rPr>
-        <w:t xml:space="preserve">        -&gt;  Seq Scan on bar  (cost=0.00..7213.00 rows=500000 width=5) (actual time=0.007..24.519 rows=500000 loops=1)</w:t>
-      </w:r>
-    </w:p>
-    <w:p>
-      <w:pPr>
-        <w:spacing w:line="360" w:lineRule="auto"/>
-        <w:ind w:firstLine="708"/>
-        <w:rPr>
-          <w:rFonts w:ascii="Times New Roman" w:hAnsi="Times New Roman" w:cs="Times New Roman"/>
-          <w:sz w:val="28"/>
-          <w:szCs w:val="28"/>
-          <w:lang w:val="en-US"/>
-        </w:rPr>
-      </w:pPr>
-      <w:r>
-        <w:rPr>
-          <w:rFonts w:ascii="Times New Roman" w:hAnsi="Times New Roman" w:cs="Times New Roman"/>
-          <w:sz w:val="28"/>
-          <w:szCs w:val="28"/>
-          <w:lang w:val="en-US"/>
-        </w:rPr>
-        <w:t>Planning Time: 0.393 ms</w:t>
-      </w:r>
-    </w:p>
-    <w:p>
-      <w:pPr>
-        <w:spacing w:line="360" w:lineRule="auto"/>
-        <w:ind w:firstLine="708"/>
-        <w:rPr>
-          <w:rFonts w:ascii="Times New Roman" w:hAnsi="Times New Roman" w:cs="Times New Roman"/>
-          <w:sz w:val="28"/>
-          <w:szCs w:val="28"/>
-        </w:rPr>
-      </w:pPr>
-      <w:r>
-        <w:rPr>
-          <w:rFonts w:ascii="Times New Roman" w:hAnsi="Times New Roman" w:cs="Times New Roman"/>
-          <w:sz w:val="28"/>
-          <w:szCs w:val="28"/>
-          <w:lang w:val="en-US"/>
-        </w:rPr>
-        <w:t>Execution Time: 520.569 ms</w:t>
-      </w:r>
-    </w:p>
-    <w:p>
-      <w:pPr>
-        <w:spacing w:line="360" w:lineRule="auto"/>
-        <w:ind w:firstLine="708"/>
-        <w:rPr>
-          <w:rFonts w:ascii="Times New Roman" w:hAnsi="Times New Roman" w:cs="Times New Roman"/>
-          <w:sz w:val="28"/>
-          <w:szCs w:val="28"/>
-        </w:rPr>
-      </w:pPr>
-      <w:r>
-        <w:rPr>
-          <w:rFonts w:ascii="Times New Roman" w:hAnsi="Times New Roman" w:cs="Times New Roman"/>
-          <w:sz w:val="28"/>
-          <w:szCs w:val="28"/>
-        </w:rPr>
-        <w:t>Читается меньшая таблица (bar) → строится хеш-таблица в памяти.</w:t>
-      </w:r>
-    </w:p>
-    <w:p>
-      <w:pPr>
-        <w:spacing w:line="360" w:lineRule="auto"/>
-        <w:ind w:firstLine="708"/>
-        <w:rPr>
-          <w:rFonts w:ascii="Times New Roman" w:hAnsi="Times New Roman" w:cs="Times New Roman"/>
-          <w:sz w:val="28"/>
-          <w:szCs w:val="28"/>
-        </w:rPr>
-      </w:pPr>
-      <w:r>
-        <w:rPr>
-          <w:rFonts w:ascii="Times New Roman" w:hAnsi="Times New Roman" w:cs="Times New Roman"/>
-          <w:sz w:val="28"/>
-          <w:szCs w:val="28"/>
-        </w:rPr>
-        <w:t>Читается большая таблица (foo).</w:t>
-      </w:r>
-    </w:p>
-    <w:p>
-      <w:pPr>
-        <w:spacing w:line="360" w:lineRule="auto"/>
-        <w:ind w:firstLine="708"/>
-        <w:rPr>
-          <w:rFonts w:ascii="Times New Roman" w:hAnsi="Times New Roman" w:cs="Times New Roman"/>
-          <w:sz w:val="28"/>
-          <w:szCs w:val="28"/>
-        </w:rPr>
-      </w:pPr>
-      <w:r>
-        <w:rPr>
-          <w:rFonts w:ascii="Times New Roman" w:hAnsi="Times New Roman" w:cs="Times New Roman"/>
-          <w:sz w:val="28"/>
-          <w:szCs w:val="28"/>
-        </w:rPr>
-        <w:t>Для каждой строки foo ищется совпадение в хеш-таблице по c1</w:t>
-      </w:r>
-    </w:p>
-    <w:p>
-      <w:pPr>
-        <w:spacing w:line="360" w:lineRule="auto"/>
-        <w:ind w:firstLine="708"/>
-        <w:rPr>
-          <w:rFonts w:ascii="Times New Roman" w:hAnsi="Times New Roman" w:cs="Times New Roman"/>
-          <w:sz w:val="28"/>
-          <w:szCs w:val="28"/>
+        <w:t xml:space="preserve">  -</w:t>
+      </w:r>
+      <w:proofErr w:type="gramStart"/>
+      <w:r>
+        <w:rPr>
+          <w:rFonts w:ascii="Times New Roman" w:hAnsi="Times New Roman" w:cs="Times New Roman"/>
+          <w:sz w:val="28"/>
+          <w:szCs w:val="28"/>
+          <w:lang w:val="en-US"/>
+        </w:rPr>
+        <w:t>&gt;  Seq</w:t>
+      </w:r>
+      <w:proofErr w:type="gramEnd"/>
+      <w:r>
+        <w:rPr>
+          <w:rFonts w:ascii="Times New Roman" w:hAnsi="Times New Roman" w:cs="Times New Roman"/>
+          <w:sz w:val="28"/>
+          <w:szCs w:val="28"/>
+          <w:lang w:val="en-US"/>
+        </w:rPr>
+        <w:t xml:space="preserve"> Scan on </w:t>
+      </w:r>
+      <w:proofErr w:type="gramStart"/>
+      <w:r>
+        <w:rPr>
+          <w:rFonts w:ascii="Times New Roman" w:hAnsi="Times New Roman" w:cs="Times New Roman"/>
+          <w:sz w:val="28"/>
+          <w:szCs w:val="28"/>
+          <w:lang w:val="en-US"/>
+        </w:rPr>
+        <w:t>foo  (</w:t>
+      </w:r>
+      <w:proofErr w:type="gramEnd"/>
+      <w:r>
+        <w:rPr>
+          <w:rFonts w:ascii="Times New Roman" w:hAnsi="Times New Roman" w:cs="Times New Roman"/>
+          <w:sz w:val="28"/>
+          <w:szCs w:val="28"/>
+          <w:lang w:val="en-US"/>
+        </w:rPr>
+        <w:t>cost=</w:t>
+      </w:r>
+      <w:proofErr w:type="gramStart"/>
+      <w:r>
+        <w:rPr>
+          <w:rFonts w:ascii="Times New Roman" w:hAnsi="Times New Roman" w:cs="Times New Roman"/>
+          <w:sz w:val="28"/>
+          <w:szCs w:val="28"/>
+          <w:lang w:val="en-US"/>
+        </w:rPr>
+        <w:t>0.00..</w:t>
+      </w:r>
+      <w:proofErr w:type="gramEnd"/>
+      <w:r>
+        <w:rPr>
+          <w:rFonts w:ascii="Times New Roman" w:hAnsi="Times New Roman" w:cs="Times New Roman"/>
+          <w:sz w:val="28"/>
+          <w:szCs w:val="28"/>
+          <w:lang w:val="en-US"/>
+        </w:rPr>
+        <w:t>18334.21 rows=1000021 width=37) (actual time=</w:t>
+      </w:r>
+      <w:proofErr w:type="gramStart"/>
+      <w:r>
+        <w:rPr>
+          <w:rFonts w:ascii="Times New Roman" w:hAnsi="Times New Roman" w:cs="Times New Roman"/>
+          <w:sz w:val="28"/>
+          <w:szCs w:val="28"/>
+          <w:lang w:val="en-US"/>
+        </w:rPr>
+        <w:t>0.006..</w:t>
+      </w:r>
+      <w:proofErr w:type="gramEnd"/>
+      <w:r>
+        <w:rPr>
+          <w:rFonts w:ascii="Times New Roman" w:hAnsi="Times New Roman" w:cs="Times New Roman"/>
+          <w:sz w:val="28"/>
+          <w:szCs w:val="28"/>
+          <w:lang w:val="en-US"/>
+        </w:rPr>
+        <w:t>52.525 rows=1000021 loops=1)</w:t>
+      </w:r>
+    </w:p>
+    <w:p>
+      <w:pPr>
+        <w:spacing w:line="360" w:lineRule="auto"/>
+        <w:ind w:firstLine="708"/>
+        <w:rPr>
+          <w:rFonts w:ascii="Times New Roman" w:hAnsi="Times New Roman" w:cs="Times New Roman"/>
+          <w:sz w:val="28"/>
+          <w:szCs w:val="28"/>
+          <w:lang w:val="en-US"/>
+        </w:rPr>
+      </w:pPr>
+      <w:r>
+        <w:rPr>
+          <w:rFonts w:ascii="Times New Roman" w:hAnsi="Times New Roman" w:cs="Times New Roman"/>
+          <w:sz w:val="28"/>
+          <w:szCs w:val="28"/>
+          <w:lang w:val="en-US"/>
+        </w:rPr>
+        <w:t xml:space="preserve">  -</w:t>
+      </w:r>
+      <w:proofErr w:type="gramStart"/>
+      <w:r>
+        <w:rPr>
+          <w:rFonts w:ascii="Times New Roman" w:hAnsi="Times New Roman" w:cs="Times New Roman"/>
+          <w:sz w:val="28"/>
+          <w:szCs w:val="28"/>
+          <w:lang w:val="en-US"/>
+        </w:rPr>
+        <w:t>&gt;  Hash</w:t>
+      </w:r>
+      <w:proofErr w:type="gramEnd"/>
+      <w:r>
+        <w:rPr>
+          <w:rFonts w:ascii="Times New Roman" w:hAnsi="Times New Roman" w:cs="Times New Roman"/>
+          <w:sz w:val="28"/>
+          <w:szCs w:val="28"/>
+          <w:lang w:val="en-US"/>
+        </w:rPr>
+        <w:t xml:space="preserve">  (cost=</w:t>
+      </w:r>
+      <w:proofErr w:type="gramStart"/>
+      <w:r>
+        <w:rPr>
+          <w:rFonts w:ascii="Times New Roman" w:hAnsi="Times New Roman" w:cs="Times New Roman"/>
+          <w:sz w:val="28"/>
+          <w:szCs w:val="28"/>
+          <w:lang w:val="en-US"/>
+        </w:rPr>
+        <w:t>7213.00..</w:t>
+      </w:r>
+      <w:proofErr w:type="gramEnd"/>
+      <w:r>
+        <w:rPr>
+          <w:rFonts w:ascii="Times New Roman" w:hAnsi="Times New Roman" w:cs="Times New Roman"/>
+          <w:sz w:val="28"/>
+          <w:szCs w:val="28"/>
+          <w:lang w:val="en-US"/>
+        </w:rPr>
+        <w:t>7213.00 rows=500000 width=5) (actual time=</w:t>
+      </w:r>
+      <w:proofErr w:type="gramStart"/>
+      <w:r>
+        <w:rPr>
+          <w:rFonts w:ascii="Times New Roman" w:hAnsi="Times New Roman" w:cs="Times New Roman"/>
+          <w:sz w:val="28"/>
+          <w:szCs w:val="28"/>
+          <w:lang w:val="en-US"/>
+        </w:rPr>
+        <w:t>99.728..</w:t>
+      </w:r>
+      <w:proofErr w:type="gramEnd"/>
+      <w:r>
+        <w:rPr>
+          <w:rFonts w:ascii="Times New Roman" w:hAnsi="Times New Roman" w:cs="Times New Roman"/>
+          <w:sz w:val="28"/>
+          <w:szCs w:val="28"/>
+          <w:lang w:val="en-US"/>
+        </w:rPr>
+        <w:t>99.730 rows=500000 loops=1)</w:t>
+      </w:r>
+    </w:p>
+    <w:p>
+      <w:pPr>
+        <w:spacing w:line="360" w:lineRule="auto"/>
+        <w:ind w:firstLine="708"/>
+        <w:rPr>
+          <w:rFonts w:ascii="Times New Roman" w:hAnsi="Times New Roman" w:cs="Times New Roman"/>
+          <w:sz w:val="28"/>
+          <w:szCs w:val="28"/>
+          <w:lang w:val="en-US"/>
+        </w:rPr>
+      </w:pPr>
+      <w:r>
+        <w:rPr>
+          <w:rFonts w:ascii="Times New Roman" w:hAnsi="Times New Roman" w:cs="Times New Roman"/>
+          <w:sz w:val="28"/>
+          <w:szCs w:val="28"/>
+          <w:lang w:val="en-US"/>
+        </w:rPr>
+        <w:t xml:space="preserve">        Buckets: </w:t>
+      </w:r>
+      <w:proofErr w:type="gramStart"/>
+      <w:r>
+        <w:rPr>
+          <w:rFonts w:ascii="Times New Roman" w:hAnsi="Times New Roman" w:cs="Times New Roman"/>
+          <w:sz w:val="28"/>
+          <w:szCs w:val="28"/>
+          <w:lang w:val="en-US"/>
+        </w:rPr>
+        <w:t>524288  Batches</w:t>
+      </w:r>
+      <w:proofErr w:type="gramEnd"/>
+      <w:r>
+        <w:rPr>
+          <w:rFonts w:ascii="Times New Roman" w:hAnsi="Times New Roman" w:cs="Times New Roman"/>
+          <w:sz w:val="28"/>
+          <w:szCs w:val="28"/>
+          <w:lang w:val="en-US"/>
+        </w:rPr>
+        <w:t xml:space="preserve">: </w:t>
+      </w:r>
+      <w:proofErr w:type="gramStart"/>
+      <w:r>
+        <w:rPr>
+          <w:rFonts w:ascii="Times New Roman" w:hAnsi="Times New Roman" w:cs="Times New Roman"/>
+          <w:sz w:val="28"/>
+          <w:szCs w:val="28"/>
+          <w:lang w:val="en-US"/>
+        </w:rPr>
+        <w:t>1  Memory</w:t>
+      </w:r>
+      <w:proofErr w:type="gramEnd"/>
+      <w:r>
+        <w:rPr>
+          <w:rFonts w:ascii="Times New Roman" w:hAnsi="Times New Roman" w:cs="Times New Roman"/>
+          <w:sz w:val="28"/>
+          <w:szCs w:val="28"/>
+          <w:lang w:val="en-US"/>
+        </w:rPr>
+        <w:t xml:space="preserve"> Usage: 22163kB</w:t>
+      </w:r>
+    </w:p>
+    <w:p>
+      <w:pPr>
+        <w:spacing w:line="360" w:lineRule="auto"/>
+        <w:ind w:firstLine="708"/>
+        <w:rPr>
+          <w:rFonts w:ascii="Times New Roman" w:hAnsi="Times New Roman" w:cs="Times New Roman"/>
+          <w:sz w:val="28"/>
+          <w:szCs w:val="28"/>
+          <w:lang w:val="en-US"/>
+        </w:rPr>
+      </w:pPr>
+      <w:r>
+        <w:rPr>
+          <w:rFonts w:ascii="Times New Roman" w:hAnsi="Times New Roman" w:cs="Times New Roman"/>
+          <w:sz w:val="28"/>
+          <w:szCs w:val="28"/>
+          <w:lang w:val="en-US"/>
+        </w:rPr>
+        <w:t xml:space="preserve">        -</w:t>
+      </w:r>
+      <w:proofErr w:type="gramStart"/>
+      <w:r>
+        <w:rPr>
+          <w:rFonts w:ascii="Times New Roman" w:hAnsi="Times New Roman" w:cs="Times New Roman"/>
+          <w:sz w:val="28"/>
+          <w:szCs w:val="28"/>
+          <w:lang w:val="en-US"/>
+        </w:rPr>
+        <w:t>&gt;  Seq</w:t>
+      </w:r>
+      <w:proofErr w:type="gramEnd"/>
+      <w:r>
+        <w:rPr>
+          <w:rFonts w:ascii="Times New Roman" w:hAnsi="Times New Roman" w:cs="Times New Roman"/>
+          <w:sz w:val="28"/>
+          <w:szCs w:val="28"/>
+          <w:lang w:val="en-US"/>
+        </w:rPr>
+        <w:t xml:space="preserve"> Scan on </w:t>
+      </w:r>
+      <w:proofErr w:type="gramStart"/>
+      <w:r>
+        <w:rPr>
+          <w:rFonts w:ascii="Times New Roman" w:hAnsi="Times New Roman" w:cs="Times New Roman"/>
+          <w:sz w:val="28"/>
+          <w:szCs w:val="28"/>
+          <w:lang w:val="en-US"/>
+        </w:rPr>
+        <w:t>bar  (</w:t>
+      </w:r>
+      <w:proofErr w:type="gramEnd"/>
+      <w:r>
+        <w:rPr>
+          <w:rFonts w:ascii="Times New Roman" w:hAnsi="Times New Roman" w:cs="Times New Roman"/>
+          <w:sz w:val="28"/>
+          <w:szCs w:val="28"/>
+          <w:lang w:val="en-US"/>
+        </w:rPr>
+        <w:t>cost=</w:t>
+      </w:r>
+      <w:proofErr w:type="gramStart"/>
+      <w:r>
+        <w:rPr>
+          <w:rFonts w:ascii="Times New Roman" w:hAnsi="Times New Roman" w:cs="Times New Roman"/>
+          <w:sz w:val="28"/>
+          <w:szCs w:val="28"/>
+          <w:lang w:val="en-US"/>
+        </w:rPr>
+        <w:t>0.00..</w:t>
+      </w:r>
+      <w:proofErr w:type="gramEnd"/>
+      <w:r>
+        <w:rPr>
+          <w:rFonts w:ascii="Times New Roman" w:hAnsi="Times New Roman" w:cs="Times New Roman"/>
+          <w:sz w:val="28"/>
+          <w:szCs w:val="28"/>
+          <w:lang w:val="en-US"/>
+        </w:rPr>
+        <w:t>7213.00 rows=500000 width=5) (actual time=</w:t>
+      </w:r>
+      <w:proofErr w:type="gramStart"/>
+      <w:r>
+        <w:rPr>
+          <w:rFonts w:ascii="Times New Roman" w:hAnsi="Times New Roman" w:cs="Times New Roman"/>
+          <w:sz w:val="28"/>
+          <w:szCs w:val="28"/>
+          <w:lang w:val="en-US"/>
+        </w:rPr>
+        <w:t>0.007..</w:t>
+      </w:r>
+      <w:proofErr w:type="gramEnd"/>
+      <w:r>
+        <w:rPr>
+          <w:rFonts w:ascii="Times New Roman" w:hAnsi="Times New Roman" w:cs="Times New Roman"/>
+          <w:sz w:val="28"/>
+          <w:szCs w:val="28"/>
+          <w:lang w:val="en-US"/>
+        </w:rPr>
+        <w:t>24.519 rows=500000 loops=1)</w:t>
+      </w:r>
+    </w:p>
+    <w:p>
+      <w:pPr>
+        <w:spacing w:line="360" w:lineRule="auto"/>
+        <w:ind w:firstLine="708"/>
+        <w:rPr>
+          <w:rFonts w:ascii="Times New Roman" w:hAnsi="Times New Roman" w:cs="Times New Roman"/>
+          <w:sz w:val="28"/>
+          <w:szCs w:val="28"/>
+          <w:lang w:val="en-US"/>
+        </w:rPr>
+      </w:pPr>
+      <w:r>
+        <w:rPr>
+          <w:rFonts w:ascii="Times New Roman" w:hAnsi="Times New Roman" w:cs="Times New Roman"/>
+          <w:sz w:val="28"/>
+          <w:szCs w:val="28"/>
+          <w:lang w:val="en-US"/>
+        </w:rPr>
+        <w:t xml:space="preserve">Planning Time: 0.393 </w:t>
+      </w:r>
+      <w:proofErr w:type="spellStart"/>
+      <w:r>
+        <w:rPr>
+          <w:rFonts w:ascii="Times New Roman" w:hAnsi="Times New Roman" w:cs="Times New Roman"/>
+          <w:sz w:val="28"/>
+          <w:szCs w:val="28"/>
+          <w:lang w:val="en-US"/>
+        </w:rPr>
+        <w:t>ms</w:t>
+      </w:r>
+      <w:proofErr w:type="spellEnd"/>
+    </w:p>
+    <w:p>
+      <w:pPr>
+        <w:spacing w:line="360" w:lineRule="auto"/>
+        <w:ind w:firstLine="708"/>
+        <w:rPr>
+          <w:rFonts w:ascii="Times New Roman" w:hAnsi="Times New Roman" w:cs="Times New Roman"/>
+          <w:sz w:val="28"/>
+          <w:szCs w:val="28"/>
+          <w:lang w:val="en-US"/>
+        </w:rPr>
+      </w:pPr>
+      <w:r>
+        <w:rPr>
+          <w:rFonts w:ascii="Times New Roman" w:hAnsi="Times New Roman" w:cs="Times New Roman"/>
+          <w:sz w:val="28"/>
+          <w:szCs w:val="28"/>
+          <w:lang w:val="en-US"/>
+        </w:rPr>
+        <w:t xml:space="preserve">Execution Time: 520.569 </w:t>
+      </w:r>
+      <w:proofErr w:type="spellStart"/>
+      <w:r>
+        <w:rPr>
+          <w:rFonts w:ascii="Times New Roman" w:hAnsi="Times New Roman" w:cs="Times New Roman"/>
+          <w:sz w:val="28"/>
+          <w:szCs w:val="28"/>
+          <w:lang w:val="en-US"/>
+        </w:rPr>
+        <w:t>ms</w:t>
+      </w:r>
+      <w:proofErr w:type="spellEnd"/>
+    </w:p>
+    <w:p>
+      <w:pPr>
+        <w:spacing w:line="360" w:lineRule="auto"/>
+        <w:ind w:firstLine="708"/>
+        <w:rPr>
+          <w:rFonts w:ascii="Times New Roman" w:hAnsi="Times New Roman" w:cs="Times New Roman"/>
+          <w:sz w:val="28"/>
+          <w:szCs w:val="28"/>
+        </w:rPr>
+      </w:pPr>
+      <w:r>
+        <w:rPr>
+          <w:rFonts w:ascii="Times New Roman" w:hAnsi="Times New Roman" w:cs="Times New Roman"/>
+          <w:sz w:val="28"/>
+          <w:szCs w:val="28"/>
+        </w:rPr>
+        <w:t>Читается меньшая таблица (</w:t>
+      </w:r>
+      <w:proofErr w:type="spellStart"/>
+      <w:r>
+        <w:rPr>
+          <w:rFonts w:ascii="Times New Roman" w:hAnsi="Times New Roman" w:cs="Times New Roman"/>
+          <w:sz w:val="28"/>
+          <w:szCs w:val="28"/>
+        </w:rPr>
+        <w:t>bar</w:t>
+      </w:r>
+      <w:proofErr w:type="spellEnd"/>
+      <w:r>
+        <w:rPr>
+          <w:rFonts w:ascii="Times New Roman" w:hAnsi="Times New Roman" w:cs="Times New Roman"/>
+          <w:sz w:val="28"/>
+          <w:szCs w:val="28"/>
+        </w:rPr>
+        <w:t>) → строится хеш-таблица в памяти.</w:t>
+      </w:r>
+    </w:p>
+    <w:p>
+      <w:pPr>
+        <w:spacing w:line="360" w:lineRule="auto"/>
+        <w:ind w:firstLine="708"/>
+        <w:rPr>
+          <w:rFonts w:ascii="Times New Roman" w:hAnsi="Times New Roman" w:cs="Times New Roman"/>
+          <w:sz w:val="28"/>
+          <w:szCs w:val="28"/>
+        </w:rPr>
+      </w:pPr>
+      <w:r>
+        <w:rPr>
+          <w:rFonts w:ascii="Times New Roman" w:hAnsi="Times New Roman" w:cs="Times New Roman"/>
+          <w:sz w:val="28"/>
+          <w:szCs w:val="28"/>
+        </w:rPr>
+        <w:t>Читается большая таблица (</w:t>
+      </w:r>
+      <w:proofErr w:type="spellStart"/>
+      <w:r>
+        <w:rPr>
+          <w:rFonts w:ascii="Times New Roman" w:hAnsi="Times New Roman" w:cs="Times New Roman"/>
+          <w:sz w:val="28"/>
+          <w:szCs w:val="28"/>
+        </w:rPr>
+        <w:t>foo</w:t>
+      </w:r>
+      <w:proofErr w:type="spellEnd"/>
+      <w:r>
+        <w:rPr>
+          <w:rFonts w:ascii="Times New Roman" w:hAnsi="Times New Roman" w:cs="Times New Roman"/>
+          <w:sz w:val="28"/>
+          <w:szCs w:val="28"/>
+        </w:rPr>
+        <w:t>).</w:t>
+      </w:r>
+    </w:p>
+    <w:p>
+      <w:pPr>
+        <w:spacing w:line="360" w:lineRule="auto"/>
+        <w:ind w:firstLine="708"/>
+        <w:rPr>
+          <w:rFonts w:ascii="Times New Roman" w:hAnsi="Times New Roman" w:cs="Times New Roman"/>
+          <w:sz w:val="28"/>
+          <w:szCs w:val="28"/>
+        </w:rPr>
+      </w:pPr>
+      <w:r>
+        <w:rPr>
+          <w:rFonts w:ascii="Times New Roman" w:hAnsi="Times New Roman" w:cs="Times New Roman"/>
+          <w:sz w:val="28"/>
+          <w:szCs w:val="28"/>
+        </w:rPr>
+        <w:t xml:space="preserve">Для каждой строки </w:t>
+      </w:r>
+      <w:proofErr w:type="spellStart"/>
+      <w:r>
+        <w:rPr>
+          <w:rFonts w:ascii="Times New Roman" w:hAnsi="Times New Roman" w:cs="Times New Roman"/>
+          <w:sz w:val="28"/>
+          <w:szCs w:val="28"/>
+        </w:rPr>
+        <w:t>foo</w:t>
+      </w:r>
+      <w:proofErr w:type="spellEnd"/>
+      <w:r>
+        <w:rPr>
+          <w:rFonts w:ascii="Times New Roman" w:hAnsi="Times New Roman" w:cs="Times New Roman"/>
+          <w:sz w:val="28"/>
+          <w:szCs w:val="28"/>
+        </w:rPr>
+        <w:t xml:space="preserve"> ищется совпадение в хеш-таблице по c1</w:t>
+      </w:r>
+    </w:p>
+    <w:p>
+      <w:pPr>
+        <w:spacing w:line="360" w:lineRule="auto"/>
+        <w:ind w:firstLine="708"/>
+        <w:rPr>
+          <w:rFonts w:ascii="Times New Roman" w:hAnsi="Times New Roman" w:cs="Times New Roman"/>
+          <w:sz w:val="28"/>
+          <w:szCs w:val="28"/>
+          <w:lang w:val="en-US"/>
         </w:rPr>
       </w:pPr>
       <w:r>
@@ -3461,6 +5375,35 @@
           <w:szCs w:val="28"/>
           <w:lang w:val="en-US"/>
         </w:rPr>
+        <w:t xml:space="preserve"> create index idx_bar_c1 on bar (c1), </w:t>
+      </w:r>
+    </w:p>
+    <w:p>
+      <w:pPr>
+        <w:spacing w:line="360" w:lineRule="auto"/>
+        <w:ind w:firstLine="708"/>
+        <w:rPr>
+          <w:rFonts w:ascii="Times New Roman" w:hAnsi="Times New Roman" w:cs="Times New Roman"/>
+          <w:sz w:val="28"/>
+          <w:szCs w:val="28"/>
+          <w:lang w:val="en-US"/>
+        </w:rPr>
+      </w:pPr>
+      <w:r>
+        <w:rPr>
+          <w:rFonts w:ascii="Times New Roman" w:hAnsi="Times New Roman" w:cs="Times New Roman"/>
+          <w:sz w:val="28"/>
+          <w:szCs w:val="28"/>
+        </w:rPr>
+        <w:t>Повторим</w:t>
+      </w:r>
+      <w:r>
+        <w:rPr>
+          <w:rFonts w:ascii="Times New Roman" w:hAnsi="Times New Roman" w:cs="Times New Roman"/>
+          <w:sz w:val="28"/>
+          <w:szCs w:val="28"/>
+          <w:lang w:val="en-US"/>
+        </w:rPr>
         <w:t xml:space="preserve"> </w:t>
       </w:r>
       <w:r>
@@ -3468,38 +5411,8 @@
           <w:rFonts w:ascii="Times New Roman" w:hAnsi="Times New Roman" w:cs="Times New Roman"/>
           <w:sz w:val="28"/>
           <w:szCs w:val="28"/>
-          <w:lang w:val="en-US"/>
-        </w:rPr>
-        <w:t>create index idx_bar_c1 on bar (c1)</w:t>
-      </w:r>
-      <w:r>
-        <w:rPr>
-          <w:rFonts w:ascii="Times New Roman" w:hAnsi="Times New Roman" w:cs="Times New Roman"/>
-          <w:sz w:val="28"/>
-          <w:szCs w:val="28"/>
-          <w:lang w:val="en-US"/>
-        </w:rPr>
-        <w:t xml:space="preserve">, </w:t>
-      </w:r>
-    </w:p>
-    <w:p>
-      <w:pPr>
-        <w:spacing w:line="360" w:lineRule="auto"/>
-        <w:ind w:firstLine="708"/>
-        <w:rPr>
-          <w:rFonts w:ascii="Times New Roman" w:hAnsi="Times New Roman" w:cs="Times New Roman"/>
-          <w:sz w:val="28"/>
-          <w:szCs w:val="28"/>
-          <w:lang w:val="en-US"/>
-        </w:rPr>
-      </w:pPr>
-      <w:r>
-        <w:rPr>
-          <w:rFonts w:ascii="Times New Roman" w:hAnsi="Times New Roman" w:cs="Times New Roman"/>
-          <w:sz w:val="28"/>
-          <w:szCs w:val="28"/>
-        </w:rPr>
-        <w:t>Повторим</w:t>
+        </w:rPr>
+        <w:t>запрос</w:t>
       </w:r>
       <w:r>
         <w:rPr>
@@ -3516,7 +5429,7 @@
           <w:sz w:val="28"/>
           <w:szCs w:val="28"/>
         </w:rPr>
-        <w:t>запрос</w:t>
+        <w:t>из</w:t>
       </w:r>
       <w:r>
         <w:rPr>
@@ -3533,7 +5446,24 @@
           <w:sz w:val="28"/>
           <w:szCs w:val="28"/>
         </w:rPr>
-        <w:t>из</w:t>
+        <w:t>пункта</w:t>
+      </w:r>
+      <w:r>
+        <w:rPr>
+          <w:rFonts w:ascii="Times New Roman" w:hAnsi="Times New Roman" w:cs="Times New Roman"/>
+          <w:sz w:val="28"/>
+          <w:szCs w:val="28"/>
+          <w:lang w:val="en-US"/>
+        </w:rPr>
+        <w:t xml:space="preserve"> 19 </w:t>
+      </w:r>
+      <w:r>
+        <w:rPr>
+          <w:rFonts w:ascii="Times New Roman" w:hAnsi="Times New Roman" w:cs="Times New Roman"/>
+          <w:sz w:val="28"/>
+          <w:szCs w:val="28"/>
+        </w:rPr>
+        <w:t>и</w:t>
       </w:r>
       <w:r>
         <w:rPr>
@@ -3550,40 +5480,6 @@
           <w:sz w:val="28"/>
           <w:szCs w:val="28"/>
         </w:rPr>
-        <w:t>пункта</w:t>
-      </w:r>
-      <w:r>
-        <w:rPr>
-          <w:rFonts w:ascii="Times New Roman" w:hAnsi="Times New Roman" w:cs="Times New Roman"/>
-          <w:sz w:val="28"/>
-          <w:szCs w:val="28"/>
-          <w:lang w:val="en-US"/>
-        </w:rPr>
-        <w:t xml:space="preserve"> 19 </w:t>
-      </w:r>
-      <w:r>
-        <w:rPr>
-          <w:rFonts w:ascii="Times New Roman" w:hAnsi="Times New Roman" w:cs="Times New Roman"/>
-          <w:sz w:val="28"/>
-          <w:szCs w:val="28"/>
-        </w:rPr>
-        <w:t>и</w:t>
-      </w:r>
-      <w:r>
-        <w:rPr>
-          <w:rFonts w:ascii="Times New Roman" w:hAnsi="Times New Roman" w:cs="Times New Roman"/>
-          <w:sz w:val="28"/>
-          <w:szCs w:val="28"/>
-          <w:lang w:val="en-US"/>
-        </w:rPr>
-        <w:t xml:space="preserve"> </w:t>
-      </w:r>
-      <w:r>
-        <w:rPr>
-          <w:rFonts w:ascii="Times New Roman" w:hAnsi="Times New Roman" w:cs="Times New Roman"/>
-          <w:sz w:val="28"/>
-          <w:szCs w:val="28"/>
-        </w:rPr>
         <w:t>получим</w:t>
       </w:r>
       <w:r>
@@ -3593,16 +5489,67 @@
           <w:szCs w:val="28"/>
           <w:lang w:val="en-US"/>
         </w:rPr>
-        <w:t xml:space="preserve">: </w:t>
-      </w:r>
-      <w:r>
-        <w:rPr>
-          <w:rFonts w:ascii="Times New Roman" w:hAnsi="Times New Roman" w:cs="Times New Roman"/>
-          <w:sz w:val="28"/>
-          <w:szCs w:val="28"/>
-          <w:lang w:val="en-US"/>
-        </w:rPr>
-        <w:t>Merge Join  (cost=2.46..40019.70 rows=500000 width=42) (actual time=0.118..481.829 rows=500010 loops=1)</w:t>
+        <w:t xml:space="preserve">: Merge </w:t>
+      </w:r>
+      <w:proofErr w:type="gramStart"/>
+      <w:r>
+        <w:rPr>
+          <w:rFonts w:ascii="Times New Roman" w:hAnsi="Times New Roman" w:cs="Times New Roman"/>
+          <w:sz w:val="28"/>
+          <w:szCs w:val="28"/>
+          <w:lang w:val="en-US"/>
+        </w:rPr>
+        <w:t>Join  (</w:t>
+      </w:r>
+      <w:proofErr w:type="gramEnd"/>
+      <w:r>
+        <w:rPr>
+          <w:rFonts w:ascii="Times New Roman" w:hAnsi="Times New Roman" w:cs="Times New Roman"/>
+          <w:sz w:val="28"/>
+          <w:szCs w:val="28"/>
+          <w:lang w:val="en-US"/>
+        </w:rPr>
+        <w:t>cost=</w:t>
+      </w:r>
+      <w:proofErr w:type="gramStart"/>
+      <w:r>
+        <w:rPr>
+          <w:rFonts w:ascii="Times New Roman" w:hAnsi="Times New Roman" w:cs="Times New Roman"/>
+          <w:sz w:val="28"/>
+          <w:szCs w:val="28"/>
+          <w:lang w:val="en-US"/>
+        </w:rPr>
+        <w:t>2.46..</w:t>
+      </w:r>
+      <w:proofErr w:type="gramEnd"/>
+      <w:r>
+        <w:rPr>
+          <w:rFonts w:ascii="Times New Roman" w:hAnsi="Times New Roman" w:cs="Times New Roman"/>
+          <w:sz w:val="28"/>
+          <w:szCs w:val="28"/>
+          <w:lang w:val="en-US"/>
+        </w:rPr>
+        <w:t>40019.70 rows=500000 width=42) (actual time=</w:t>
+      </w:r>
+      <w:proofErr w:type="gramStart"/>
+      <w:r>
+        <w:rPr>
+          <w:rFonts w:ascii="Times New Roman" w:hAnsi="Times New Roman" w:cs="Times New Roman"/>
+          <w:sz w:val="28"/>
+          <w:szCs w:val="28"/>
+          <w:lang w:val="en-US"/>
+        </w:rPr>
+        <w:t>0.118..</w:t>
+      </w:r>
+      <w:proofErr w:type="gramEnd"/>
+      <w:r>
+        <w:rPr>
+          <w:rFonts w:ascii="Times New Roman" w:hAnsi="Times New Roman" w:cs="Times New Roman"/>
+          <w:sz w:val="28"/>
+          <w:szCs w:val="28"/>
+          <w:lang w:val="en-US"/>
+        </w:rPr>
+        <w:t>481.829 rows=500010 loops=1)</w:t>
       </w:r>
     </w:p>
     <w:p>
@@ -3644,71 +5591,253 @@
           <w:szCs w:val="28"/>
           <w:lang w:val="en-US"/>
         </w:rPr>
-        <w:t xml:space="preserve">  -&gt;  Index Scan using idx_foo_c1 on foo  (cost=0.42..34317.74 rows=1000021 width=37) (actual time=0.030..68.980 rows=500011 loops=1)</w:t>
-      </w:r>
-    </w:p>
-    <w:p>
-      <w:pPr>
-        <w:spacing w:line="360" w:lineRule="auto"/>
-        <w:ind w:firstLine="708"/>
-        <w:rPr>
-          <w:rFonts w:ascii="Times New Roman" w:hAnsi="Times New Roman" w:cs="Times New Roman"/>
-          <w:sz w:val="28"/>
-          <w:szCs w:val="28"/>
-          <w:lang w:val="en-US"/>
-        </w:rPr>
-      </w:pPr>
-      <w:r>
-        <w:rPr>
-          <w:rFonts w:ascii="Times New Roman" w:hAnsi="Times New Roman" w:cs="Times New Roman"/>
-          <w:sz w:val="28"/>
-          <w:szCs w:val="28"/>
-          <w:lang w:val="en-US"/>
-        </w:rPr>
-        <w:t xml:space="preserve">  -&gt;  Index Scan using idx_bar_c1 on bar  (cost=0.42..15212.42 rows=500000 width=5) (actual time=0.016..290.617 rows=500010 loops=1)</w:t>
-      </w:r>
-    </w:p>
-    <w:p>
-      <w:pPr>
-        <w:spacing w:line="360" w:lineRule="auto"/>
-        <w:ind w:firstLine="708"/>
-        <w:rPr>
-          <w:rFonts w:ascii="Times New Roman" w:hAnsi="Times New Roman" w:cs="Times New Roman"/>
-          <w:sz w:val="28"/>
-          <w:szCs w:val="28"/>
-          <w:lang w:val="en-US"/>
-        </w:rPr>
-      </w:pPr>
-      <w:r>
-        <w:rPr>
-          <w:rFonts w:ascii="Times New Roman" w:hAnsi="Times New Roman" w:cs="Times New Roman"/>
-          <w:sz w:val="28"/>
-          <w:szCs w:val="28"/>
-          <w:lang w:val="en-US"/>
-        </w:rPr>
-        <w:t>Planning Time: 0.686 ms</w:t>
-      </w:r>
-    </w:p>
-    <w:p>
-      <w:pPr>
-        <w:spacing w:line="360" w:lineRule="auto"/>
-        <w:ind w:firstLine="708"/>
-        <w:rPr>
-          <w:rFonts w:ascii="Times New Roman" w:hAnsi="Times New Roman" w:cs="Times New Roman"/>
-          <w:sz w:val="28"/>
-          <w:szCs w:val="28"/>
-          <w:lang w:val="en-US"/>
-        </w:rPr>
-      </w:pPr>
-      <w:r>
-        <w:rPr>
-          <w:rFonts w:ascii="Times New Roman" w:hAnsi="Times New Roman" w:cs="Times New Roman"/>
-          <w:sz w:val="28"/>
-          <w:szCs w:val="28"/>
-          <w:lang w:val="en-US"/>
-        </w:rPr>
-        <w:t>Execution Time: 498.625 ms</w:t>
-      </w:r>
+        <w:t xml:space="preserve">  -</w:t>
+      </w:r>
+      <w:proofErr w:type="gramStart"/>
+      <w:r>
+        <w:rPr>
+          <w:rFonts w:ascii="Times New Roman" w:hAnsi="Times New Roman" w:cs="Times New Roman"/>
+          <w:sz w:val="28"/>
+          <w:szCs w:val="28"/>
+          <w:lang w:val="en-US"/>
+        </w:rPr>
+        <w:t>&gt;  Index</w:t>
+      </w:r>
+      <w:proofErr w:type="gramEnd"/>
+      <w:r>
+        <w:rPr>
+          <w:rFonts w:ascii="Times New Roman" w:hAnsi="Times New Roman" w:cs="Times New Roman"/>
+          <w:sz w:val="28"/>
+          <w:szCs w:val="28"/>
+          <w:lang w:val="en-US"/>
+        </w:rPr>
+        <w:t xml:space="preserve"> Scan using idx_foo_c1 on </w:t>
+      </w:r>
+      <w:proofErr w:type="gramStart"/>
+      <w:r>
+        <w:rPr>
+          <w:rFonts w:ascii="Times New Roman" w:hAnsi="Times New Roman" w:cs="Times New Roman"/>
+          <w:sz w:val="28"/>
+          <w:szCs w:val="28"/>
+          <w:lang w:val="en-US"/>
+        </w:rPr>
+        <w:t>foo  (</w:t>
+      </w:r>
+      <w:proofErr w:type="gramEnd"/>
+      <w:r>
+        <w:rPr>
+          <w:rFonts w:ascii="Times New Roman" w:hAnsi="Times New Roman" w:cs="Times New Roman"/>
+          <w:sz w:val="28"/>
+          <w:szCs w:val="28"/>
+          <w:lang w:val="en-US"/>
+        </w:rPr>
+        <w:t>cost=</w:t>
+      </w:r>
+      <w:proofErr w:type="gramStart"/>
+      <w:r>
+        <w:rPr>
+          <w:rFonts w:ascii="Times New Roman" w:hAnsi="Times New Roman" w:cs="Times New Roman"/>
+          <w:sz w:val="28"/>
+          <w:szCs w:val="28"/>
+          <w:lang w:val="en-US"/>
+        </w:rPr>
+        <w:t>0.42..</w:t>
+      </w:r>
+      <w:proofErr w:type="gramEnd"/>
+      <w:r>
+        <w:rPr>
+          <w:rFonts w:ascii="Times New Roman" w:hAnsi="Times New Roman" w:cs="Times New Roman"/>
+          <w:sz w:val="28"/>
+          <w:szCs w:val="28"/>
+          <w:lang w:val="en-US"/>
+        </w:rPr>
+        <w:t>34317.74 rows=1000021 width=37) (actual time=</w:t>
+      </w:r>
+      <w:proofErr w:type="gramStart"/>
+      <w:r>
+        <w:rPr>
+          <w:rFonts w:ascii="Times New Roman" w:hAnsi="Times New Roman" w:cs="Times New Roman"/>
+          <w:sz w:val="28"/>
+          <w:szCs w:val="28"/>
+          <w:lang w:val="en-US"/>
+        </w:rPr>
+        <w:t>0.030..</w:t>
+      </w:r>
+      <w:proofErr w:type="gramEnd"/>
+      <w:r>
+        <w:rPr>
+          <w:rFonts w:ascii="Times New Roman" w:hAnsi="Times New Roman" w:cs="Times New Roman"/>
+          <w:sz w:val="28"/>
+          <w:szCs w:val="28"/>
+          <w:lang w:val="en-US"/>
+        </w:rPr>
+        <w:t>68.980 rows=500011 loops=1)</w:t>
+      </w:r>
+    </w:p>
+    <w:p>
+      <w:pPr>
+        <w:spacing w:line="360" w:lineRule="auto"/>
+        <w:ind w:firstLine="708"/>
+        <w:rPr>
+          <w:rFonts w:ascii="Times New Roman" w:hAnsi="Times New Roman" w:cs="Times New Roman"/>
+          <w:sz w:val="28"/>
+          <w:szCs w:val="28"/>
+          <w:lang w:val="en-US"/>
+        </w:rPr>
+      </w:pPr>
+      <w:r>
+        <w:rPr>
+          <w:rFonts w:ascii="Times New Roman" w:hAnsi="Times New Roman" w:cs="Times New Roman"/>
+          <w:sz w:val="28"/>
+          <w:szCs w:val="28"/>
+          <w:lang w:val="en-US"/>
+        </w:rPr>
+        <w:t xml:space="preserve">  -</w:t>
+      </w:r>
+      <w:proofErr w:type="gramStart"/>
+      <w:r>
+        <w:rPr>
+          <w:rFonts w:ascii="Times New Roman" w:hAnsi="Times New Roman" w:cs="Times New Roman"/>
+          <w:sz w:val="28"/>
+          <w:szCs w:val="28"/>
+          <w:lang w:val="en-US"/>
+        </w:rPr>
+        <w:t>&gt;  Index</w:t>
+      </w:r>
+      <w:proofErr w:type="gramEnd"/>
+      <w:r>
+        <w:rPr>
+          <w:rFonts w:ascii="Times New Roman" w:hAnsi="Times New Roman" w:cs="Times New Roman"/>
+          <w:sz w:val="28"/>
+          <w:szCs w:val="28"/>
+          <w:lang w:val="en-US"/>
+        </w:rPr>
+        <w:t xml:space="preserve"> Scan using idx_bar_c1 on </w:t>
+      </w:r>
+      <w:proofErr w:type="gramStart"/>
+      <w:r>
+        <w:rPr>
+          <w:rFonts w:ascii="Times New Roman" w:hAnsi="Times New Roman" w:cs="Times New Roman"/>
+          <w:sz w:val="28"/>
+          <w:szCs w:val="28"/>
+          <w:lang w:val="en-US"/>
+        </w:rPr>
+        <w:t>bar  (</w:t>
+      </w:r>
+      <w:proofErr w:type="gramEnd"/>
+      <w:r>
+        <w:rPr>
+          <w:rFonts w:ascii="Times New Roman" w:hAnsi="Times New Roman" w:cs="Times New Roman"/>
+          <w:sz w:val="28"/>
+          <w:szCs w:val="28"/>
+          <w:lang w:val="en-US"/>
+        </w:rPr>
+        <w:t>cost=</w:t>
+      </w:r>
+      <w:proofErr w:type="gramStart"/>
+      <w:r>
+        <w:rPr>
+          <w:rFonts w:ascii="Times New Roman" w:hAnsi="Times New Roman" w:cs="Times New Roman"/>
+          <w:sz w:val="28"/>
+          <w:szCs w:val="28"/>
+          <w:lang w:val="en-US"/>
+        </w:rPr>
+        <w:t>0.42..</w:t>
+      </w:r>
+      <w:proofErr w:type="gramEnd"/>
+      <w:r>
+        <w:rPr>
+          <w:rFonts w:ascii="Times New Roman" w:hAnsi="Times New Roman" w:cs="Times New Roman"/>
+          <w:sz w:val="28"/>
+          <w:szCs w:val="28"/>
+          <w:lang w:val="en-US"/>
+        </w:rPr>
+        <w:t>15212.42 rows=500000 width=5) (actual time=</w:t>
+      </w:r>
+      <w:proofErr w:type="gramStart"/>
+      <w:r>
+        <w:rPr>
+          <w:rFonts w:ascii="Times New Roman" w:hAnsi="Times New Roman" w:cs="Times New Roman"/>
+          <w:sz w:val="28"/>
+          <w:szCs w:val="28"/>
+          <w:lang w:val="en-US"/>
+        </w:rPr>
+        <w:t>0.016..</w:t>
+      </w:r>
+      <w:proofErr w:type="gramEnd"/>
+      <w:r>
+        <w:rPr>
+          <w:rFonts w:ascii="Times New Roman" w:hAnsi="Times New Roman" w:cs="Times New Roman"/>
+          <w:sz w:val="28"/>
+          <w:szCs w:val="28"/>
+          <w:lang w:val="en-US"/>
+        </w:rPr>
+        <w:t>290.617 rows=500010 loops=1)</w:t>
+      </w:r>
+    </w:p>
+    <w:p>
+      <w:pPr>
+        <w:spacing w:line="360" w:lineRule="auto"/>
+        <w:ind w:firstLine="708"/>
+        <w:rPr>
+          <w:rFonts w:ascii="Times New Roman" w:hAnsi="Times New Roman" w:cs="Times New Roman"/>
+          <w:sz w:val="28"/>
+          <w:szCs w:val="28"/>
+          <w:lang w:val="en-US"/>
+        </w:rPr>
+      </w:pPr>
+      <w:r>
+        <w:rPr>
+          <w:rFonts w:ascii="Times New Roman" w:hAnsi="Times New Roman" w:cs="Times New Roman"/>
+          <w:sz w:val="28"/>
+          <w:szCs w:val="28"/>
+          <w:lang w:val="en-US"/>
+        </w:rPr>
+        <w:t xml:space="preserve">Planning Time: 0.686 </w:t>
+      </w:r>
+      <w:proofErr w:type="spellStart"/>
+      <w:r>
+        <w:rPr>
+          <w:rFonts w:ascii="Times New Roman" w:hAnsi="Times New Roman" w:cs="Times New Roman"/>
+          <w:sz w:val="28"/>
+          <w:szCs w:val="28"/>
+          <w:lang w:val="en-US"/>
+        </w:rPr>
+        <w:t>ms</w:t>
+      </w:r>
+      <w:proofErr w:type="spellEnd"/>
+    </w:p>
+    <w:p>
+      <w:pPr>
+        <w:spacing w:line="360" w:lineRule="auto"/>
+        <w:ind w:firstLine="708"/>
+        <w:rPr>
+          <w:rFonts w:ascii="Times New Roman" w:hAnsi="Times New Roman" w:cs="Times New Roman"/>
+          <w:sz w:val="28"/>
+          <w:szCs w:val="28"/>
+          <w:lang w:val="en-US"/>
+        </w:rPr>
+      </w:pPr>
+      <w:r>
+        <w:rPr>
+          <w:rFonts w:ascii="Times New Roman" w:hAnsi="Times New Roman" w:cs="Times New Roman"/>
+          <w:sz w:val="28"/>
+          <w:szCs w:val="28"/>
+          <w:lang w:val="en-US"/>
+        </w:rPr>
+        <w:t xml:space="preserve">Execution Time: 498.625 </w:t>
+      </w:r>
+      <w:proofErr w:type="spellStart"/>
+      <w:r>
+        <w:rPr>
+          <w:rFonts w:ascii="Times New Roman" w:hAnsi="Times New Roman" w:cs="Times New Roman"/>
+          <w:sz w:val="28"/>
+          <w:szCs w:val="28"/>
+          <w:lang w:val="en-US"/>
+        </w:rPr>
+        <w:t>ms</w:t>
+      </w:r>
+      <w:proofErr w:type="spellEnd"/>
     </w:p>
     <w:p>
       <w:pPr>
@@ -3771,6 +5900,7 @@
         </w:rPr>
         <w:t xml:space="preserve"> уже в отсортированном порядке с помощью индекса </w:t>
       </w:r>
+      <w:proofErr w:type="spellStart"/>
       <w:r>
         <w:rPr>
           <w:rFonts w:ascii="Times New Roman" w:hAnsi="Times New Roman" w:cs="Times New Roman"/>
@@ -3780,6 +5910,7 @@
         </w:rPr>
         <w:t>idx</w:t>
       </w:r>
+      <w:proofErr w:type="spellEnd"/>
       <w:r>
         <w:rPr>
           <w:rFonts w:ascii="Times New Roman" w:hAnsi="Times New Roman" w:cs="Times New Roman"/>
@@ -3858,6 +5989,7 @@
         </w:rPr>
         <w:t xml:space="preserve"> уже в отсортированном порядке с помощью индекса </w:t>
       </w:r>
+      <w:proofErr w:type="spellStart"/>
       <w:r>
         <w:rPr>
           <w:rFonts w:ascii="Times New Roman" w:hAnsi="Times New Roman" w:cs="Times New Roman"/>
@@ -3867,6 +5999,7 @@
         </w:rPr>
         <w:t>idx</w:t>
       </w:r>
+      <w:proofErr w:type="spellEnd"/>
       <w:r>
         <w:rPr>
           <w:rFonts w:ascii="Times New Roman" w:hAnsi="Times New Roman" w:cs="Times New Roman"/>
@@ -4000,78 +6133,182 @@
         </w:rPr>
         <w:t xml:space="preserve">21-22. </w:t>
       </w:r>
-      <w:r>
-        <w:rPr>
-          <w:rFonts w:ascii="Times New Roman" w:hAnsi="Times New Roman" w:cs="Times New Roman"/>
-          <w:sz w:val="28"/>
-          <w:szCs w:val="28"/>
-          <w:lang w:val="en-US"/>
-        </w:rPr>
-        <w:t>sudo service postgresql stop</w:t>
-      </w:r>
-    </w:p>
-    <w:p>
-      <w:pPr>
-        <w:spacing w:line="360" w:lineRule="auto"/>
-        <w:ind w:firstLine="708"/>
-        <w:rPr>
-          <w:rFonts w:ascii="Times New Roman" w:hAnsi="Times New Roman" w:cs="Times New Roman"/>
-          <w:sz w:val="28"/>
-          <w:szCs w:val="28"/>
-          <w:lang w:val="en-US"/>
-        </w:rPr>
-      </w:pPr>
-      <w:r>
-        <w:rPr>
-          <w:rFonts w:ascii="Times New Roman" w:hAnsi="Times New Roman" w:cs="Times New Roman"/>
-          <w:sz w:val="28"/>
-          <w:szCs w:val="28"/>
-          <w:lang w:val="en-US"/>
-        </w:rPr>
-        <w:t>sudo sync</w:t>
-      </w:r>
-    </w:p>
-    <w:p>
-      <w:pPr>
-        <w:spacing w:line="360" w:lineRule="auto"/>
-        <w:ind w:firstLine="708"/>
-        <w:rPr>
-          <w:rFonts w:ascii="Times New Roman" w:hAnsi="Times New Roman" w:cs="Times New Roman"/>
-          <w:sz w:val="28"/>
-          <w:szCs w:val="28"/>
-          <w:lang w:val="en-US"/>
-        </w:rPr>
-      </w:pPr>
-      <w:r>
-        <w:rPr>
-          <w:rFonts w:ascii="Times New Roman" w:hAnsi="Times New Roman" w:cs="Times New Roman"/>
-          <w:sz w:val="28"/>
-          <w:szCs w:val="28"/>
-          <w:lang w:val="en-US"/>
-        </w:rPr>
-        <w:t>sudo su root</w:t>
-      </w:r>
-    </w:p>
-    <w:p>
-      <w:pPr>
-        <w:spacing w:line="360" w:lineRule="auto"/>
-        <w:ind w:firstLine="708"/>
-        <w:rPr>
-          <w:rFonts w:ascii="Times New Roman" w:hAnsi="Times New Roman" w:cs="Times New Roman"/>
-          <w:sz w:val="28"/>
-          <w:szCs w:val="28"/>
-          <w:lang w:val="en-US"/>
-        </w:rPr>
-      </w:pPr>
-      <w:r>
-        <w:rPr>
-          <w:rFonts w:ascii="Times New Roman" w:hAnsi="Times New Roman" w:cs="Times New Roman"/>
-          <w:sz w:val="28"/>
-          <w:szCs w:val="28"/>
-          <w:lang w:val="en-US"/>
-        </w:rPr>
-        <w:t>echo 3 &gt; /proc/sys/vm/drop_caches</w:t>
-      </w:r>
+      <w:proofErr w:type="spellStart"/>
+      <w:r>
+        <w:rPr>
+          <w:rFonts w:ascii="Times New Roman" w:hAnsi="Times New Roman" w:cs="Times New Roman"/>
+          <w:sz w:val="28"/>
+          <w:szCs w:val="28"/>
+          <w:lang w:val="en-US"/>
+        </w:rPr>
+        <w:t>sudo</w:t>
+      </w:r>
+      <w:proofErr w:type="spellEnd"/>
+      <w:r>
+        <w:rPr>
+          <w:rFonts w:ascii="Times New Roman" w:hAnsi="Times New Roman" w:cs="Times New Roman"/>
+          <w:sz w:val="28"/>
+          <w:szCs w:val="28"/>
+          <w:lang w:val="en-US"/>
+        </w:rPr>
+        <w:t xml:space="preserve"> service </w:t>
+      </w:r>
+      <w:proofErr w:type="spellStart"/>
+      <w:r>
+        <w:rPr>
+          <w:rFonts w:ascii="Times New Roman" w:hAnsi="Times New Roman" w:cs="Times New Roman"/>
+          <w:sz w:val="28"/>
+          <w:szCs w:val="28"/>
+          <w:lang w:val="en-US"/>
+        </w:rPr>
+        <w:t>postgresql</w:t>
+      </w:r>
+      <w:proofErr w:type="spellEnd"/>
+      <w:r>
+        <w:rPr>
+          <w:rFonts w:ascii="Times New Roman" w:hAnsi="Times New Roman" w:cs="Times New Roman"/>
+          <w:sz w:val="28"/>
+          <w:szCs w:val="28"/>
+          <w:lang w:val="en-US"/>
+        </w:rPr>
+        <w:t xml:space="preserve"> stop</w:t>
+      </w:r>
+    </w:p>
+    <w:p>
+      <w:pPr>
+        <w:spacing w:line="360" w:lineRule="auto"/>
+        <w:ind w:firstLine="708"/>
+        <w:rPr>
+          <w:rFonts w:ascii="Times New Roman" w:hAnsi="Times New Roman" w:cs="Times New Roman"/>
+          <w:sz w:val="28"/>
+          <w:szCs w:val="28"/>
+          <w:lang w:val="en-US"/>
+        </w:rPr>
+      </w:pPr>
+      <w:proofErr w:type="spellStart"/>
+      <w:r>
+        <w:rPr>
+          <w:rFonts w:ascii="Times New Roman" w:hAnsi="Times New Roman" w:cs="Times New Roman"/>
+          <w:sz w:val="28"/>
+          <w:szCs w:val="28"/>
+          <w:lang w:val="en-US"/>
+        </w:rPr>
+        <w:t>sudo</w:t>
+      </w:r>
+      <w:proofErr w:type="spellEnd"/>
+      <w:r>
+        <w:rPr>
+          <w:rFonts w:ascii="Times New Roman" w:hAnsi="Times New Roman" w:cs="Times New Roman"/>
+          <w:sz w:val="28"/>
+          <w:szCs w:val="28"/>
+          <w:lang w:val="en-US"/>
+        </w:rPr>
+        <w:t xml:space="preserve"> sync</w:t>
+      </w:r>
+    </w:p>
+    <w:p>
+      <w:pPr>
+        <w:spacing w:line="360" w:lineRule="auto"/>
+        <w:ind w:firstLine="708"/>
+        <w:rPr>
+          <w:rFonts w:ascii="Times New Roman" w:hAnsi="Times New Roman" w:cs="Times New Roman"/>
+          <w:sz w:val="28"/>
+          <w:szCs w:val="28"/>
+          <w:lang w:val="en-US"/>
+        </w:rPr>
+      </w:pPr>
+      <w:proofErr w:type="spellStart"/>
+      <w:r>
+        <w:rPr>
+          <w:rFonts w:ascii="Times New Roman" w:hAnsi="Times New Roman" w:cs="Times New Roman"/>
+          <w:sz w:val="28"/>
+          <w:szCs w:val="28"/>
+          <w:lang w:val="en-US"/>
+        </w:rPr>
+        <w:t>sudo</w:t>
+      </w:r>
+      <w:proofErr w:type="spellEnd"/>
+      <w:r>
+        <w:rPr>
+          <w:rFonts w:ascii="Times New Roman" w:hAnsi="Times New Roman" w:cs="Times New Roman"/>
+          <w:sz w:val="28"/>
+          <w:szCs w:val="28"/>
+          <w:lang w:val="en-US"/>
+        </w:rPr>
+        <w:t xml:space="preserve"> </w:t>
+      </w:r>
+      <w:proofErr w:type="spellStart"/>
+      <w:r>
+        <w:rPr>
+          <w:rFonts w:ascii="Times New Roman" w:hAnsi="Times New Roman" w:cs="Times New Roman"/>
+          <w:sz w:val="28"/>
+          <w:szCs w:val="28"/>
+          <w:lang w:val="en-US"/>
+        </w:rPr>
+        <w:t>su</w:t>
+      </w:r>
+      <w:proofErr w:type="spellEnd"/>
+      <w:r>
+        <w:rPr>
+          <w:rFonts w:ascii="Times New Roman" w:hAnsi="Times New Roman" w:cs="Times New Roman"/>
+          <w:sz w:val="28"/>
+          <w:szCs w:val="28"/>
+          <w:lang w:val="en-US"/>
+        </w:rPr>
+        <w:t xml:space="preserve"> root</w:t>
+      </w:r>
+    </w:p>
+    <w:p>
+      <w:pPr>
+        <w:spacing w:line="360" w:lineRule="auto"/>
+        <w:ind w:firstLine="708"/>
+        <w:rPr>
+          <w:rFonts w:ascii="Times New Roman" w:hAnsi="Times New Roman" w:cs="Times New Roman"/>
+          <w:sz w:val="28"/>
+          <w:szCs w:val="28"/>
+          <w:lang w:val="en-US"/>
+        </w:rPr>
+      </w:pPr>
+      <w:r>
+        <w:rPr>
+          <w:rFonts w:ascii="Times New Roman" w:hAnsi="Times New Roman" w:cs="Times New Roman"/>
+          <w:sz w:val="28"/>
+          <w:szCs w:val="28"/>
+          <w:lang w:val="en-US"/>
+        </w:rPr>
+        <w:t>echo 3 &gt; /proc/sys/</w:t>
+      </w:r>
+      <w:proofErr w:type="spellStart"/>
+      <w:r>
+        <w:rPr>
+          <w:rFonts w:ascii="Times New Roman" w:hAnsi="Times New Roman" w:cs="Times New Roman"/>
+          <w:sz w:val="28"/>
+          <w:szCs w:val="28"/>
+          <w:lang w:val="en-US"/>
+        </w:rPr>
+        <w:t>vm</w:t>
+      </w:r>
+      <w:proofErr w:type="spellEnd"/>
+      <w:r>
+        <w:rPr>
+          <w:rFonts w:ascii="Times New Roman" w:hAnsi="Times New Roman" w:cs="Times New Roman"/>
+          <w:sz w:val="28"/>
+          <w:szCs w:val="28"/>
+          <w:lang w:val="en-US"/>
+        </w:rPr>
+        <w:t>/</w:t>
+      </w:r>
+      <w:proofErr w:type="spellStart"/>
+      <w:r>
+        <w:rPr>
+          <w:rFonts w:ascii="Times New Roman" w:hAnsi="Times New Roman" w:cs="Times New Roman"/>
+          <w:sz w:val="28"/>
+          <w:szCs w:val="28"/>
+          <w:lang w:val="en-US"/>
+        </w:rPr>
+        <w:t>drop_caches</w:t>
+      </w:r>
+      <w:proofErr w:type="spellEnd"/>
     </w:p>
     <w:p>
       <w:pPr>
@@ -4105,115 +6342,313 @@
           <w:lang w:val="en-US"/>
         </w:rPr>
       </w:pPr>
-      <w:r>
-        <w:rPr>
-          <w:rFonts w:ascii="Times New Roman" w:hAnsi="Times New Roman" w:cs="Times New Roman"/>
-          <w:sz w:val="28"/>
-          <w:szCs w:val="28"/>
-          <w:lang w:val="en-US"/>
-        </w:rPr>
-        <w:t>sudo service postgresql start</w:t>
-      </w:r>
-    </w:p>
-    <w:p>
-      <w:pPr>
-        <w:spacing w:line="360" w:lineRule="auto"/>
-        <w:ind w:firstLine="708"/>
-        <w:rPr>
-          <w:rFonts w:ascii="Times New Roman" w:hAnsi="Times New Roman" w:cs="Times New Roman"/>
-          <w:sz w:val="28"/>
-          <w:szCs w:val="28"/>
-          <w:lang w:val="en-US"/>
-        </w:rPr>
-      </w:pPr>
-      <w:r>
-        <w:rPr>
-          <w:rFonts w:ascii="Times New Roman" w:hAnsi="Times New Roman" w:cs="Times New Roman"/>
-          <w:sz w:val="28"/>
-          <w:szCs w:val="28"/>
-          <w:lang w:val="en-US"/>
-        </w:rPr>
-        <w:t>sudo -u admin psql lab2</w:t>
-      </w:r>
-    </w:p>
-    <w:p>
-      <w:pPr>
-        <w:spacing w:line="360" w:lineRule="auto"/>
-        <w:ind w:firstLine="708"/>
-        <w:rPr>
-          <w:rFonts w:ascii="Times New Roman" w:hAnsi="Times New Roman" w:cs="Times New Roman"/>
-          <w:sz w:val="28"/>
-          <w:szCs w:val="28"/>
-          <w:lang w:val="en-US"/>
-        </w:rPr>
-      </w:pPr>
-      <w:r>
-        <w:rPr>
-          <w:rFonts w:ascii="Times New Roman" w:hAnsi="Times New Roman" w:cs="Times New Roman"/>
-          <w:sz w:val="28"/>
-          <w:szCs w:val="28"/>
-          <w:lang w:val="en-US"/>
-        </w:rPr>
-        <w:t>EXPLAIN (ANALYZE, BUFFERS) SELECT * FROM foo;</w:t>
-      </w:r>
-    </w:p>
-    <w:p>
-      <w:pPr>
-        <w:spacing w:line="360" w:lineRule="auto"/>
-        <w:ind w:firstLine="708"/>
-        <w:rPr>
-          <w:rFonts w:ascii="Times New Roman" w:hAnsi="Times New Roman" w:cs="Times New Roman"/>
-          <w:sz w:val="28"/>
-          <w:szCs w:val="28"/>
-          <w:lang w:val="en-US"/>
-        </w:rPr>
-      </w:pPr>
-      <w:r>
-        <w:rPr>
-          <w:rFonts w:ascii="Times New Roman" w:hAnsi="Times New Roman" w:cs="Times New Roman"/>
-          <w:sz w:val="28"/>
-          <w:szCs w:val="28"/>
-          <w:lang w:val="en-US"/>
-        </w:rPr>
-        <w:t>Запуск,shared_hit,shared_read,Комментарий</w:t>
-      </w:r>
-    </w:p>
-    <w:p>
-      <w:pPr>
-        <w:spacing w:line="360" w:lineRule="auto"/>
-        <w:ind w:firstLine="708"/>
-        <w:rPr>
-          <w:rFonts w:ascii="Times New Roman" w:hAnsi="Times New Roman" w:cs="Times New Roman"/>
-          <w:sz w:val="28"/>
-          <w:szCs w:val="28"/>
-        </w:rPr>
-      </w:pPr>
-      <w:r>
-        <w:rPr>
-          <w:rFonts w:ascii="Times New Roman" w:hAnsi="Times New Roman" w:cs="Times New Roman"/>
-          <w:sz w:val="28"/>
-          <w:szCs w:val="28"/>
-        </w:rPr>
-        <w:t>1-й,≈ 0,много,Данные читаются с диска</w:t>
-      </w:r>
-    </w:p>
-    <w:p>
-      <w:pPr>
-        <w:spacing w:line="360" w:lineRule="auto"/>
-        <w:ind w:firstLine="708"/>
-        <w:rPr>
-          <w:rFonts w:ascii="Times New Roman" w:hAnsi="Times New Roman" w:cs="Times New Roman"/>
-          <w:sz w:val="28"/>
-          <w:szCs w:val="28"/>
-        </w:rPr>
-      </w:pPr>
-      <w:r>
-        <w:rPr>
-          <w:rFonts w:ascii="Times New Roman" w:hAnsi="Times New Roman" w:cs="Times New Roman"/>
-          <w:sz w:val="28"/>
-          <w:szCs w:val="28"/>
-        </w:rPr>
-        <w:t xml:space="preserve">2-й,растёт,уменьшается,Часть данных уже в кэше </w:t>
+      <w:proofErr w:type="spellStart"/>
+      <w:r>
+        <w:rPr>
+          <w:rFonts w:ascii="Times New Roman" w:hAnsi="Times New Roman" w:cs="Times New Roman"/>
+          <w:sz w:val="28"/>
+          <w:szCs w:val="28"/>
+          <w:lang w:val="en-US"/>
+        </w:rPr>
+        <w:t>sudo</w:t>
+      </w:r>
+      <w:proofErr w:type="spellEnd"/>
+      <w:r>
+        <w:rPr>
+          <w:rFonts w:ascii="Times New Roman" w:hAnsi="Times New Roman" w:cs="Times New Roman"/>
+          <w:sz w:val="28"/>
+          <w:szCs w:val="28"/>
+          <w:lang w:val="en-US"/>
+        </w:rPr>
+        <w:t xml:space="preserve"> service </w:t>
+      </w:r>
+      <w:proofErr w:type="spellStart"/>
+      <w:r>
+        <w:rPr>
+          <w:rFonts w:ascii="Times New Roman" w:hAnsi="Times New Roman" w:cs="Times New Roman"/>
+          <w:sz w:val="28"/>
+          <w:szCs w:val="28"/>
+          <w:lang w:val="en-US"/>
+        </w:rPr>
+        <w:t>postgresql</w:t>
+      </w:r>
+      <w:proofErr w:type="spellEnd"/>
+      <w:r>
+        <w:rPr>
+          <w:rFonts w:ascii="Times New Roman" w:hAnsi="Times New Roman" w:cs="Times New Roman"/>
+          <w:sz w:val="28"/>
+          <w:szCs w:val="28"/>
+          <w:lang w:val="en-US"/>
+        </w:rPr>
+        <w:t xml:space="preserve"> start</w:t>
+      </w:r>
+    </w:p>
+    <w:p>
+      <w:pPr>
+        <w:spacing w:line="360" w:lineRule="auto"/>
+        <w:ind w:firstLine="708"/>
+        <w:rPr>
+          <w:rFonts w:ascii="Times New Roman" w:hAnsi="Times New Roman" w:cs="Times New Roman"/>
+          <w:sz w:val="28"/>
+          <w:szCs w:val="28"/>
+          <w:lang w:val="en-US"/>
+        </w:rPr>
+      </w:pPr>
+      <w:proofErr w:type="spellStart"/>
+      <w:r>
+        <w:rPr>
+          <w:rFonts w:ascii="Times New Roman" w:hAnsi="Times New Roman" w:cs="Times New Roman"/>
+          <w:sz w:val="28"/>
+          <w:szCs w:val="28"/>
+          <w:lang w:val="en-US"/>
+        </w:rPr>
+        <w:t>sudo</w:t>
+      </w:r>
+      <w:proofErr w:type="spellEnd"/>
+      <w:r>
+        <w:rPr>
+          <w:rFonts w:ascii="Times New Roman" w:hAnsi="Times New Roman" w:cs="Times New Roman"/>
+          <w:sz w:val="28"/>
+          <w:szCs w:val="28"/>
+          <w:lang w:val="en-US"/>
+        </w:rPr>
+        <w:t xml:space="preserve"> -u admin </w:t>
+      </w:r>
+      <w:proofErr w:type="spellStart"/>
+      <w:r>
+        <w:rPr>
+          <w:rFonts w:ascii="Times New Roman" w:hAnsi="Times New Roman" w:cs="Times New Roman"/>
+          <w:sz w:val="28"/>
+          <w:szCs w:val="28"/>
+          <w:lang w:val="en-US"/>
+        </w:rPr>
+        <w:t>psql</w:t>
+      </w:r>
+      <w:proofErr w:type="spellEnd"/>
+      <w:r>
+        <w:rPr>
+          <w:rFonts w:ascii="Times New Roman" w:hAnsi="Times New Roman" w:cs="Times New Roman"/>
+          <w:sz w:val="28"/>
+          <w:szCs w:val="28"/>
+          <w:lang w:val="en-US"/>
+        </w:rPr>
+        <w:t xml:space="preserve"> lab2</w:t>
+      </w:r>
+    </w:p>
+    <w:p>
+      <w:pPr>
+        <w:spacing w:line="360" w:lineRule="auto"/>
+        <w:ind w:firstLine="708"/>
+        <w:rPr>
+          <w:rFonts w:ascii="Times New Roman" w:hAnsi="Times New Roman" w:cs="Times New Roman"/>
+          <w:sz w:val="28"/>
+          <w:szCs w:val="28"/>
+          <w:lang w:val="en-US"/>
+        </w:rPr>
+      </w:pPr>
+      <w:r>
+        <w:rPr>
+          <w:rFonts w:ascii="Times New Roman" w:hAnsi="Times New Roman" w:cs="Times New Roman"/>
+          <w:sz w:val="28"/>
+          <w:szCs w:val="28"/>
+          <w:lang w:val="en-US"/>
+        </w:rPr>
+        <w:t xml:space="preserve">EXPLAIN (ANALYZE, BUFFERS) SELECT * FROM </w:t>
+      </w:r>
+      <w:proofErr w:type="gramStart"/>
+      <w:r>
+        <w:rPr>
+          <w:rFonts w:ascii="Times New Roman" w:hAnsi="Times New Roman" w:cs="Times New Roman"/>
+          <w:sz w:val="28"/>
+          <w:szCs w:val="28"/>
+          <w:lang w:val="en-US"/>
+        </w:rPr>
+        <w:t>foo</w:t>
+      </w:r>
+      <w:proofErr w:type="gramEnd"/>
+      <w:r>
+        <w:rPr>
+          <w:rFonts w:ascii="Times New Roman" w:hAnsi="Times New Roman" w:cs="Times New Roman"/>
+          <w:sz w:val="28"/>
+          <w:szCs w:val="28"/>
+          <w:lang w:val="en-US"/>
+        </w:rPr>
+        <w:t>;</w:t>
+      </w:r>
+    </w:p>
+    <w:p>
+      <w:pPr>
+        <w:spacing w:line="360" w:lineRule="auto"/>
+        <w:ind w:firstLine="708"/>
+        <w:rPr>
+          <w:rFonts w:ascii="Times New Roman" w:hAnsi="Times New Roman" w:cs="Times New Roman"/>
+          <w:sz w:val="28"/>
+          <w:szCs w:val="28"/>
+          <w:lang w:val="en-US"/>
+        </w:rPr>
+      </w:pPr>
+      <w:proofErr w:type="spellStart"/>
+      <w:proofErr w:type="gramStart"/>
+      <w:r>
+        <w:rPr>
+          <w:rFonts w:ascii="Times New Roman" w:hAnsi="Times New Roman" w:cs="Times New Roman"/>
+          <w:sz w:val="28"/>
+          <w:szCs w:val="28"/>
+          <w:lang w:val="en-US"/>
+        </w:rPr>
+        <w:t>Запуск,shared</w:t>
+      </w:r>
+      <w:proofErr w:type="gramEnd"/>
+      <w:r>
+        <w:rPr>
+          <w:rFonts w:ascii="Times New Roman" w:hAnsi="Times New Roman" w:cs="Times New Roman"/>
+          <w:sz w:val="28"/>
+          <w:szCs w:val="28"/>
+          <w:lang w:val="en-US"/>
+        </w:rPr>
+        <w:t>_</w:t>
+      </w:r>
+      <w:proofErr w:type="gramStart"/>
+      <w:r>
+        <w:rPr>
+          <w:rFonts w:ascii="Times New Roman" w:hAnsi="Times New Roman" w:cs="Times New Roman"/>
+          <w:sz w:val="28"/>
+          <w:szCs w:val="28"/>
+          <w:lang w:val="en-US"/>
+        </w:rPr>
+        <w:t>hit,shared</w:t>
+      </w:r>
+      <w:proofErr w:type="gramEnd"/>
+      <w:r>
+        <w:rPr>
+          <w:rFonts w:ascii="Times New Roman" w:hAnsi="Times New Roman" w:cs="Times New Roman"/>
+          <w:sz w:val="28"/>
+          <w:szCs w:val="28"/>
+          <w:lang w:val="en-US"/>
+        </w:rPr>
+        <w:t>_</w:t>
+      </w:r>
+      <w:proofErr w:type="gramStart"/>
+      <w:r>
+        <w:rPr>
+          <w:rFonts w:ascii="Times New Roman" w:hAnsi="Times New Roman" w:cs="Times New Roman"/>
+          <w:sz w:val="28"/>
+          <w:szCs w:val="28"/>
+          <w:lang w:val="en-US"/>
+        </w:rPr>
+        <w:t>read,Комментарий</w:t>
+      </w:r>
+      <w:proofErr w:type="spellEnd"/>
+      <w:proofErr w:type="gramEnd"/>
+    </w:p>
+    <w:p>
+      <w:pPr>
+        <w:spacing w:line="360" w:lineRule="auto"/>
+        <w:ind w:firstLine="708"/>
+        <w:rPr>
+          <w:rFonts w:ascii="Times New Roman" w:hAnsi="Times New Roman" w:cs="Times New Roman"/>
+          <w:sz w:val="28"/>
+          <w:szCs w:val="28"/>
+        </w:rPr>
+      </w:pPr>
+      <w:r>
+        <w:rPr>
+          <w:rFonts w:ascii="Times New Roman" w:hAnsi="Times New Roman" w:cs="Times New Roman"/>
+          <w:sz w:val="28"/>
+          <w:szCs w:val="28"/>
+        </w:rPr>
+        <w:t>1-</w:t>
+      </w:r>
+      <w:proofErr w:type="gramStart"/>
+      <w:r>
+        <w:rPr>
+          <w:rFonts w:ascii="Times New Roman" w:hAnsi="Times New Roman" w:cs="Times New Roman"/>
+          <w:sz w:val="28"/>
+          <w:szCs w:val="28"/>
+        </w:rPr>
+        <w:t>й,≈</w:t>
+      </w:r>
+      <w:proofErr w:type="gramEnd"/>
+      <w:r>
+        <w:rPr>
+          <w:rFonts w:ascii="Times New Roman" w:hAnsi="Times New Roman" w:cs="Times New Roman"/>
+          <w:sz w:val="28"/>
+          <w:szCs w:val="28"/>
+        </w:rPr>
+        <w:t xml:space="preserve"> </w:t>
+      </w:r>
+      <w:proofErr w:type="gramStart"/>
+      <w:r>
+        <w:rPr>
+          <w:rFonts w:ascii="Times New Roman" w:hAnsi="Times New Roman" w:cs="Times New Roman"/>
+          <w:sz w:val="28"/>
+          <w:szCs w:val="28"/>
+        </w:rPr>
+        <w:t>0,много</w:t>
+      </w:r>
+      <w:proofErr w:type="gramEnd"/>
+      <w:r>
+        <w:rPr>
+          <w:rFonts w:ascii="Times New Roman" w:hAnsi="Times New Roman" w:cs="Times New Roman"/>
+          <w:sz w:val="28"/>
+          <w:szCs w:val="28"/>
+        </w:rPr>
+        <w:t>,Данные читаются с диска</w:t>
+      </w:r>
+    </w:p>
+    <w:p>
+      <w:pPr>
+        <w:spacing w:line="360" w:lineRule="auto"/>
+        <w:ind w:firstLine="708"/>
+        <w:rPr>
+          <w:rFonts w:ascii="Times New Roman" w:hAnsi="Times New Roman" w:cs="Times New Roman"/>
+          <w:sz w:val="28"/>
+          <w:szCs w:val="28"/>
+        </w:rPr>
+      </w:pPr>
+      <w:r>
+        <w:rPr>
+          <w:rFonts w:ascii="Times New Roman" w:hAnsi="Times New Roman" w:cs="Times New Roman"/>
+          <w:sz w:val="28"/>
+          <w:szCs w:val="28"/>
+        </w:rPr>
+        <w:t>2-</w:t>
+      </w:r>
+      <w:proofErr w:type="gramStart"/>
+      <w:r>
+        <w:rPr>
+          <w:rFonts w:ascii="Times New Roman" w:hAnsi="Times New Roman" w:cs="Times New Roman"/>
+          <w:sz w:val="28"/>
+          <w:szCs w:val="28"/>
+        </w:rPr>
+        <w:t>й,растёт</w:t>
+      </w:r>
+      <w:proofErr w:type="gramEnd"/>
+      <w:r>
+        <w:rPr>
+          <w:rFonts w:ascii="Times New Roman" w:hAnsi="Times New Roman" w:cs="Times New Roman"/>
+          <w:sz w:val="28"/>
+          <w:szCs w:val="28"/>
+        </w:rPr>
+        <w:t>,</w:t>
+      </w:r>
+      <w:proofErr w:type="gramStart"/>
+      <w:r>
+        <w:rPr>
+          <w:rFonts w:ascii="Times New Roman" w:hAnsi="Times New Roman" w:cs="Times New Roman"/>
+          <w:sz w:val="28"/>
+          <w:szCs w:val="28"/>
+        </w:rPr>
+        <w:t>уменьшается,Часть</w:t>
+      </w:r>
+      <w:proofErr w:type="gramEnd"/>
+      <w:r>
+        <w:rPr>
+          <w:rFonts w:ascii="Times New Roman" w:hAnsi="Times New Roman" w:cs="Times New Roman"/>
+          <w:sz w:val="28"/>
+          <w:szCs w:val="28"/>
+        </w:rPr>
+        <w:t xml:space="preserve"> данных уже в кэше </w:t>
       </w:r>
       <w:r>
         <w:rPr>
@@ -4241,7 +6676,63 @@
           <w:sz w:val="28"/>
           <w:szCs w:val="28"/>
         </w:rPr>
-        <w:t xml:space="preserve">3-й,почти всё,почти 0,Почти всё берётся из </w:t>
+        <w:t>3-</w:t>
+      </w:r>
+      <w:proofErr w:type="gramStart"/>
+      <w:r>
+        <w:rPr>
+          <w:rFonts w:ascii="Times New Roman" w:hAnsi="Times New Roman" w:cs="Times New Roman"/>
+          <w:sz w:val="28"/>
+          <w:szCs w:val="28"/>
+        </w:rPr>
+        <w:t>й,почти</w:t>
+      </w:r>
+      <w:proofErr w:type="gramEnd"/>
+      <w:r>
+        <w:rPr>
+          <w:rFonts w:ascii="Times New Roman" w:hAnsi="Times New Roman" w:cs="Times New Roman"/>
+          <w:sz w:val="28"/>
+          <w:szCs w:val="28"/>
+        </w:rPr>
+        <w:t xml:space="preserve"> </w:t>
+      </w:r>
+      <w:proofErr w:type="spellStart"/>
+      <w:proofErr w:type="gramStart"/>
+      <w:r>
+        <w:rPr>
+          <w:rFonts w:ascii="Times New Roman" w:hAnsi="Times New Roman" w:cs="Times New Roman"/>
+          <w:sz w:val="28"/>
+          <w:szCs w:val="28"/>
+        </w:rPr>
+        <w:t>всё,почти</w:t>
+      </w:r>
+      <w:proofErr w:type="spellEnd"/>
+      <w:proofErr w:type="gramEnd"/>
+      <w:r>
+        <w:rPr>
+          <w:rFonts w:ascii="Times New Roman" w:hAnsi="Times New Roman" w:cs="Times New Roman"/>
+          <w:sz w:val="28"/>
+          <w:szCs w:val="28"/>
+        </w:rPr>
+        <w:t xml:space="preserve"> </w:t>
+      </w:r>
+      <w:proofErr w:type="gramStart"/>
+      <w:r>
+        <w:rPr>
+          <w:rFonts w:ascii="Times New Roman" w:hAnsi="Times New Roman" w:cs="Times New Roman"/>
+          <w:sz w:val="28"/>
+          <w:szCs w:val="28"/>
+        </w:rPr>
+        <w:t>0,Почти</w:t>
+      </w:r>
+      <w:proofErr w:type="gramEnd"/>
+      <w:r>
+        <w:rPr>
+          <w:rFonts w:ascii="Times New Roman" w:hAnsi="Times New Roman" w:cs="Times New Roman"/>
+          <w:sz w:val="28"/>
+          <w:szCs w:val="28"/>
+        </w:rPr>
+        <w:t xml:space="preserve"> всё берётся из </w:t>
       </w:r>
       <w:r>
         <w:rPr>
@@ -4281,25 +6772,95 @@
           <w:lang w:val="en-US"/>
         </w:rPr>
       </w:pPr>
-      <w:r>
-        <w:rPr>
-          <w:rFonts w:ascii="Times New Roman" w:hAnsi="Times New Roman" w:cs="Times New Roman"/>
-          <w:sz w:val="28"/>
-          <w:szCs w:val="28"/>
-          <w:lang w:val="en-US"/>
-        </w:rPr>
-        <w:t>shared_hit — блоки из кэша PostgreSQL</w:t>
-      </w:r>
-    </w:p>
-    <w:p>
-      <w:pPr>
-        <w:spacing w:line="360" w:lineRule="auto"/>
-        <w:ind w:firstLine="708"/>
-        <w:rPr>
-          <w:rFonts w:ascii="Times New Roman" w:hAnsi="Times New Roman" w:cs="Times New Roman"/>
-          <w:sz w:val="28"/>
-          <w:szCs w:val="28"/>
-          <w:lang w:val="en-US"/>
+      <w:proofErr w:type="spellStart"/>
+      <w:r>
+        <w:rPr>
+          <w:rFonts w:ascii="Times New Roman" w:hAnsi="Times New Roman" w:cs="Times New Roman"/>
+          <w:sz w:val="28"/>
+          <w:szCs w:val="28"/>
+          <w:lang w:val="en-US"/>
+        </w:rPr>
+        <w:t>shared_hit</w:t>
+      </w:r>
+      <w:proofErr w:type="spellEnd"/>
+      <w:r>
+        <w:rPr>
+          <w:rFonts w:ascii="Times New Roman" w:hAnsi="Times New Roman" w:cs="Times New Roman"/>
+          <w:sz w:val="28"/>
+          <w:szCs w:val="28"/>
+          <w:lang w:val="en-US"/>
+        </w:rPr>
+        <w:t xml:space="preserve"> — </w:t>
+      </w:r>
+      <w:proofErr w:type="spellStart"/>
+      <w:r>
+        <w:rPr>
+          <w:rFonts w:ascii="Times New Roman" w:hAnsi="Times New Roman" w:cs="Times New Roman"/>
+          <w:sz w:val="28"/>
+          <w:szCs w:val="28"/>
+          <w:lang w:val="en-US"/>
+        </w:rPr>
+        <w:t>блоки</w:t>
+      </w:r>
+      <w:proofErr w:type="spellEnd"/>
+      <w:r>
+        <w:rPr>
+          <w:rFonts w:ascii="Times New Roman" w:hAnsi="Times New Roman" w:cs="Times New Roman"/>
+          <w:sz w:val="28"/>
+          <w:szCs w:val="28"/>
+          <w:lang w:val="en-US"/>
+        </w:rPr>
+        <w:t xml:space="preserve"> </w:t>
+      </w:r>
+      <w:proofErr w:type="spellStart"/>
+      <w:r>
+        <w:rPr>
+          <w:rFonts w:ascii="Times New Roman" w:hAnsi="Times New Roman" w:cs="Times New Roman"/>
+          <w:sz w:val="28"/>
+          <w:szCs w:val="28"/>
+          <w:lang w:val="en-US"/>
+        </w:rPr>
+        <w:t>из</w:t>
+      </w:r>
+      <w:proofErr w:type="spellEnd"/>
+      <w:r>
+        <w:rPr>
+          <w:rFonts w:ascii="Times New Roman" w:hAnsi="Times New Roman" w:cs="Times New Roman"/>
+          <w:sz w:val="28"/>
+          <w:szCs w:val="28"/>
+          <w:lang w:val="en-US"/>
+        </w:rPr>
+        <w:t xml:space="preserve"> </w:t>
+      </w:r>
+      <w:proofErr w:type="spellStart"/>
+      <w:r>
+        <w:rPr>
+          <w:rFonts w:ascii="Times New Roman" w:hAnsi="Times New Roman" w:cs="Times New Roman"/>
+          <w:sz w:val="28"/>
+          <w:szCs w:val="28"/>
+          <w:lang w:val="en-US"/>
+        </w:rPr>
+        <w:t>кэша</w:t>
+      </w:r>
+      <w:proofErr w:type="spellEnd"/>
+      <w:r>
+        <w:rPr>
+          <w:rFonts w:ascii="Times New Roman" w:hAnsi="Times New Roman" w:cs="Times New Roman"/>
+          <w:sz w:val="28"/>
+          <w:szCs w:val="28"/>
+          <w:lang w:val="en-US"/>
+        </w:rPr>
+        <w:t xml:space="preserve"> PostgreSQL</w:t>
+      </w:r>
+    </w:p>
+    <w:p>
+      <w:pPr>
+        <w:spacing w:line="360" w:lineRule="auto"/>
+        <w:ind w:firstLine="708"/>
+        <w:rPr>
+          <w:rFonts w:ascii="Times New Roman" w:hAnsi="Times New Roman" w:cs="Times New Roman"/>
+          <w:sz w:val="28"/>
+          <w:szCs w:val="28"/>
         </w:rPr>
       </w:pPr>
       <w:r>
@@ -4345,19 +6906,17 @@
           <w:rFonts w:ascii="Times New Roman" w:hAnsi="Times New Roman" w:cs="Times New Roman"/>
           <w:sz w:val="28"/>
           <w:szCs w:val="28"/>
-          <w:lang w:val="en-US"/>
-        </w:rPr>
-      </w:pPr>
-    </w:p>
-    <w:p>
-      <w:pPr>
-        <w:spacing w:line="360" w:lineRule="auto"/>
-        <w:ind w:firstLine="708"/>
-        <w:rPr>
-          <w:rFonts w:ascii="Times New Roman" w:hAnsi="Times New Roman" w:cs="Times New Roman"/>
-          <w:sz w:val="28"/>
-          <w:szCs w:val="28"/>
-          <w:lang w:val="en-US"/>
+        </w:rPr>
+      </w:pPr>
+    </w:p>
+    <w:p>
+      <w:pPr>
+        <w:spacing w:line="360" w:lineRule="auto"/>
+        <w:ind w:firstLine="708"/>
+        <w:rPr>
+          <w:rFonts w:ascii="Times New Roman" w:hAnsi="Times New Roman" w:cs="Times New Roman"/>
+          <w:sz w:val="28"/>
+          <w:szCs w:val="28"/>
         </w:rPr>
       </w:pPr>
     </w:p>
@@ -4371,7 +6930,6 @@
           <w:bCs/>
           <w:sz w:val="28"/>
           <w:szCs w:val="28"/>
-          <w:lang w:val="en-US"/>
         </w:rPr>
       </w:pPr>
       <w:r>
@@ -4577,6 +7135,7 @@
         </w:rPr>
         <w:t xml:space="preserve"> </w:t>
       </w:r>
+      <w:proofErr w:type="gramStart"/>
       <w:r>
         <w:rPr>
           <w:rFonts w:ascii="Times New Roman" w:hAnsi="Times New Roman" w:cs="Times New Roman"/>
@@ -4592,7 +7151,16 @@
           <w:sz w:val="28"/>
           <w:szCs w:val="28"/>
         </w:rPr>
-        <w:t xml:space="preserve">(*) </w:t>
+        <w:t>(</w:t>
+      </w:r>
+      <w:proofErr w:type="gramEnd"/>
+      <w:r>
+        <w:rPr>
+          <w:rFonts w:ascii="Times New Roman" w:hAnsi="Times New Roman" w:cs="Times New Roman"/>
+          <w:sz w:val="28"/>
+          <w:szCs w:val="28"/>
+        </w:rPr>
+        <w:t xml:space="preserve">*) </w:t>
       </w:r>
       <w:r>
         <w:rPr>
@@ -4662,6 +7230,7 @@
         </w:rPr>
         <w:t xml:space="preserve"> </w:t>
       </w:r>
+      <w:proofErr w:type="spellStart"/>
       <w:r>
         <w:rPr>
           <w:rFonts w:ascii="Times New Roman" w:hAnsi="Times New Roman" w:cs="Times New Roman"/>
@@ -4671,6 +7240,7 @@
         </w:rPr>
         <w:t>ilike</w:t>
       </w:r>
+      <w:proofErr w:type="spellEnd"/>
       <w:r>
         <w:rPr>
           <w:rFonts w:ascii="Times New Roman" w:hAnsi="Times New Roman" w:cs="Times New Roman"/>
@@ -4679,6 +7249,7 @@
         </w:rPr>
         <w:t xml:space="preserve"> '%</w:t>
       </w:r>
+      <w:proofErr w:type="spellStart"/>
       <w:r>
         <w:rPr>
           <w:rFonts w:ascii="Times New Roman" w:hAnsi="Times New Roman" w:cs="Times New Roman"/>
@@ -4688,6 +7259,7 @@
         </w:rPr>
         <w:t>yandex</w:t>
       </w:r>
+      <w:proofErr w:type="spellEnd"/>
       <w:r>
         <w:rPr>
           <w:rFonts w:ascii="Times New Roman" w:hAnsi="Times New Roman" w:cs="Times New Roman"/>
@@ -4696,6 +7268,7 @@
         </w:rPr>
         <w:t>.</w:t>
       </w:r>
+      <w:proofErr w:type="spellStart"/>
       <w:r>
         <w:rPr>
           <w:rFonts w:ascii="Times New Roman" w:hAnsi="Times New Roman" w:cs="Times New Roman"/>
@@ -4705,6 +7278,7 @@
         </w:rPr>
         <w:t>ru</w:t>
       </w:r>
+      <w:proofErr w:type="spellEnd"/>
       <w:r>
         <w:rPr>
           <w:rFonts w:ascii="Times New Roman" w:hAnsi="Times New Roman" w:cs="Times New Roman"/>
@@ -4720,7 +7294,347 @@
           <w:szCs w:val="28"/>
         </w:rPr>
         <w:br/>
-        <w:t xml:space="preserve">индекс: </w:t>
+        <w:t xml:space="preserve">до индекса                               QUERY PLAN </w:t>
+      </w:r>
+      <w:proofErr w:type="spellStart"/>
+      <w:proofErr w:type="gramStart"/>
+      <w:r>
+        <w:rPr>
+          <w:rFonts w:ascii="Times New Roman" w:hAnsi="Times New Roman" w:cs="Times New Roman"/>
+          <w:sz w:val="28"/>
+          <w:szCs w:val="28"/>
+        </w:rPr>
+        <w:t>Aggregate</w:t>
+      </w:r>
+      <w:proofErr w:type="spellEnd"/>
+      <w:r>
+        <w:rPr>
+          <w:rFonts w:ascii="Times New Roman" w:hAnsi="Times New Roman" w:cs="Times New Roman"/>
+          <w:sz w:val="28"/>
+          <w:szCs w:val="28"/>
+        </w:rPr>
+        <w:t xml:space="preserve">  (</w:t>
+      </w:r>
+      <w:proofErr w:type="spellStart"/>
+      <w:proofErr w:type="gramEnd"/>
+      <w:r>
+        <w:rPr>
+          <w:rFonts w:ascii="Times New Roman" w:hAnsi="Times New Roman" w:cs="Times New Roman"/>
+          <w:sz w:val="28"/>
+          <w:szCs w:val="28"/>
+        </w:rPr>
+        <w:t>cost</w:t>
+      </w:r>
+      <w:proofErr w:type="spellEnd"/>
+      <w:r>
+        <w:rPr>
+          <w:rFonts w:ascii="Times New Roman" w:hAnsi="Times New Roman" w:cs="Times New Roman"/>
+          <w:sz w:val="28"/>
+          <w:szCs w:val="28"/>
+        </w:rPr>
+        <w:t>=</w:t>
+      </w:r>
+      <w:proofErr w:type="gramStart"/>
+      <w:r>
+        <w:rPr>
+          <w:rFonts w:ascii="Times New Roman" w:hAnsi="Times New Roman" w:cs="Times New Roman"/>
+          <w:sz w:val="28"/>
+          <w:szCs w:val="28"/>
+        </w:rPr>
+        <w:t>25442.00..</w:t>
+      </w:r>
+      <w:proofErr w:type="gramEnd"/>
+      <w:r>
+        <w:rPr>
+          <w:rFonts w:ascii="Times New Roman" w:hAnsi="Times New Roman" w:cs="Times New Roman"/>
+          <w:sz w:val="28"/>
+          <w:szCs w:val="28"/>
+        </w:rPr>
+        <w:t xml:space="preserve">25442.01 </w:t>
+      </w:r>
+      <w:proofErr w:type="spellStart"/>
+      <w:r>
+        <w:rPr>
+          <w:rFonts w:ascii="Times New Roman" w:hAnsi="Times New Roman" w:cs="Times New Roman"/>
+          <w:sz w:val="28"/>
+          <w:szCs w:val="28"/>
+        </w:rPr>
+        <w:t>rows</w:t>
+      </w:r>
+      <w:proofErr w:type="spellEnd"/>
+      <w:r>
+        <w:rPr>
+          <w:rFonts w:ascii="Times New Roman" w:hAnsi="Times New Roman" w:cs="Times New Roman"/>
+          <w:sz w:val="28"/>
+          <w:szCs w:val="28"/>
+        </w:rPr>
+        <w:t xml:space="preserve">=1 </w:t>
+      </w:r>
+      <w:proofErr w:type="spellStart"/>
+      <w:r>
+        <w:rPr>
+          <w:rFonts w:ascii="Times New Roman" w:hAnsi="Times New Roman" w:cs="Times New Roman"/>
+          <w:sz w:val="28"/>
+          <w:szCs w:val="28"/>
+        </w:rPr>
+        <w:t>width</w:t>
+      </w:r>
+      <w:proofErr w:type="spellEnd"/>
+      <w:r>
+        <w:rPr>
+          <w:rFonts w:ascii="Times New Roman" w:hAnsi="Times New Roman" w:cs="Times New Roman"/>
+          <w:sz w:val="28"/>
+          <w:szCs w:val="28"/>
+        </w:rPr>
+        <w:t>=8) -</w:t>
+      </w:r>
+      <w:proofErr w:type="gramStart"/>
+      <w:r>
+        <w:rPr>
+          <w:rFonts w:ascii="Times New Roman" w:hAnsi="Times New Roman" w:cs="Times New Roman"/>
+          <w:sz w:val="28"/>
+          <w:szCs w:val="28"/>
+        </w:rPr>
+        <w:t xml:space="preserve">&gt;  </w:t>
+      </w:r>
+      <w:r>
+        <w:rPr>
+          <w:rFonts w:ascii="Times New Roman" w:hAnsi="Times New Roman" w:cs="Times New Roman"/>
+          <w:sz w:val="28"/>
+          <w:szCs w:val="28"/>
+          <w:lang w:val="en-US"/>
+        </w:rPr>
+        <w:t>Seq</w:t>
+      </w:r>
+      <w:proofErr w:type="gramEnd"/>
+      <w:r>
+        <w:rPr>
+          <w:rFonts w:ascii="Times New Roman" w:hAnsi="Times New Roman" w:cs="Times New Roman"/>
+          <w:sz w:val="28"/>
+          <w:szCs w:val="28"/>
+        </w:rPr>
+        <w:t xml:space="preserve"> </w:t>
+      </w:r>
+      <w:r>
+        <w:rPr>
+          <w:rFonts w:ascii="Times New Roman" w:hAnsi="Times New Roman" w:cs="Times New Roman"/>
+          <w:sz w:val="28"/>
+          <w:szCs w:val="28"/>
+          <w:lang w:val="en-US"/>
+        </w:rPr>
+        <w:t>Scan</w:t>
+      </w:r>
+      <w:r>
+        <w:rPr>
+          <w:rFonts w:ascii="Times New Roman" w:hAnsi="Times New Roman" w:cs="Times New Roman"/>
+          <w:sz w:val="28"/>
+          <w:szCs w:val="28"/>
+        </w:rPr>
+        <w:t xml:space="preserve"> </w:t>
+      </w:r>
+      <w:r>
+        <w:rPr>
+          <w:rFonts w:ascii="Times New Roman" w:hAnsi="Times New Roman" w:cs="Times New Roman"/>
+          <w:sz w:val="28"/>
+          <w:szCs w:val="28"/>
+          <w:lang w:val="en-US"/>
+        </w:rPr>
+        <w:t>on</w:t>
+      </w:r>
+      <w:r>
+        <w:rPr>
+          <w:rFonts w:ascii="Times New Roman" w:hAnsi="Times New Roman" w:cs="Times New Roman"/>
+          <w:sz w:val="28"/>
+          <w:szCs w:val="28"/>
+        </w:rPr>
+        <w:t xml:space="preserve"> </w:t>
+      </w:r>
+      <w:proofErr w:type="gramStart"/>
+      <w:r>
+        <w:rPr>
+          <w:rFonts w:ascii="Times New Roman" w:hAnsi="Times New Roman" w:cs="Times New Roman"/>
+          <w:sz w:val="28"/>
+          <w:szCs w:val="28"/>
+          <w:lang w:val="en-US"/>
+        </w:rPr>
+        <w:t>users</w:t>
+      </w:r>
+      <w:r>
+        <w:rPr>
+          <w:rFonts w:ascii="Times New Roman" w:hAnsi="Times New Roman" w:cs="Times New Roman"/>
+          <w:sz w:val="28"/>
+          <w:szCs w:val="28"/>
+        </w:rPr>
+        <w:t xml:space="preserve">  (</w:t>
+      </w:r>
+      <w:proofErr w:type="gramEnd"/>
+      <w:r>
+        <w:rPr>
+          <w:rFonts w:ascii="Times New Roman" w:hAnsi="Times New Roman" w:cs="Times New Roman"/>
+          <w:sz w:val="28"/>
+          <w:szCs w:val="28"/>
+          <w:lang w:val="en-US"/>
+        </w:rPr>
+        <w:t>cost</w:t>
+      </w:r>
+      <w:r>
+        <w:rPr>
+          <w:rFonts w:ascii="Times New Roman" w:hAnsi="Times New Roman" w:cs="Times New Roman"/>
+          <w:sz w:val="28"/>
+          <w:szCs w:val="28"/>
+        </w:rPr>
+        <w:t>=</w:t>
+      </w:r>
+      <w:proofErr w:type="gramStart"/>
+      <w:r>
+        <w:rPr>
+          <w:rFonts w:ascii="Times New Roman" w:hAnsi="Times New Roman" w:cs="Times New Roman"/>
+          <w:sz w:val="28"/>
+          <w:szCs w:val="28"/>
+        </w:rPr>
+        <w:t>0.00..</w:t>
+      </w:r>
+      <w:proofErr w:type="gramEnd"/>
+      <w:r>
+        <w:rPr>
+          <w:rFonts w:ascii="Times New Roman" w:hAnsi="Times New Roman" w:cs="Times New Roman"/>
+          <w:sz w:val="28"/>
+          <w:szCs w:val="28"/>
+        </w:rPr>
+        <w:t xml:space="preserve">25417.00 </w:t>
+      </w:r>
+      <w:r>
+        <w:rPr>
+          <w:rFonts w:ascii="Times New Roman" w:hAnsi="Times New Roman" w:cs="Times New Roman"/>
+          <w:sz w:val="28"/>
+          <w:szCs w:val="28"/>
+          <w:lang w:val="en-US"/>
+        </w:rPr>
+        <w:t>rows</w:t>
+      </w:r>
+      <w:r>
+        <w:rPr>
+          <w:rFonts w:ascii="Times New Roman" w:hAnsi="Times New Roman" w:cs="Times New Roman"/>
+          <w:sz w:val="28"/>
+          <w:szCs w:val="28"/>
+        </w:rPr>
+        <w:t xml:space="preserve">=10000 </w:t>
+      </w:r>
+      <w:r>
+        <w:rPr>
+          <w:rFonts w:ascii="Times New Roman" w:hAnsi="Times New Roman" w:cs="Times New Roman"/>
+          <w:sz w:val="28"/>
+          <w:szCs w:val="28"/>
+          <w:lang w:val="en-US"/>
+        </w:rPr>
+        <w:t>width</w:t>
+      </w:r>
+      <w:r>
+        <w:rPr>
+          <w:rFonts w:ascii="Times New Roman" w:hAnsi="Times New Roman" w:cs="Times New Roman"/>
+          <w:sz w:val="28"/>
+          <w:szCs w:val="28"/>
+        </w:rPr>
+        <w:t>=0)</w:t>
+      </w:r>
+      <w:r>
+        <w:rPr>
+          <w:rFonts w:ascii="Times New Roman" w:hAnsi="Times New Roman" w:cs="Times New Roman"/>
+          <w:sz w:val="28"/>
+          <w:szCs w:val="28"/>
+        </w:rPr>
+        <w:t xml:space="preserve"> </w:t>
+      </w:r>
+      <w:r>
+        <w:rPr>
+          <w:rFonts w:ascii="Times New Roman" w:hAnsi="Times New Roman" w:cs="Times New Roman"/>
+          <w:sz w:val="28"/>
+          <w:szCs w:val="28"/>
+          <w:lang w:val="en-US"/>
+        </w:rPr>
+        <w:t>Filter</w:t>
+      </w:r>
+      <w:r>
+        <w:rPr>
+          <w:rFonts w:ascii="Times New Roman" w:hAnsi="Times New Roman" w:cs="Times New Roman"/>
+          <w:sz w:val="28"/>
+          <w:szCs w:val="28"/>
+        </w:rPr>
+        <w:t>: (</w:t>
+      </w:r>
+      <w:r>
+        <w:rPr>
+          <w:rFonts w:ascii="Times New Roman" w:hAnsi="Times New Roman" w:cs="Times New Roman"/>
+          <w:sz w:val="28"/>
+          <w:szCs w:val="28"/>
+          <w:lang w:val="en-US"/>
+        </w:rPr>
+        <w:t>email</w:t>
+      </w:r>
+      <w:r>
+        <w:rPr>
+          <w:rFonts w:ascii="Times New Roman" w:hAnsi="Times New Roman" w:cs="Times New Roman"/>
+          <w:sz w:val="28"/>
+          <w:szCs w:val="28"/>
+        </w:rPr>
+        <w:t xml:space="preserve"> ~~* '%</w:t>
+      </w:r>
+      <w:proofErr w:type="spellStart"/>
+      <w:r>
+        <w:rPr>
+          <w:rFonts w:ascii="Times New Roman" w:hAnsi="Times New Roman" w:cs="Times New Roman"/>
+          <w:sz w:val="28"/>
+          <w:szCs w:val="28"/>
+          <w:lang w:val="en-US"/>
+        </w:rPr>
+        <w:t>yandex</w:t>
+      </w:r>
+      <w:proofErr w:type="spellEnd"/>
+      <w:r>
+        <w:rPr>
+          <w:rFonts w:ascii="Times New Roman" w:hAnsi="Times New Roman" w:cs="Times New Roman"/>
+          <w:sz w:val="28"/>
+          <w:szCs w:val="28"/>
+        </w:rPr>
+        <w:t>.</w:t>
+      </w:r>
+      <w:proofErr w:type="spellStart"/>
+      <w:r>
+        <w:rPr>
+          <w:rFonts w:ascii="Times New Roman" w:hAnsi="Times New Roman" w:cs="Times New Roman"/>
+          <w:sz w:val="28"/>
+          <w:szCs w:val="28"/>
+          <w:lang w:val="en-US"/>
+        </w:rPr>
+        <w:t>ru</w:t>
+      </w:r>
+      <w:proofErr w:type="spellEnd"/>
+      <w:proofErr w:type="gramStart"/>
+      <w:r>
+        <w:rPr>
+          <w:rFonts w:ascii="Times New Roman" w:hAnsi="Times New Roman" w:cs="Times New Roman"/>
+          <w:sz w:val="28"/>
+          <w:szCs w:val="28"/>
+        </w:rPr>
+        <w:t>'::</w:t>
+      </w:r>
+      <w:proofErr w:type="gramEnd"/>
+      <w:r>
+        <w:rPr>
+          <w:rFonts w:ascii="Times New Roman" w:hAnsi="Times New Roman" w:cs="Times New Roman"/>
+          <w:sz w:val="28"/>
+          <w:szCs w:val="28"/>
+          <w:lang w:val="en-US"/>
+        </w:rPr>
+        <w:t>text</w:t>
+      </w:r>
+      <w:r>
+        <w:rPr>
+          <w:rFonts w:ascii="Times New Roman" w:hAnsi="Times New Roman" w:cs="Times New Roman"/>
+          <w:sz w:val="28"/>
+          <w:szCs w:val="28"/>
+        </w:rPr>
+        <w:t>)</w:t>
       </w:r>
       <w:r>
         <w:rPr>
@@ -4729,15 +7643,15 @@
           <w:szCs w:val="28"/>
         </w:rPr>
         <w:br/>
-        <w:t xml:space="preserve">до индекса </w:t>
-      </w:r>
-      <w:r>
-        <w:rPr>
-          <w:rFonts w:ascii="Times New Roman" w:hAnsi="Times New Roman" w:cs="Times New Roman"/>
-          <w:sz w:val="28"/>
-          <w:szCs w:val="28"/>
-        </w:rPr>
-        <w:t xml:space="preserve">                              QUERY PLAN</w:t>
+      </w:r>
+      <w:r>
+        <w:rPr>
+          <w:rFonts w:ascii="Times New Roman" w:hAnsi="Times New Roman" w:cs="Times New Roman"/>
+          <w:sz w:val="28"/>
+          <w:szCs w:val="28"/>
+          <w:lang w:val="en-US"/>
+        </w:rPr>
+        <w:t>CREATE</w:t>
       </w:r>
       <w:r>
         <w:rPr>
@@ -4752,8 +7666,9 @@
           <w:rFonts w:ascii="Times New Roman" w:hAnsi="Times New Roman" w:cs="Times New Roman"/>
           <w:sz w:val="28"/>
           <w:szCs w:val="28"/>
-        </w:rPr>
-        <w:t>Aggregate  (cost=25442.00..25442.01 rows=1 width=8)</w:t>
+          <w:lang w:val="en-US"/>
+        </w:rPr>
+        <w:t>EXTENSION</w:t>
       </w:r>
       <w:r>
         <w:rPr>
@@ -4768,17 +7683,9 @@
           <w:rFonts w:ascii="Times New Roman" w:hAnsi="Times New Roman" w:cs="Times New Roman"/>
           <w:sz w:val="28"/>
           <w:szCs w:val="28"/>
-        </w:rPr>
-        <w:t xml:space="preserve">-&gt;  </w:t>
-      </w:r>
-      <w:r>
-        <w:rPr>
-          <w:rFonts w:ascii="Times New Roman" w:hAnsi="Times New Roman" w:cs="Times New Roman"/>
-          <w:sz w:val="28"/>
-          <w:szCs w:val="28"/>
-          <w:lang w:val="en-US"/>
-        </w:rPr>
-        <w:t>Seq</w:t>
+          <w:lang w:val="en-US"/>
+        </w:rPr>
+        <w:t>IF</w:t>
       </w:r>
       <w:r>
         <w:rPr>
@@ -4795,7 +7702,7 @@
           <w:szCs w:val="28"/>
           <w:lang w:val="en-US"/>
         </w:rPr>
-        <w:t>Scan</w:t>
+        <w:t>NOT</w:t>
       </w:r>
       <w:r>
         <w:rPr>
@@ -4812,8 +7719,173 @@
           <w:szCs w:val="28"/>
           <w:lang w:val="en-US"/>
         </w:rPr>
+        <w:t>EXISTS</w:t>
+      </w:r>
+      <w:r>
+        <w:rPr>
+          <w:rFonts w:ascii="Times New Roman" w:hAnsi="Times New Roman" w:cs="Times New Roman"/>
+          <w:sz w:val="28"/>
+          <w:szCs w:val="28"/>
+        </w:rPr>
+        <w:t xml:space="preserve"> </w:t>
+      </w:r>
+      <w:proofErr w:type="spellStart"/>
+      <w:r>
+        <w:rPr>
+          <w:rFonts w:ascii="Times New Roman" w:hAnsi="Times New Roman" w:cs="Times New Roman"/>
+          <w:sz w:val="28"/>
+          <w:szCs w:val="28"/>
+          <w:lang w:val="en-US"/>
+        </w:rPr>
+        <w:t>pg</w:t>
+      </w:r>
+      <w:proofErr w:type="spellEnd"/>
+      <w:r>
+        <w:rPr>
+          <w:rFonts w:ascii="Times New Roman" w:hAnsi="Times New Roman" w:cs="Times New Roman"/>
+          <w:sz w:val="28"/>
+          <w:szCs w:val="28"/>
+        </w:rPr>
+        <w:t>_</w:t>
+      </w:r>
+      <w:proofErr w:type="spellStart"/>
+      <w:r>
+        <w:rPr>
+          <w:rFonts w:ascii="Times New Roman" w:hAnsi="Times New Roman" w:cs="Times New Roman"/>
+          <w:sz w:val="28"/>
+          <w:szCs w:val="28"/>
+          <w:lang w:val="en-US"/>
+        </w:rPr>
+        <w:t>trgm</w:t>
+      </w:r>
+      <w:proofErr w:type="spellEnd"/>
+      <w:r>
+        <w:rPr>
+          <w:rFonts w:ascii="Times New Roman" w:hAnsi="Times New Roman" w:cs="Times New Roman"/>
+          <w:sz w:val="28"/>
+          <w:szCs w:val="28"/>
+        </w:rPr>
+        <w:t>;</w:t>
+      </w:r>
+      <w:r>
+        <w:rPr>
+          <w:rFonts w:ascii="Times New Roman" w:hAnsi="Times New Roman" w:cs="Times New Roman"/>
+          <w:sz w:val="28"/>
+          <w:szCs w:val="28"/>
+        </w:rPr>
+        <w:br/>
+        <w:t xml:space="preserve">Подключает к базе данных расширение </w:t>
+      </w:r>
+      <w:proofErr w:type="spellStart"/>
+      <w:r>
+        <w:rPr>
+          <w:rFonts w:ascii="Times New Roman" w:hAnsi="Times New Roman" w:cs="Times New Roman"/>
+          <w:sz w:val="28"/>
+          <w:szCs w:val="28"/>
+          <w:lang w:val="en-US"/>
+        </w:rPr>
+        <w:t>pg</w:t>
+      </w:r>
+      <w:proofErr w:type="spellEnd"/>
+      <w:r>
+        <w:rPr>
+          <w:rFonts w:ascii="Times New Roman" w:hAnsi="Times New Roman" w:cs="Times New Roman"/>
+          <w:sz w:val="28"/>
+          <w:szCs w:val="28"/>
+        </w:rPr>
+        <w:t>_</w:t>
+      </w:r>
+      <w:proofErr w:type="spellStart"/>
+      <w:r>
+        <w:rPr>
+          <w:rFonts w:ascii="Times New Roman" w:hAnsi="Times New Roman" w:cs="Times New Roman"/>
+          <w:sz w:val="28"/>
+          <w:szCs w:val="28"/>
+          <w:lang w:val="en-US"/>
+        </w:rPr>
+        <w:t>trgm</w:t>
+      </w:r>
+      <w:proofErr w:type="spellEnd"/>
+      <w:r>
+        <w:rPr>
+          <w:rFonts w:ascii="Times New Roman" w:hAnsi="Times New Roman" w:cs="Times New Roman"/>
+          <w:sz w:val="28"/>
+          <w:szCs w:val="28"/>
+        </w:rPr>
+        <w:t>. Оно добавляет поддержку триграмм - разбиения строки на последовательности из 3 символов.</w:t>
+      </w:r>
+      <w:r>
+        <w:rPr>
+          <w:rFonts w:ascii="Times New Roman" w:hAnsi="Times New Roman" w:cs="Times New Roman"/>
+          <w:sz w:val="28"/>
+          <w:szCs w:val="28"/>
+        </w:rPr>
+        <w:br/>
+      </w:r>
+      <w:proofErr w:type="spellStart"/>
+      <w:r>
+        <w:rPr>
+          <w:rFonts w:ascii="Times New Roman" w:hAnsi="Times New Roman" w:cs="Times New Roman"/>
+          <w:sz w:val="28"/>
+          <w:szCs w:val="28"/>
+        </w:rPr>
+        <w:t>create</w:t>
+      </w:r>
+      <w:proofErr w:type="spellEnd"/>
+      <w:r>
+        <w:rPr>
+          <w:rFonts w:ascii="Times New Roman" w:hAnsi="Times New Roman" w:cs="Times New Roman"/>
+          <w:sz w:val="28"/>
+          <w:szCs w:val="28"/>
+        </w:rPr>
+        <w:t xml:space="preserve"> </w:t>
+      </w:r>
+      <w:proofErr w:type="spellStart"/>
+      <w:r>
+        <w:rPr>
+          <w:rFonts w:ascii="Times New Roman" w:hAnsi="Times New Roman" w:cs="Times New Roman"/>
+          <w:sz w:val="28"/>
+          <w:szCs w:val="28"/>
+        </w:rPr>
+        <w:t>index</w:t>
+      </w:r>
+      <w:proofErr w:type="spellEnd"/>
+      <w:r>
+        <w:rPr>
+          <w:rFonts w:ascii="Times New Roman" w:hAnsi="Times New Roman" w:cs="Times New Roman"/>
+          <w:sz w:val="28"/>
+          <w:szCs w:val="28"/>
+        </w:rPr>
+        <w:t xml:space="preserve"> </w:t>
+      </w:r>
+      <w:proofErr w:type="spellStart"/>
+      <w:r>
+        <w:rPr>
+          <w:rFonts w:ascii="Times New Roman" w:hAnsi="Times New Roman" w:cs="Times New Roman"/>
+          <w:sz w:val="28"/>
+          <w:szCs w:val="28"/>
+        </w:rPr>
+        <w:t>idx_users_email_trgm</w:t>
+      </w:r>
+      <w:proofErr w:type="spellEnd"/>
+      <w:r>
+        <w:rPr>
+          <w:rFonts w:ascii="Times New Roman" w:hAnsi="Times New Roman" w:cs="Times New Roman"/>
+          <w:sz w:val="28"/>
+          <w:szCs w:val="28"/>
+        </w:rPr>
+        <w:t xml:space="preserve"> </w:t>
+      </w:r>
+      <w:proofErr w:type="spellStart"/>
+      <w:r>
+        <w:rPr>
+          <w:rFonts w:ascii="Times New Roman" w:hAnsi="Times New Roman" w:cs="Times New Roman"/>
+          <w:sz w:val="28"/>
+          <w:szCs w:val="28"/>
+        </w:rPr>
         <w:t>on</w:t>
       </w:r>
+      <w:proofErr w:type="spellEnd"/>
       <w:r>
         <w:rPr>
           <w:rFonts w:ascii="Times New Roman" w:hAnsi="Times New Roman" w:cs="Times New Roman"/>
@@ -4822,74 +7894,16 @@
         </w:rPr>
         <w:t xml:space="preserve"> </w:t>
       </w:r>
-      <w:r>
-        <w:rPr>
-          <w:rFonts w:ascii="Times New Roman" w:hAnsi="Times New Roman" w:cs="Times New Roman"/>
-          <w:sz w:val="28"/>
-          <w:szCs w:val="28"/>
-          <w:lang w:val="en-US"/>
+      <w:proofErr w:type="spellStart"/>
+      <w:r>
+        <w:rPr>
+          <w:rFonts w:ascii="Times New Roman" w:hAnsi="Times New Roman" w:cs="Times New Roman"/>
+          <w:sz w:val="28"/>
+          <w:szCs w:val="28"/>
         </w:rPr>
         <w:t>users</w:t>
       </w:r>
-      <w:r>
-        <w:rPr>
-          <w:rFonts w:ascii="Times New Roman" w:hAnsi="Times New Roman" w:cs="Times New Roman"/>
-          <w:sz w:val="28"/>
-          <w:szCs w:val="28"/>
-        </w:rPr>
-        <w:t xml:space="preserve">  (</w:t>
-      </w:r>
-      <w:r>
-        <w:rPr>
-          <w:rFonts w:ascii="Times New Roman" w:hAnsi="Times New Roman" w:cs="Times New Roman"/>
-          <w:sz w:val="28"/>
-          <w:szCs w:val="28"/>
-          <w:lang w:val="en-US"/>
-        </w:rPr>
-        <w:t>cost</w:t>
-      </w:r>
-      <w:r>
-        <w:rPr>
-          <w:rFonts w:ascii="Times New Roman" w:hAnsi="Times New Roman" w:cs="Times New Roman"/>
-          <w:sz w:val="28"/>
-          <w:szCs w:val="28"/>
-        </w:rPr>
-        <w:t xml:space="preserve">=0.00..25417.00 </w:t>
-      </w:r>
-      <w:r>
-        <w:rPr>
-          <w:rFonts w:ascii="Times New Roman" w:hAnsi="Times New Roman" w:cs="Times New Roman"/>
-          <w:sz w:val="28"/>
-          <w:szCs w:val="28"/>
-          <w:lang w:val="en-US"/>
-        </w:rPr>
-        <w:t>rows</w:t>
-      </w:r>
-      <w:r>
-        <w:rPr>
-          <w:rFonts w:ascii="Times New Roman" w:hAnsi="Times New Roman" w:cs="Times New Roman"/>
-          <w:sz w:val="28"/>
-          <w:szCs w:val="28"/>
-        </w:rPr>
-        <w:t xml:space="preserve">=10000 </w:t>
-      </w:r>
-      <w:r>
-        <w:rPr>
-          <w:rFonts w:ascii="Times New Roman" w:hAnsi="Times New Roman" w:cs="Times New Roman"/>
-          <w:sz w:val="28"/>
-          <w:szCs w:val="28"/>
-          <w:lang w:val="en-US"/>
-        </w:rPr>
-        <w:t>width</w:t>
-      </w:r>
-      <w:r>
-        <w:rPr>
-          <w:rFonts w:ascii="Times New Roman" w:hAnsi="Times New Roman" w:cs="Times New Roman"/>
-          <w:sz w:val="28"/>
-          <w:szCs w:val="28"/>
-        </w:rPr>
-        <w:t>=0)</w:t>
-      </w:r>
+      <w:proofErr w:type="spellEnd"/>
       <w:r>
         <w:rPr>
           <w:rFonts w:ascii="Times New Roman" w:hAnsi="Times New Roman" w:cs="Times New Roman"/>
@@ -4898,108 +7912,52 @@
         </w:rPr>
         <w:t xml:space="preserve"> </w:t>
       </w:r>
-      <w:r>
-        <w:rPr>
-          <w:rFonts w:ascii="Times New Roman" w:hAnsi="Times New Roman" w:cs="Times New Roman"/>
-          <w:sz w:val="28"/>
-          <w:szCs w:val="28"/>
-          <w:lang w:val="en-US"/>
-        </w:rPr>
-        <w:t>Filter</w:t>
-      </w:r>
-      <w:r>
-        <w:rPr>
-          <w:rFonts w:ascii="Times New Roman" w:hAnsi="Times New Roman" w:cs="Times New Roman"/>
-          <w:sz w:val="28"/>
-          <w:szCs w:val="28"/>
-        </w:rPr>
-        <w:t>: (</w:t>
-      </w:r>
-      <w:r>
-        <w:rPr>
-          <w:rFonts w:ascii="Times New Roman" w:hAnsi="Times New Roman" w:cs="Times New Roman"/>
-          <w:sz w:val="28"/>
-          <w:szCs w:val="28"/>
-          <w:lang w:val="en-US"/>
+      <w:proofErr w:type="spellStart"/>
+      <w:r>
+        <w:rPr>
+          <w:rFonts w:ascii="Times New Roman" w:hAnsi="Times New Roman" w:cs="Times New Roman"/>
+          <w:sz w:val="28"/>
+          <w:szCs w:val="28"/>
+        </w:rPr>
+        <w:t>using</w:t>
+      </w:r>
+      <w:proofErr w:type="spellEnd"/>
+      <w:r>
+        <w:rPr>
+          <w:rFonts w:ascii="Times New Roman" w:hAnsi="Times New Roman" w:cs="Times New Roman"/>
+          <w:sz w:val="28"/>
+          <w:szCs w:val="28"/>
+        </w:rPr>
+        <w:t xml:space="preserve"> </w:t>
+      </w:r>
+      <w:proofErr w:type="spellStart"/>
+      <w:r>
+        <w:rPr>
+          <w:rFonts w:ascii="Times New Roman" w:hAnsi="Times New Roman" w:cs="Times New Roman"/>
+          <w:sz w:val="28"/>
+          <w:szCs w:val="28"/>
+        </w:rPr>
+        <w:t>gin</w:t>
+      </w:r>
+      <w:proofErr w:type="spellEnd"/>
+      <w:r>
+        <w:rPr>
+          <w:rFonts w:ascii="Times New Roman" w:hAnsi="Times New Roman" w:cs="Times New Roman"/>
+          <w:sz w:val="28"/>
+          <w:szCs w:val="28"/>
+        </w:rPr>
+        <w:t xml:space="preserve"> (</w:t>
+      </w:r>
+      <w:proofErr w:type="spellStart"/>
+      <w:r>
+        <w:rPr>
+          <w:rFonts w:ascii="Times New Roman" w:hAnsi="Times New Roman" w:cs="Times New Roman"/>
+          <w:sz w:val="28"/>
+          <w:szCs w:val="28"/>
         </w:rPr>
         <w:t>email</w:t>
       </w:r>
-      <w:r>
-        <w:rPr>
-          <w:rFonts w:ascii="Times New Roman" w:hAnsi="Times New Roman" w:cs="Times New Roman"/>
-          <w:sz w:val="28"/>
-          <w:szCs w:val="28"/>
-        </w:rPr>
-        <w:t xml:space="preserve"> ~~* '%</w:t>
-      </w:r>
-      <w:r>
-        <w:rPr>
-          <w:rFonts w:ascii="Times New Roman" w:hAnsi="Times New Roman" w:cs="Times New Roman"/>
-          <w:sz w:val="28"/>
-          <w:szCs w:val="28"/>
-          <w:lang w:val="en-US"/>
-        </w:rPr>
-        <w:t>yandex</w:t>
-      </w:r>
-      <w:r>
-        <w:rPr>
-          <w:rFonts w:ascii="Times New Roman" w:hAnsi="Times New Roman" w:cs="Times New Roman"/>
-          <w:sz w:val="28"/>
-          <w:szCs w:val="28"/>
-        </w:rPr>
-        <w:t>.</w:t>
-      </w:r>
-      <w:r>
-        <w:rPr>
-          <w:rFonts w:ascii="Times New Roman" w:hAnsi="Times New Roman" w:cs="Times New Roman"/>
-          <w:sz w:val="28"/>
-          <w:szCs w:val="28"/>
-          <w:lang w:val="en-US"/>
-        </w:rPr>
-        <w:t>ru</w:t>
-      </w:r>
-      <w:r>
-        <w:rPr>
-          <w:rFonts w:ascii="Times New Roman" w:hAnsi="Times New Roman" w:cs="Times New Roman"/>
-          <w:sz w:val="28"/>
-          <w:szCs w:val="28"/>
-        </w:rPr>
-        <w:t>'::</w:t>
-      </w:r>
-      <w:r>
-        <w:rPr>
-          <w:rFonts w:ascii="Times New Roman" w:hAnsi="Times New Roman" w:cs="Times New Roman"/>
-          <w:sz w:val="28"/>
-          <w:szCs w:val="28"/>
-          <w:lang w:val="en-US"/>
-        </w:rPr>
-        <w:t>text</w:t>
-      </w:r>
-      <w:r>
-        <w:rPr>
-          <w:rFonts w:ascii="Times New Roman" w:hAnsi="Times New Roman" w:cs="Times New Roman"/>
-          <w:sz w:val="28"/>
-          <w:szCs w:val="28"/>
-        </w:rPr>
-        <w:t>)</w:t>
-      </w:r>
-      <w:r>
-        <w:rPr>
-          <w:rFonts w:ascii="Times New Roman" w:hAnsi="Times New Roman" w:cs="Times New Roman"/>
-          <w:sz w:val="28"/>
-          <w:szCs w:val="28"/>
-        </w:rPr>
-        <w:br/>
-      </w:r>
-      <w:r>
-        <w:rPr>
-          <w:rFonts w:ascii="Times New Roman" w:hAnsi="Times New Roman" w:cs="Times New Roman"/>
-          <w:sz w:val="28"/>
-          <w:szCs w:val="28"/>
-          <w:lang w:val="en-US"/>
-        </w:rPr>
-        <w:t>CREATE</w:t>
-      </w:r>
+      <w:proofErr w:type="spellEnd"/>
       <w:r>
         <w:rPr>
           <w:rFonts w:ascii="Times New Roman" w:hAnsi="Times New Roman" w:cs="Times New Roman"/>
@@ -5008,189 +7966,23 @@
         </w:rPr>
         <w:t xml:space="preserve"> </w:t>
       </w:r>
-      <w:r>
-        <w:rPr>
-          <w:rFonts w:ascii="Times New Roman" w:hAnsi="Times New Roman" w:cs="Times New Roman"/>
-          <w:sz w:val="28"/>
-          <w:szCs w:val="28"/>
-          <w:lang w:val="en-US"/>
-        </w:rPr>
-        <w:t>EXTENSION</w:t>
-      </w:r>
-      <w:r>
-        <w:rPr>
-          <w:rFonts w:ascii="Times New Roman" w:hAnsi="Times New Roman" w:cs="Times New Roman"/>
-          <w:sz w:val="28"/>
-          <w:szCs w:val="28"/>
-        </w:rPr>
-        <w:t xml:space="preserve"> </w:t>
-      </w:r>
-      <w:r>
-        <w:rPr>
-          <w:rFonts w:ascii="Times New Roman" w:hAnsi="Times New Roman" w:cs="Times New Roman"/>
-          <w:sz w:val="28"/>
-          <w:szCs w:val="28"/>
-          <w:lang w:val="en-US"/>
-        </w:rPr>
-        <w:t>IF</w:t>
-      </w:r>
-      <w:r>
-        <w:rPr>
-          <w:rFonts w:ascii="Times New Roman" w:hAnsi="Times New Roman" w:cs="Times New Roman"/>
-          <w:sz w:val="28"/>
-          <w:szCs w:val="28"/>
-        </w:rPr>
-        <w:t xml:space="preserve"> </w:t>
-      </w:r>
-      <w:r>
-        <w:rPr>
-          <w:rFonts w:ascii="Times New Roman" w:hAnsi="Times New Roman" w:cs="Times New Roman"/>
-          <w:sz w:val="28"/>
-          <w:szCs w:val="28"/>
-          <w:lang w:val="en-US"/>
-        </w:rPr>
-        <w:t>NOT</w:t>
-      </w:r>
-      <w:r>
-        <w:rPr>
-          <w:rFonts w:ascii="Times New Roman" w:hAnsi="Times New Roman" w:cs="Times New Roman"/>
-          <w:sz w:val="28"/>
-          <w:szCs w:val="28"/>
-        </w:rPr>
-        <w:t xml:space="preserve"> </w:t>
-      </w:r>
-      <w:r>
-        <w:rPr>
-          <w:rFonts w:ascii="Times New Roman" w:hAnsi="Times New Roman" w:cs="Times New Roman"/>
-          <w:sz w:val="28"/>
-          <w:szCs w:val="28"/>
-          <w:lang w:val="en-US"/>
-        </w:rPr>
-        <w:t>EXISTS</w:t>
-      </w:r>
-      <w:r>
-        <w:rPr>
-          <w:rFonts w:ascii="Times New Roman" w:hAnsi="Times New Roman" w:cs="Times New Roman"/>
-          <w:sz w:val="28"/>
-          <w:szCs w:val="28"/>
-        </w:rPr>
-        <w:t xml:space="preserve"> </w:t>
-      </w:r>
-      <w:r>
-        <w:rPr>
-          <w:rFonts w:ascii="Times New Roman" w:hAnsi="Times New Roman" w:cs="Times New Roman"/>
-          <w:sz w:val="28"/>
-          <w:szCs w:val="28"/>
-          <w:lang w:val="en-US"/>
-        </w:rPr>
-        <w:t>pg</w:t>
-      </w:r>
-      <w:r>
-        <w:rPr>
-          <w:rFonts w:ascii="Times New Roman" w:hAnsi="Times New Roman" w:cs="Times New Roman"/>
-          <w:sz w:val="28"/>
-          <w:szCs w:val="28"/>
-        </w:rPr>
-        <w:t>_</w:t>
-      </w:r>
-      <w:r>
-        <w:rPr>
-          <w:rFonts w:ascii="Times New Roman" w:hAnsi="Times New Roman" w:cs="Times New Roman"/>
-          <w:sz w:val="28"/>
-          <w:szCs w:val="28"/>
-          <w:lang w:val="en-US"/>
-        </w:rPr>
-        <w:t>trgm</w:t>
-      </w:r>
-      <w:r>
-        <w:rPr>
-          <w:rFonts w:ascii="Times New Roman" w:hAnsi="Times New Roman" w:cs="Times New Roman"/>
-          <w:sz w:val="28"/>
-          <w:szCs w:val="28"/>
-        </w:rPr>
-        <w:t>;</w:t>
-      </w:r>
-      <w:r>
-        <w:rPr>
-          <w:rFonts w:ascii="Times New Roman" w:hAnsi="Times New Roman" w:cs="Times New Roman"/>
-          <w:sz w:val="28"/>
-          <w:szCs w:val="28"/>
-        </w:rPr>
-        <w:br/>
-      </w:r>
-      <w:r>
-        <w:rPr>
-          <w:rFonts w:ascii="Times New Roman" w:hAnsi="Times New Roman" w:cs="Times New Roman"/>
-          <w:sz w:val="28"/>
-          <w:szCs w:val="28"/>
-        </w:rPr>
-        <w:t xml:space="preserve">Подключает к базе данных расширение </w:t>
-      </w:r>
-      <w:r>
-        <w:rPr>
-          <w:rFonts w:ascii="Times New Roman" w:hAnsi="Times New Roman" w:cs="Times New Roman"/>
-          <w:sz w:val="28"/>
-          <w:szCs w:val="28"/>
-          <w:lang w:val="en-US"/>
-        </w:rPr>
-        <w:t>pg</w:t>
-      </w:r>
-      <w:r>
-        <w:rPr>
-          <w:rFonts w:ascii="Times New Roman" w:hAnsi="Times New Roman" w:cs="Times New Roman"/>
-          <w:sz w:val="28"/>
-          <w:szCs w:val="28"/>
-        </w:rPr>
-        <w:t>_</w:t>
-      </w:r>
-      <w:r>
-        <w:rPr>
-          <w:rFonts w:ascii="Times New Roman" w:hAnsi="Times New Roman" w:cs="Times New Roman"/>
-          <w:sz w:val="28"/>
-          <w:szCs w:val="28"/>
-          <w:lang w:val="en-US"/>
-        </w:rPr>
-        <w:t>trgm</w:t>
-      </w:r>
-      <w:r>
-        <w:rPr>
-          <w:rFonts w:ascii="Times New Roman" w:hAnsi="Times New Roman" w:cs="Times New Roman"/>
-          <w:sz w:val="28"/>
-          <w:szCs w:val="28"/>
-        </w:rPr>
-        <w:t xml:space="preserve">. Оно добавляет поддержку триграмм </w:t>
-      </w:r>
-      <w:r>
-        <w:rPr>
-          <w:rFonts w:ascii="Times New Roman" w:hAnsi="Times New Roman" w:cs="Times New Roman"/>
-          <w:sz w:val="28"/>
-          <w:szCs w:val="28"/>
-        </w:rPr>
-        <w:t>-</w:t>
-      </w:r>
-      <w:r>
-        <w:rPr>
-          <w:rFonts w:ascii="Times New Roman" w:hAnsi="Times New Roman" w:cs="Times New Roman"/>
-          <w:sz w:val="28"/>
-          <w:szCs w:val="28"/>
-        </w:rPr>
-        <w:t xml:space="preserve"> разбиения строки на последовательности из 3 символов.</w:t>
-      </w:r>
-      <w:r>
-        <w:rPr>
-          <w:rFonts w:ascii="Times New Roman" w:hAnsi="Times New Roman" w:cs="Times New Roman"/>
-          <w:sz w:val="28"/>
-          <w:szCs w:val="28"/>
-        </w:rPr>
-        <w:br/>
-      </w:r>
-      <w:r>
-        <w:rPr>
-          <w:rFonts w:ascii="Times New Roman" w:hAnsi="Times New Roman" w:cs="Times New Roman"/>
-          <w:sz w:val="28"/>
-          <w:szCs w:val="28"/>
-        </w:rPr>
-        <w:t>create index idx_users_email_trgm on users using gin (email gin_trgm_ops);</w:t>
+      <w:proofErr w:type="spellStart"/>
+      <w:r>
+        <w:rPr>
+          <w:rFonts w:ascii="Times New Roman" w:hAnsi="Times New Roman" w:cs="Times New Roman"/>
+          <w:sz w:val="28"/>
+          <w:szCs w:val="28"/>
+        </w:rPr>
+        <w:t>gin_trgm_ops</w:t>
+      </w:r>
+      <w:proofErr w:type="spellEnd"/>
+      <w:r>
+        <w:rPr>
+          <w:rFonts w:ascii="Times New Roman" w:hAnsi="Times New Roman" w:cs="Times New Roman"/>
+          <w:sz w:val="28"/>
+          <w:szCs w:val="28"/>
+        </w:rPr>
+        <w:t>);</w:t>
       </w:r>
       <w:r>
         <w:rPr>
@@ -5208,13 +8000,6 @@
           <w:szCs w:val="28"/>
         </w:rPr>
         <w:br/>
-      </w:r>
-      <w:r>
-        <w:rPr>
-          <w:rFonts w:ascii="Times New Roman" w:hAnsi="Times New Roman" w:cs="Times New Roman"/>
-          <w:sz w:val="28"/>
-          <w:szCs w:val="28"/>
-        </w:rPr>
         <w:t>Этап</w:t>
       </w:r>
       <w:r>
@@ -5224,8 +8009,91 @@
           <w:szCs w:val="28"/>
         </w:rPr>
         <w:tab/>
-        <w:t>Описание</w:t>
-      </w:r>
+        <w:t xml:space="preserve">Описание </w:t>
+      </w:r>
+      <w:proofErr w:type="spellStart"/>
+      <w:r>
+        <w:rPr>
+          <w:rFonts w:ascii="Times New Roman" w:hAnsi="Times New Roman" w:cs="Times New Roman"/>
+          <w:sz w:val="28"/>
+          <w:szCs w:val="28"/>
+        </w:rPr>
+        <w:t>Bitmap</w:t>
+      </w:r>
+      <w:proofErr w:type="spellEnd"/>
+      <w:r>
+        <w:rPr>
+          <w:rFonts w:ascii="Times New Roman" w:hAnsi="Times New Roman" w:cs="Times New Roman"/>
+          <w:sz w:val="28"/>
+          <w:szCs w:val="28"/>
+        </w:rPr>
+        <w:t xml:space="preserve"> Index </w:t>
+      </w:r>
+      <w:proofErr w:type="spellStart"/>
+      <w:r>
+        <w:rPr>
+          <w:rFonts w:ascii="Times New Roman" w:hAnsi="Times New Roman" w:cs="Times New Roman"/>
+          <w:sz w:val="28"/>
+          <w:szCs w:val="28"/>
+        </w:rPr>
+        <w:t>Scan</w:t>
+      </w:r>
+      <w:proofErr w:type="spellEnd"/>
+      <w:r>
+        <w:rPr>
+          <w:rFonts w:ascii="Times New Roman" w:hAnsi="Times New Roman" w:cs="Times New Roman"/>
+          <w:sz w:val="28"/>
+          <w:szCs w:val="28"/>
+        </w:rPr>
+        <w:tab/>
+        <w:t xml:space="preserve">Индекс </w:t>
+      </w:r>
+      <w:proofErr w:type="spellStart"/>
+      <w:r>
+        <w:rPr>
+          <w:rFonts w:ascii="Times New Roman" w:hAnsi="Times New Roman" w:cs="Times New Roman"/>
+          <w:sz w:val="28"/>
+          <w:szCs w:val="28"/>
+        </w:rPr>
+        <w:t>idx_users_email_trgm</w:t>
+      </w:r>
+      <w:proofErr w:type="spellEnd"/>
+      <w:r>
+        <w:rPr>
+          <w:rFonts w:ascii="Times New Roman" w:hAnsi="Times New Roman" w:cs="Times New Roman"/>
+          <w:sz w:val="28"/>
+          <w:szCs w:val="28"/>
+        </w:rPr>
+        <w:t xml:space="preserve"> быстро находит все строки, где </w:t>
+      </w:r>
+      <w:proofErr w:type="spellStart"/>
+      <w:r>
+        <w:rPr>
+          <w:rFonts w:ascii="Times New Roman" w:hAnsi="Times New Roman" w:cs="Times New Roman"/>
+          <w:sz w:val="28"/>
+          <w:szCs w:val="28"/>
+        </w:rPr>
+        <w:t>email</w:t>
+      </w:r>
+      <w:proofErr w:type="spellEnd"/>
+      <w:r>
+        <w:rPr>
+          <w:rFonts w:ascii="Times New Roman" w:hAnsi="Times New Roman" w:cs="Times New Roman"/>
+          <w:sz w:val="28"/>
+          <w:szCs w:val="28"/>
+        </w:rPr>
+        <w:t xml:space="preserve"> содержит 'yandex.ru' (без учёта регистра) </w:t>
+      </w:r>
+      <w:proofErr w:type="spellStart"/>
+      <w:r>
+        <w:rPr>
+          <w:rFonts w:ascii="Times New Roman" w:hAnsi="Times New Roman" w:cs="Times New Roman"/>
+          <w:sz w:val="28"/>
+          <w:szCs w:val="28"/>
+        </w:rPr>
+        <w:t>Parallel</w:t>
+      </w:r>
+      <w:proofErr w:type="spellEnd"/>
       <w:r>
         <w:rPr>
           <w:rFonts w:ascii="Times New Roman" w:hAnsi="Times New Roman" w:cs="Times New Roman"/>
@@ -5234,14 +8102,52 @@
         </w:rPr>
         <w:t xml:space="preserve"> </w:t>
       </w:r>
-      <w:r>
-        <w:rPr>
-          <w:rFonts w:ascii="Times New Roman" w:hAnsi="Times New Roman" w:cs="Times New Roman"/>
-          <w:sz w:val="28"/>
-          <w:szCs w:val="28"/>
-        </w:rPr>
-        <w:t>Bitmap Index Scan</w:t>
-      </w:r>
+      <w:proofErr w:type="spellStart"/>
+      <w:r>
+        <w:rPr>
+          <w:rFonts w:ascii="Times New Roman" w:hAnsi="Times New Roman" w:cs="Times New Roman"/>
+          <w:sz w:val="28"/>
+          <w:szCs w:val="28"/>
+        </w:rPr>
+        <w:t>Bitmap</w:t>
+      </w:r>
+      <w:proofErr w:type="spellEnd"/>
+      <w:r>
+        <w:rPr>
+          <w:rFonts w:ascii="Times New Roman" w:hAnsi="Times New Roman" w:cs="Times New Roman"/>
+          <w:sz w:val="28"/>
+          <w:szCs w:val="28"/>
+        </w:rPr>
+        <w:t xml:space="preserve"> </w:t>
+      </w:r>
+      <w:proofErr w:type="spellStart"/>
+      <w:r>
+        <w:rPr>
+          <w:rFonts w:ascii="Times New Roman" w:hAnsi="Times New Roman" w:cs="Times New Roman"/>
+          <w:sz w:val="28"/>
+          <w:szCs w:val="28"/>
+        </w:rPr>
+        <w:t>Heap</w:t>
+      </w:r>
+      <w:proofErr w:type="spellEnd"/>
+      <w:r>
+        <w:rPr>
+          <w:rFonts w:ascii="Times New Roman" w:hAnsi="Times New Roman" w:cs="Times New Roman"/>
+          <w:sz w:val="28"/>
+          <w:szCs w:val="28"/>
+        </w:rPr>
+        <w:t xml:space="preserve"> </w:t>
+      </w:r>
+      <w:proofErr w:type="spellStart"/>
+      <w:r>
+        <w:rPr>
+          <w:rFonts w:ascii="Times New Roman" w:hAnsi="Times New Roman" w:cs="Times New Roman"/>
+          <w:sz w:val="28"/>
+          <w:szCs w:val="28"/>
+        </w:rPr>
+        <w:t>Scan</w:t>
+      </w:r>
+      <w:proofErr w:type="spellEnd"/>
       <w:r>
         <w:rPr>
           <w:rFonts w:ascii="Times New Roman" w:hAnsi="Times New Roman" w:cs="Times New Roman"/>
@@ -5249,8 +8155,54 @@
           <w:szCs w:val="28"/>
         </w:rPr>
         <w:tab/>
-        <w:t>Индекс idx_users_email_trgm быстро находит все строки, где email содержит 'yandex.ru' (без учёта регистра)</w:t>
-      </w:r>
+        <w:t>По найденным TID-</w:t>
+      </w:r>
+      <w:proofErr w:type="spellStart"/>
+      <w:r>
+        <w:rPr>
+          <w:rFonts w:ascii="Times New Roman" w:hAnsi="Times New Roman" w:cs="Times New Roman"/>
+          <w:sz w:val="28"/>
+          <w:szCs w:val="28"/>
+        </w:rPr>
+        <w:t>ам</w:t>
+      </w:r>
+      <w:proofErr w:type="spellEnd"/>
+      <w:r>
+        <w:rPr>
+          <w:rFonts w:ascii="Times New Roman" w:hAnsi="Times New Roman" w:cs="Times New Roman"/>
+          <w:sz w:val="28"/>
+          <w:szCs w:val="28"/>
+        </w:rPr>
+        <w:t xml:space="preserve"> читаются сами строки из таблицы (параллельно, 2 </w:t>
+      </w:r>
+      <w:proofErr w:type="spellStart"/>
+      <w:r>
+        <w:rPr>
+          <w:rFonts w:ascii="Times New Roman" w:hAnsi="Times New Roman" w:cs="Times New Roman"/>
+          <w:sz w:val="28"/>
+          <w:szCs w:val="28"/>
+        </w:rPr>
+        <w:t>воркера</w:t>
+      </w:r>
+      <w:proofErr w:type="spellEnd"/>
+      <w:r>
+        <w:rPr>
+          <w:rFonts w:ascii="Times New Roman" w:hAnsi="Times New Roman" w:cs="Times New Roman"/>
+          <w:sz w:val="28"/>
+          <w:szCs w:val="28"/>
+        </w:rPr>
+        <w:t xml:space="preserve">) </w:t>
+      </w:r>
+      <w:proofErr w:type="spellStart"/>
+      <w:r>
+        <w:rPr>
+          <w:rFonts w:ascii="Times New Roman" w:hAnsi="Times New Roman" w:cs="Times New Roman"/>
+          <w:sz w:val="28"/>
+          <w:szCs w:val="28"/>
+        </w:rPr>
+        <w:t>Recheck</w:t>
+      </w:r>
+      <w:proofErr w:type="spellEnd"/>
       <w:r>
         <w:rPr>
           <w:rFonts w:ascii="Times New Roman" w:hAnsi="Times New Roman" w:cs="Times New Roman"/>
@@ -5259,14 +8211,16 @@
         </w:rPr>
         <w:t xml:space="preserve"> </w:t>
       </w:r>
-      <w:r>
-        <w:rPr>
-          <w:rFonts w:ascii="Times New Roman" w:hAnsi="Times New Roman" w:cs="Times New Roman"/>
-          <w:sz w:val="28"/>
-          <w:szCs w:val="28"/>
-        </w:rPr>
-        <w:t>Parallel Bitmap Heap Scan</w:t>
-      </w:r>
+      <w:proofErr w:type="spellStart"/>
+      <w:r>
+        <w:rPr>
+          <w:rFonts w:ascii="Times New Roman" w:hAnsi="Times New Roman" w:cs="Times New Roman"/>
+          <w:sz w:val="28"/>
+          <w:szCs w:val="28"/>
+        </w:rPr>
+        <w:t>Cond</w:t>
+      </w:r>
+      <w:proofErr w:type="spellEnd"/>
       <w:r>
         <w:rPr>
           <w:rFonts w:ascii="Times New Roman" w:hAnsi="Times New Roman" w:cs="Times New Roman"/>
@@ -5274,7 +8228,52 @@
           <w:szCs w:val="28"/>
         </w:rPr>
         <w:tab/>
-        <w:t>По найденным TID-ам читаются сами строки из таблицы (параллельно, 2 воркера)</w:t>
+        <w:t xml:space="preserve">GIN-индекс с </w:t>
+      </w:r>
+      <w:proofErr w:type="spellStart"/>
+      <w:r>
+        <w:rPr>
+          <w:rFonts w:ascii="Times New Roman" w:hAnsi="Times New Roman" w:cs="Times New Roman"/>
+          <w:sz w:val="28"/>
+          <w:szCs w:val="28"/>
+        </w:rPr>
+        <w:t>pg_trgm</w:t>
+      </w:r>
+      <w:proofErr w:type="spellEnd"/>
+      <w:r>
+        <w:rPr>
+          <w:rFonts w:ascii="Times New Roman" w:hAnsi="Times New Roman" w:cs="Times New Roman"/>
+          <w:sz w:val="28"/>
+          <w:szCs w:val="28"/>
+        </w:rPr>
+        <w:t xml:space="preserve"> может давать небольшое количество ложных срабатываний, поэтому </w:t>
+      </w:r>
+      <w:proofErr w:type="spellStart"/>
+      <w:r>
+        <w:rPr>
+          <w:rFonts w:ascii="Times New Roman" w:hAnsi="Times New Roman" w:cs="Times New Roman"/>
+          <w:sz w:val="28"/>
+          <w:szCs w:val="28"/>
+        </w:rPr>
+        <w:t>PostgreSQL</w:t>
+      </w:r>
+      <w:proofErr w:type="spellEnd"/>
+      <w:r>
+        <w:rPr>
+          <w:rFonts w:ascii="Times New Roman" w:hAnsi="Times New Roman" w:cs="Times New Roman"/>
+          <w:sz w:val="28"/>
+          <w:szCs w:val="28"/>
+        </w:rPr>
+        <w:t xml:space="preserve"> дополнительно проверяет условие </w:t>
+      </w:r>
+      <w:r>
+        <w:rPr>
+          <w:rFonts w:ascii="Times New Roman" w:hAnsi="Times New Roman" w:cs="Times New Roman"/>
+          <w:sz w:val="28"/>
+          <w:szCs w:val="28"/>
+          <w:lang w:val="en-US"/>
+        </w:rPr>
+        <w:t>Partial</w:t>
       </w:r>
       <w:r>
         <w:rPr>
@@ -5289,17 +8288,43 @@
           <w:rFonts w:ascii="Times New Roman" w:hAnsi="Times New Roman" w:cs="Times New Roman"/>
           <w:sz w:val="28"/>
           <w:szCs w:val="28"/>
-        </w:rPr>
-        <w:t>Recheck Cond</w:t>
-      </w:r>
-      <w:r>
-        <w:rPr>
-          <w:rFonts w:ascii="Times New Roman" w:hAnsi="Times New Roman" w:cs="Times New Roman"/>
-          <w:sz w:val="28"/>
-          <w:szCs w:val="28"/>
-        </w:rPr>
-        <w:tab/>
-        <w:t>GIN-индекс с pg_trgm может давать небольшое количество ложных срабатываний, поэтому PostgreSQL дополнительно проверяет условие</w:t>
+          <w:lang w:val="en-US"/>
+        </w:rPr>
+        <w:t>Aggregate</w:t>
+      </w:r>
+      <w:r>
+        <w:rPr>
+          <w:rFonts w:ascii="Times New Roman" w:hAnsi="Times New Roman" w:cs="Times New Roman"/>
+          <w:sz w:val="28"/>
+          <w:szCs w:val="28"/>
+        </w:rPr>
+        <w:t xml:space="preserve"> + </w:t>
+      </w:r>
+      <w:r>
+        <w:rPr>
+          <w:rFonts w:ascii="Times New Roman" w:hAnsi="Times New Roman" w:cs="Times New Roman"/>
+          <w:sz w:val="28"/>
+          <w:szCs w:val="28"/>
+          <w:lang w:val="en-US"/>
+        </w:rPr>
+        <w:t>Gather</w:t>
+      </w:r>
+      <w:r>
+        <w:rPr>
+          <w:rFonts w:ascii="Times New Roman" w:hAnsi="Times New Roman" w:cs="Times New Roman"/>
+          <w:sz w:val="28"/>
+          <w:szCs w:val="28"/>
+        </w:rPr>
+        <w:t xml:space="preserve"> + </w:t>
+      </w:r>
+      <w:r>
+        <w:rPr>
+          <w:rFonts w:ascii="Times New Roman" w:hAnsi="Times New Roman" w:cs="Times New Roman"/>
+          <w:sz w:val="28"/>
+          <w:szCs w:val="28"/>
+          <w:lang w:val="en-US"/>
+        </w:rPr>
+        <w:t>Finalize</w:t>
       </w:r>
       <w:r>
         <w:rPr>
@@ -5309,74 +8334,7 @@
         </w:rPr>
         <w:t xml:space="preserve"> </w:t>
       </w:r>
-      <w:r>
-        <w:rPr>
-          <w:rFonts w:ascii="Times New Roman" w:hAnsi="Times New Roman" w:cs="Times New Roman"/>
-          <w:sz w:val="28"/>
-          <w:szCs w:val="28"/>
-          <w:lang w:val="en-US"/>
-        </w:rPr>
-        <w:t>Partial</w:t>
-      </w:r>
-      <w:r>
-        <w:rPr>
-          <w:rFonts w:ascii="Times New Roman" w:hAnsi="Times New Roman" w:cs="Times New Roman"/>
-          <w:sz w:val="28"/>
-          <w:szCs w:val="28"/>
-        </w:rPr>
-        <w:t xml:space="preserve"> </w:t>
-      </w:r>
-      <w:r>
-        <w:rPr>
-          <w:rFonts w:ascii="Times New Roman" w:hAnsi="Times New Roman" w:cs="Times New Roman"/>
-          <w:sz w:val="28"/>
-          <w:szCs w:val="28"/>
-          <w:lang w:val="en-US"/>
-        </w:rPr>
-        <w:t>Aggregate</w:t>
-      </w:r>
-      <w:r>
-        <w:rPr>
-          <w:rFonts w:ascii="Times New Roman" w:hAnsi="Times New Roman" w:cs="Times New Roman"/>
-          <w:sz w:val="28"/>
-          <w:szCs w:val="28"/>
-        </w:rPr>
-        <w:t xml:space="preserve"> + </w:t>
-      </w:r>
-      <w:r>
-        <w:rPr>
-          <w:rFonts w:ascii="Times New Roman" w:hAnsi="Times New Roman" w:cs="Times New Roman"/>
-          <w:sz w:val="28"/>
-          <w:szCs w:val="28"/>
-          <w:lang w:val="en-US"/>
-        </w:rPr>
-        <w:t>Gather</w:t>
-      </w:r>
-      <w:r>
-        <w:rPr>
-          <w:rFonts w:ascii="Times New Roman" w:hAnsi="Times New Roman" w:cs="Times New Roman"/>
-          <w:sz w:val="28"/>
-          <w:szCs w:val="28"/>
-        </w:rPr>
-        <w:t xml:space="preserve"> + </w:t>
-      </w:r>
-      <w:r>
-        <w:rPr>
-          <w:rFonts w:ascii="Times New Roman" w:hAnsi="Times New Roman" w:cs="Times New Roman"/>
-          <w:sz w:val="28"/>
-          <w:szCs w:val="28"/>
-          <w:lang w:val="en-US"/>
-        </w:rPr>
-        <w:t>Finalize</w:t>
-      </w:r>
-      <w:r>
-        <w:rPr>
-          <w:rFonts w:ascii="Times New Roman" w:hAnsi="Times New Roman" w:cs="Times New Roman"/>
-          <w:sz w:val="28"/>
-          <w:szCs w:val="28"/>
-        </w:rPr>
-        <w:t xml:space="preserve"> </w:t>
-      </w:r>
+      <w:proofErr w:type="spellStart"/>
       <w:r>
         <w:rPr>
           <w:rFonts w:ascii="Times New Roman" w:hAnsi="Times New Roman" w:cs="Times New Roman"/>
@@ -5386,21 +8344,14 @@
         </w:rPr>
         <w:t>Aggregat</w:t>
       </w:r>
-      <w:r>
-        <w:rPr>
-          <w:rFonts w:ascii="Times New Roman" w:hAnsi="Times New Roman" w:cs="Times New Roman"/>
-          <w:sz w:val="28"/>
-          <w:szCs w:val="28"/>
-        </w:rPr>
-        <w:t xml:space="preserve"> </w:t>
-      </w:r>
-      <w:r>
-        <w:rPr>
-          <w:rFonts w:ascii="Times New Roman" w:hAnsi="Times New Roman" w:cs="Times New Roman"/>
-          <w:sz w:val="28"/>
-          <w:szCs w:val="28"/>
-        </w:rPr>
-        <w:t xml:space="preserve">Параллельный подсчёт </w:t>
+      <w:proofErr w:type="spellEnd"/>
+      <w:r>
+        <w:rPr>
+          <w:rFonts w:ascii="Times New Roman" w:hAnsi="Times New Roman" w:cs="Times New Roman"/>
+          <w:sz w:val="28"/>
+          <w:szCs w:val="28"/>
+        </w:rPr>
+        <w:t xml:space="preserve"> Параллельный подсчёт </w:t>
       </w:r>
       <w:r>
         <w:rPr>
@@ -5492,7 +8443,27 @@
           <w:szCs w:val="28"/>
           <w:lang w:val="en-US"/>
         </w:rPr>
-        <w:t xml:space="preserve"> updated_at </w:t>
+        <w:t xml:space="preserve"> </w:t>
+      </w:r>
+      <w:proofErr w:type="spellStart"/>
+      <w:r>
+        <w:rPr>
+          <w:rFonts w:ascii="Times New Roman" w:hAnsi="Times New Roman" w:cs="Times New Roman"/>
+          <w:sz w:val="28"/>
+          <w:szCs w:val="28"/>
+          <w:lang w:val="en-US"/>
+        </w:rPr>
+        <w:t>updated_at</w:t>
+      </w:r>
+      <w:proofErr w:type="spellEnd"/>
+      <w:r>
+        <w:rPr>
+          <w:rFonts w:ascii="Times New Roman" w:hAnsi="Times New Roman" w:cs="Times New Roman"/>
+          <w:sz w:val="28"/>
+          <w:szCs w:val="28"/>
+          <w:lang w:val="en-US"/>
+        </w:rPr>
+        <w:t xml:space="preserve"> </w:t>
       </w:r>
       <w:r>
         <w:rPr>
@@ -5552,7 +8523,36 @@
           <w:szCs w:val="28"/>
           <w:lang w:val="en-US"/>
         </w:rPr>
-        <w:t xml:space="preserve">EXPLAIN SELECT * FROM users WHERE updated_at = '2016-03-22 </w:t>
+        <w:t xml:space="preserve">EXPLAIN SELECT * FROM users WHERE </w:t>
+      </w:r>
+      <w:proofErr w:type="spellStart"/>
+      <w:r>
+        <w:rPr>
+          <w:rFonts w:ascii="Times New Roman" w:hAnsi="Times New Roman" w:cs="Times New Roman"/>
+          <w:sz w:val="28"/>
+          <w:szCs w:val="28"/>
+          <w:lang w:val="en-US"/>
+        </w:rPr>
+        <w:t>updated_at</w:t>
+      </w:r>
+      <w:proofErr w:type="spellEnd"/>
+      <w:r>
+        <w:rPr>
+          <w:rFonts w:ascii="Times New Roman" w:hAnsi="Times New Roman" w:cs="Times New Roman"/>
+          <w:sz w:val="28"/>
+          <w:szCs w:val="28"/>
+          <w:lang w:val="en-US"/>
+        </w:rPr>
+        <w:t xml:space="preserve"> = '2016-03-22 01:51:57.261738'::timestamp AND type = 'admin';</w:t>
+      </w:r>
+      <w:r>
+        <w:rPr>
+          <w:rFonts w:ascii="Times New Roman" w:hAnsi="Times New Roman" w:cs="Times New Roman"/>
+          <w:sz w:val="28"/>
+          <w:szCs w:val="28"/>
+          <w:lang w:val="en-US"/>
+        </w:rPr>
+        <w:br/>
       </w:r>
       <w:r>
         <w:rPr>
@@ -5562,7 +8562,27 @@
           <w:lang w:val="en-US"/>
         </w:rPr>
         <w:lastRenderedPageBreak/>
-        <w:t>01:51:57.261738'::timestamp AND type = 'admin';</w:t>
+        <w:t>Seq Scan on users  (cost=0.00..25442.00 rows=1 width=51) Filter: ((</w:t>
+      </w:r>
+      <w:proofErr w:type="spellStart"/>
+      <w:r>
+        <w:rPr>
+          <w:rFonts w:ascii="Times New Roman" w:hAnsi="Times New Roman" w:cs="Times New Roman"/>
+          <w:sz w:val="28"/>
+          <w:szCs w:val="28"/>
+          <w:lang w:val="en-US"/>
+        </w:rPr>
+        <w:t>updated_at</w:t>
+      </w:r>
+      <w:proofErr w:type="spellEnd"/>
+      <w:r>
+        <w:rPr>
+          <w:rFonts w:ascii="Times New Roman" w:hAnsi="Times New Roman" w:cs="Times New Roman"/>
+          <w:sz w:val="28"/>
+          <w:szCs w:val="28"/>
+          <w:lang w:val="en-US"/>
+        </w:rPr>
+        <w:t xml:space="preserve"> = '2016-03-22 01:51:57.261738'::timestamp without time zone) AND (type = 'admin'::text))</w:t>
       </w:r>
       <w:r>
         <w:rPr>
@@ -5578,27 +8598,57 @@
           <w:rFonts w:ascii="Times New Roman" w:hAnsi="Times New Roman" w:cs="Times New Roman"/>
           <w:sz w:val="28"/>
           <w:szCs w:val="28"/>
-          <w:lang w:val="en-US"/>
-        </w:rPr>
-        <w:t>Seq Scan on users  (cost=0.00..25442.00 rows=1 width=51)</w:t>
-      </w:r>
-      <w:r>
-        <w:rPr>
-          <w:rFonts w:ascii="Times New Roman" w:hAnsi="Times New Roman" w:cs="Times New Roman"/>
-          <w:sz w:val="28"/>
-          <w:szCs w:val="28"/>
-          <w:lang w:val="en-US"/>
-        </w:rPr>
-        <w:t xml:space="preserve"> </w:t>
-      </w:r>
-      <w:r>
-        <w:rPr>
-          <w:rFonts w:ascii="Times New Roman" w:hAnsi="Times New Roman" w:cs="Times New Roman"/>
-          <w:sz w:val="28"/>
-          <w:szCs w:val="28"/>
-          <w:lang w:val="en-US"/>
-        </w:rPr>
-        <w:t>Filter: ((updated_at = '2016-03-22 01:51:57.261738'::timestamp without time zone) AND (type = 'admin'::text))</w:t>
+        </w:rPr>
+        <w:t>запрос</w:t>
+      </w:r>
+      <w:r>
+        <w:rPr>
+          <w:rFonts w:ascii="Times New Roman" w:hAnsi="Times New Roman" w:cs="Times New Roman"/>
+          <w:sz w:val="28"/>
+          <w:szCs w:val="28"/>
+          <w:lang w:val="en-US"/>
+        </w:rPr>
+        <w:t xml:space="preserve"> CREATE INDEX </w:t>
+      </w:r>
+      <w:proofErr w:type="spellStart"/>
+      <w:r>
+        <w:rPr>
+          <w:rFonts w:ascii="Times New Roman" w:hAnsi="Times New Roman" w:cs="Times New Roman"/>
+          <w:sz w:val="28"/>
+          <w:szCs w:val="28"/>
+          <w:lang w:val="en-US"/>
+        </w:rPr>
+        <w:t>idx_users_updated_at_admin</w:t>
+      </w:r>
+      <w:proofErr w:type="spellEnd"/>
+      <w:r>
+        <w:rPr>
+          <w:rFonts w:ascii="Times New Roman" w:hAnsi="Times New Roman" w:cs="Times New Roman"/>
+          <w:sz w:val="28"/>
+          <w:szCs w:val="28"/>
+          <w:lang w:val="en-US"/>
+        </w:rPr>
+        <w:t xml:space="preserve"> ON users (</w:t>
+      </w:r>
+      <w:proofErr w:type="spellStart"/>
+      <w:r>
+        <w:rPr>
+          <w:rFonts w:ascii="Times New Roman" w:hAnsi="Times New Roman" w:cs="Times New Roman"/>
+          <w:sz w:val="28"/>
+          <w:szCs w:val="28"/>
+          <w:lang w:val="en-US"/>
+        </w:rPr>
+        <w:t>updated_at</w:t>
+      </w:r>
+      <w:proofErr w:type="spellEnd"/>
+      <w:r>
+        <w:rPr>
+          <w:rFonts w:ascii="Times New Roman" w:hAnsi="Times New Roman" w:cs="Times New Roman"/>
+          <w:sz w:val="28"/>
+          <w:szCs w:val="28"/>
+          <w:lang w:val="en-US"/>
+        </w:rPr>
+        <w:t>) WHERE type = 'admin';</w:t>
       </w:r>
       <w:r>
         <w:rPr>
@@ -5615,25 +8665,56 @@
           <w:sz w:val="28"/>
           <w:szCs w:val="28"/>
         </w:rPr>
-        <w:t>запрос</w:t>
-      </w:r>
-      <w:r>
-        <w:rPr>
-          <w:rFonts w:ascii="Times New Roman" w:hAnsi="Times New Roman" w:cs="Times New Roman"/>
-          <w:sz w:val="28"/>
-          <w:szCs w:val="28"/>
-          <w:lang w:val="en-US"/>
-        </w:rPr>
-        <w:t xml:space="preserve"> </w:t>
-      </w:r>
-      <w:r>
-        <w:rPr>
-          <w:rFonts w:ascii="Times New Roman" w:hAnsi="Times New Roman" w:cs="Times New Roman"/>
-          <w:sz w:val="28"/>
-          <w:szCs w:val="28"/>
-          <w:lang w:val="en-US"/>
-        </w:rPr>
-        <w:t>CREATE INDEX idx_users_updated_at_admin ON users (updated_at) WHERE type = 'admin';</w:t>
+        <w:t>индекс</w:t>
+      </w:r>
+      <w:r>
+        <w:rPr>
+          <w:rFonts w:ascii="Times New Roman" w:hAnsi="Times New Roman" w:cs="Times New Roman"/>
+          <w:sz w:val="28"/>
+          <w:szCs w:val="28"/>
+          <w:lang w:val="en-US"/>
+        </w:rPr>
+        <w:t xml:space="preserve"> CREATE INDEX </w:t>
+      </w:r>
+      <w:proofErr w:type="spellStart"/>
+      <w:r>
+        <w:rPr>
+          <w:rFonts w:ascii="Times New Roman" w:hAnsi="Times New Roman" w:cs="Times New Roman"/>
+          <w:sz w:val="28"/>
+          <w:szCs w:val="28"/>
+          <w:lang w:val="en-US"/>
+        </w:rPr>
+        <w:t>idx_users_updated_at_admin</w:t>
+      </w:r>
+      <w:proofErr w:type="spellEnd"/>
+      <w:r>
+        <w:rPr>
+          <w:rFonts w:ascii="Times New Roman" w:hAnsi="Times New Roman" w:cs="Times New Roman"/>
+          <w:sz w:val="28"/>
+          <w:szCs w:val="28"/>
+          <w:lang w:val="en-US"/>
+        </w:rPr>
+        <w:t xml:space="preserve"> ON users (</w:t>
+      </w:r>
+      <w:proofErr w:type="spellStart"/>
+      <w:r>
+        <w:rPr>
+          <w:rFonts w:ascii="Times New Roman" w:hAnsi="Times New Roman" w:cs="Times New Roman"/>
+          <w:sz w:val="28"/>
+          <w:szCs w:val="28"/>
+          <w:lang w:val="en-US"/>
+        </w:rPr>
+        <w:t>updated_at</w:t>
+      </w:r>
+      <w:proofErr w:type="spellEnd"/>
+      <w:r>
+        <w:rPr>
+          <w:rFonts w:ascii="Times New Roman" w:hAnsi="Times New Roman" w:cs="Times New Roman"/>
+          <w:sz w:val="28"/>
+          <w:szCs w:val="28"/>
+          <w:lang w:val="en-US"/>
+        </w:rPr>
+        <w:t>) WHERE type = 'admin';</w:t>
       </w:r>
       <w:r>
         <w:rPr>
@@ -5650,41 +8731,6 @@
           <w:sz w:val="28"/>
           <w:szCs w:val="28"/>
         </w:rPr>
-        <w:t>индекс</w:t>
-      </w:r>
-      <w:r>
-        <w:rPr>
-          <w:rFonts w:ascii="Times New Roman" w:hAnsi="Times New Roman" w:cs="Times New Roman"/>
-          <w:sz w:val="28"/>
-          <w:szCs w:val="28"/>
-          <w:lang w:val="en-US"/>
-        </w:rPr>
-        <w:t xml:space="preserve"> </w:t>
-      </w:r>
-      <w:r>
-        <w:rPr>
-          <w:rFonts w:ascii="Times New Roman" w:hAnsi="Times New Roman" w:cs="Times New Roman"/>
-          <w:sz w:val="28"/>
-          <w:szCs w:val="28"/>
-          <w:lang w:val="en-US"/>
-        </w:rPr>
-        <w:t>CREATE INDEX idx_users_updated_at_admin ON users (updated_at) WHERE type = 'admin';</w:t>
-      </w:r>
-      <w:r>
-        <w:rPr>
-          <w:rFonts w:ascii="Times New Roman" w:hAnsi="Times New Roman" w:cs="Times New Roman"/>
-          <w:sz w:val="28"/>
-          <w:szCs w:val="28"/>
-          <w:lang w:val="en-US"/>
-        </w:rPr>
-        <w:br/>
-      </w:r>
-      <w:r>
-        <w:rPr>
-          <w:rFonts w:ascii="Times New Roman" w:hAnsi="Times New Roman" w:cs="Times New Roman"/>
-          <w:sz w:val="28"/>
-          <w:szCs w:val="28"/>
-        </w:rPr>
         <w:t>Результат</w:t>
       </w:r>
       <w:r>
@@ -5694,34 +8740,47 @@
           <w:szCs w:val="28"/>
           <w:lang w:val="en-US"/>
         </w:rPr>
-        <w:t xml:space="preserve"> </w:t>
-      </w:r>
-      <w:r>
-        <w:rPr>
-          <w:rFonts w:ascii="Times New Roman" w:hAnsi="Times New Roman" w:cs="Times New Roman"/>
-          <w:sz w:val="28"/>
-          <w:szCs w:val="28"/>
-          <w:lang w:val="en-US"/>
-        </w:rPr>
-        <w:t>Index Scan using idx_users_updated_at_admin on users  (cost=0.29..8.31 rows=1 width=50)</w:t>
-      </w:r>
-      <w:r>
-        <w:rPr>
-          <w:rFonts w:ascii="Times New Roman" w:hAnsi="Times New Roman" w:cs="Times New Roman"/>
-          <w:sz w:val="28"/>
-          <w:szCs w:val="28"/>
-          <w:lang w:val="en-US"/>
-        </w:rPr>
-        <w:t xml:space="preserve"> </w:t>
-      </w:r>
-      <w:r>
-        <w:rPr>
-          <w:rFonts w:ascii="Times New Roman" w:hAnsi="Times New Roman" w:cs="Times New Roman"/>
-          <w:sz w:val="28"/>
-          <w:szCs w:val="28"/>
-          <w:lang w:val="en-US"/>
-        </w:rPr>
-        <w:t>Index Cond: (updated_at = '2016-03-22 01:51:57.261738'::timestamp without time zone)</w:t>
+        <w:t xml:space="preserve"> Index Scan using </w:t>
+      </w:r>
+      <w:proofErr w:type="spellStart"/>
+      <w:r>
+        <w:rPr>
+          <w:rFonts w:ascii="Times New Roman" w:hAnsi="Times New Roman" w:cs="Times New Roman"/>
+          <w:sz w:val="28"/>
+          <w:szCs w:val="28"/>
+          <w:lang w:val="en-US"/>
+        </w:rPr>
+        <w:t>idx_users_updated_at_admin</w:t>
+      </w:r>
+      <w:proofErr w:type="spellEnd"/>
+      <w:r>
+        <w:rPr>
+          <w:rFonts w:ascii="Times New Roman" w:hAnsi="Times New Roman" w:cs="Times New Roman"/>
+          <w:sz w:val="28"/>
+          <w:szCs w:val="28"/>
+          <w:lang w:val="en-US"/>
+        </w:rPr>
+        <w:t xml:space="preserve"> on users  (cost=0.29..8.31 rows=1 width=50) Index Cond: (</w:t>
+      </w:r>
+      <w:proofErr w:type="spellStart"/>
+      <w:r>
+        <w:rPr>
+          <w:rFonts w:ascii="Times New Roman" w:hAnsi="Times New Roman" w:cs="Times New Roman"/>
+          <w:sz w:val="28"/>
+          <w:szCs w:val="28"/>
+          <w:lang w:val="en-US"/>
+        </w:rPr>
+        <w:t>updated_at</w:t>
+      </w:r>
+      <w:proofErr w:type="spellEnd"/>
+      <w:r>
+        <w:rPr>
+          <w:rFonts w:ascii="Times New Roman" w:hAnsi="Times New Roman" w:cs="Times New Roman"/>
+          <w:sz w:val="28"/>
+          <w:szCs w:val="28"/>
+          <w:lang w:val="en-US"/>
+        </w:rPr>
+        <w:t xml:space="preserve"> = '2016-03-22 01:51:57.261738'::timestamp without time zone)</w:t>
       </w:r>
     </w:p>
     <w:p>
@@ -5771,7 +8830,27 @@
           <w:szCs w:val="28"/>
           <w:lang w:val="en-US"/>
         </w:rPr>
-        <w:t xml:space="preserve"> jsonb-</w:t>
+        <w:t xml:space="preserve"> </w:t>
+      </w:r>
+      <w:proofErr w:type="spellStart"/>
+      <w:r>
+        <w:rPr>
+          <w:rFonts w:ascii="Times New Roman" w:hAnsi="Times New Roman" w:cs="Times New Roman"/>
+          <w:sz w:val="28"/>
+          <w:szCs w:val="28"/>
+          <w:lang w:val="en-US"/>
+        </w:rPr>
+        <w:t>jsonb</w:t>
+      </w:r>
+      <w:proofErr w:type="spellEnd"/>
+      <w:r>
+        <w:rPr>
+          <w:rFonts w:ascii="Times New Roman" w:hAnsi="Times New Roman" w:cs="Times New Roman"/>
+          <w:sz w:val="28"/>
+          <w:szCs w:val="28"/>
+          <w:lang w:val="en-US"/>
+        </w:rPr>
+        <w:t>-</w:t>
       </w:r>
       <w:r>
         <w:rPr>
@@ -5788,8 +8867,216 @@
           <w:szCs w:val="28"/>
           <w:lang w:val="en-US"/>
         </w:rPr>
-        <w:t xml:space="preserve"> extra</w:t>
-      </w:r>
+        <w:t xml:space="preserve"> extra </w:t>
+      </w:r>
+      <w:r>
+        <w:rPr>
+          <w:rFonts w:ascii="Times New Roman" w:hAnsi="Times New Roman" w:cs="Times New Roman"/>
+          <w:sz w:val="28"/>
+          <w:szCs w:val="28"/>
+          <w:lang w:val="en-US"/>
+        </w:rPr>
+        <w:br/>
+      </w:r>
+      <w:r>
+        <w:rPr>
+          <w:rFonts w:ascii="Times New Roman" w:hAnsi="Times New Roman" w:cs="Times New Roman"/>
+          <w:sz w:val="28"/>
+          <w:szCs w:val="28"/>
+        </w:rPr>
+        <w:t>Запрос</w:t>
+      </w:r>
+      <w:r>
+        <w:rPr>
+          <w:rFonts w:ascii="Times New Roman" w:hAnsi="Times New Roman" w:cs="Times New Roman"/>
+          <w:sz w:val="28"/>
+          <w:szCs w:val="28"/>
+          <w:lang w:val="en-US"/>
+        </w:rPr>
+        <w:t>: EXPLAIN SELECT count(*) FROM users WHERE extra @&gt; '{"</w:t>
+      </w:r>
+      <w:proofErr w:type="spellStart"/>
+      <w:r>
+        <w:rPr>
+          <w:rFonts w:ascii="Times New Roman" w:hAnsi="Times New Roman" w:cs="Times New Roman"/>
+          <w:sz w:val="28"/>
+          <w:szCs w:val="28"/>
+          <w:lang w:val="en-US"/>
+        </w:rPr>
+        <w:t>extra_data</w:t>
+      </w:r>
+      <w:proofErr w:type="spellEnd"/>
+      <w:r>
+        <w:rPr>
+          <w:rFonts w:ascii="Times New Roman" w:hAnsi="Times New Roman" w:cs="Times New Roman"/>
+          <w:sz w:val="28"/>
+          <w:szCs w:val="28"/>
+          <w:lang w:val="en-US"/>
+        </w:rPr>
+        <w:t>": true}'::</w:t>
+      </w:r>
+      <w:proofErr w:type="spellStart"/>
+      <w:r>
+        <w:rPr>
+          <w:rFonts w:ascii="Times New Roman" w:hAnsi="Times New Roman" w:cs="Times New Roman"/>
+          <w:sz w:val="28"/>
+          <w:szCs w:val="28"/>
+          <w:lang w:val="en-US"/>
+        </w:rPr>
+        <w:t>jsonb</w:t>
+      </w:r>
+      <w:proofErr w:type="spellEnd"/>
+      <w:r>
+        <w:rPr>
+          <w:rFonts w:ascii="Times New Roman" w:hAnsi="Times New Roman" w:cs="Times New Roman"/>
+          <w:sz w:val="28"/>
+          <w:szCs w:val="28"/>
+          <w:lang w:val="en-US"/>
+        </w:rPr>
+        <w:t>;</w:t>
+      </w:r>
+      <w:r>
+        <w:rPr>
+          <w:rFonts w:ascii="Times New Roman" w:hAnsi="Times New Roman" w:cs="Times New Roman"/>
+          <w:sz w:val="28"/>
+          <w:szCs w:val="28"/>
+          <w:lang w:val="en-US"/>
+        </w:rPr>
+        <w:br/>
+        <w:t>Aggregate  (cost=25442.00..25442.01 rows=1 width=8) -&gt;  Seq Scan on users  (cost=0.00..25417.00 rows=10000 width=0)  Filter: (extra @&gt; '{"</w:t>
+      </w:r>
+      <w:proofErr w:type="spellStart"/>
+      <w:r>
+        <w:rPr>
+          <w:rFonts w:ascii="Times New Roman" w:hAnsi="Times New Roman" w:cs="Times New Roman"/>
+          <w:sz w:val="28"/>
+          <w:szCs w:val="28"/>
+          <w:lang w:val="en-US"/>
+        </w:rPr>
+        <w:t>extra_data</w:t>
+      </w:r>
+      <w:proofErr w:type="spellEnd"/>
+      <w:r>
+        <w:rPr>
+          <w:rFonts w:ascii="Times New Roman" w:hAnsi="Times New Roman" w:cs="Times New Roman"/>
+          <w:sz w:val="28"/>
+          <w:szCs w:val="28"/>
+          <w:lang w:val="en-US"/>
+        </w:rPr>
+        <w:t>": true}'::</w:t>
+      </w:r>
+      <w:proofErr w:type="spellStart"/>
+      <w:r>
+        <w:rPr>
+          <w:rFonts w:ascii="Times New Roman" w:hAnsi="Times New Roman" w:cs="Times New Roman"/>
+          <w:sz w:val="28"/>
+          <w:szCs w:val="28"/>
+          <w:lang w:val="en-US"/>
+        </w:rPr>
+        <w:t>jsonb</w:t>
+      </w:r>
+      <w:proofErr w:type="spellEnd"/>
+      <w:r>
+        <w:rPr>
+          <w:rFonts w:ascii="Times New Roman" w:hAnsi="Times New Roman" w:cs="Times New Roman"/>
+          <w:sz w:val="28"/>
+          <w:szCs w:val="28"/>
+          <w:lang w:val="en-US"/>
+        </w:rPr>
+        <w:t>)</w:t>
+      </w:r>
+      <w:r>
+        <w:rPr>
+          <w:rFonts w:ascii="Times New Roman" w:hAnsi="Times New Roman" w:cs="Times New Roman"/>
+          <w:sz w:val="28"/>
+          <w:szCs w:val="28"/>
+          <w:lang w:val="en-US"/>
+        </w:rPr>
+        <w:br/>
+      </w:r>
+      <w:r>
+        <w:rPr>
+          <w:rFonts w:ascii="Times New Roman" w:hAnsi="Times New Roman" w:cs="Times New Roman"/>
+          <w:sz w:val="28"/>
+          <w:szCs w:val="28"/>
+        </w:rPr>
+        <w:t>индекс</w:t>
+      </w:r>
+      <w:r>
+        <w:rPr>
+          <w:rFonts w:ascii="Times New Roman" w:hAnsi="Times New Roman" w:cs="Times New Roman"/>
+          <w:sz w:val="28"/>
+          <w:szCs w:val="28"/>
+          <w:lang w:val="en-US"/>
+        </w:rPr>
+        <w:t xml:space="preserve"> CREATE INDEX </w:t>
+      </w:r>
+      <w:proofErr w:type="spellStart"/>
+      <w:r>
+        <w:rPr>
+          <w:rFonts w:ascii="Times New Roman" w:hAnsi="Times New Roman" w:cs="Times New Roman"/>
+          <w:sz w:val="28"/>
+          <w:szCs w:val="28"/>
+          <w:lang w:val="en-US"/>
+        </w:rPr>
+        <w:t>idx_users_extra</w:t>
+      </w:r>
+      <w:proofErr w:type="spellEnd"/>
+      <w:r>
+        <w:rPr>
+          <w:rFonts w:ascii="Times New Roman" w:hAnsi="Times New Roman" w:cs="Times New Roman"/>
+          <w:sz w:val="28"/>
+          <w:szCs w:val="28"/>
+          <w:lang w:val="en-US"/>
+        </w:rPr>
+        <w:t xml:space="preserve"> ON users USING gin (extra);</w:t>
+      </w:r>
+      <w:r>
+        <w:rPr>
+          <w:rFonts w:ascii="Times New Roman" w:hAnsi="Times New Roman" w:cs="Times New Roman"/>
+          <w:sz w:val="28"/>
+          <w:szCs w:val="28"/>
+          <w:lang w:val="en-US"/>
+        </w:rPr>
+        <w:br/>
+      </w:r>
+      <w:r>
+        <w:rPr>
+          <w:rFonts w:ascii="Times New Roman" w:hAnsi="Times New Roman" w:cs="Times New Roman"/>
+          <w:sz w:val="28"/>
+          <w:szCs w:val="28"/>
+        </w:rPr>
+        <w:t>результат</w:t>
+      </w:r>
+      <w:r>
+        <w:rPr>
+          <w:rFonts w:ascii="Times New Roman" w:hAnsi="Times New Roman" w:cs="Times New Roman"/>
+          <w:sz w:val="28"/>
+          <w:szCs w:val="28"/>
+          <w:lang w:val="en-US"/>
+        </w:rPr>
+        <w:t xml:space="preserve"> Aggregate  (cost=12078.63..12078.64 rows=1 width=8)</w:t>
+      </w:r>
+      <w:r>
+        <w:rPr>
+          <w:rFonts w:ascii="Times New Roman" w:hAnsi="Times New Roman" w:cs="Times New Roman"/>
+          <w:sz w:val="28"/>
+          <w:szCs w:val="28"/>
+          <w:lang w:val="en-US"/>
+        </w:rPr>
+        <w:br/>
+      </w:r>
+      <w:proofErr w:type="spellStart"/>
+      <w:r>
+        <w:rPr>
+          <w:rFonts w:ascii="Times New Roman" w:hAnsi="Times New Roman" w:cs="Times New Roman"/>
+          <w:sz w:val="28"/>
+          <w:szCs w:val="28"/>
+          <w:lang w:val="en-US"/>
+        </w:rPr>
+        <w:t>Задача,Тип</w:t>
+      </w:r>
+      <w:proofErr w:type="spellEnd"/>
       <w:r>
         <w:rPr>
           <w:rFonts w:ascii="Times New Roman" w:hAnsi="Times New Roman" w:cs="Times New Roman"/>
@@ -5799,59 +9086,37 @@
         </w:rPr>
         <w:t xml:space="preserve"> </w:t>
       </w:r>
-      <w:r>
-        <w:rPr>
-          <w:rFonts w:ascii="Times New Roman" w:hAnsi="Times New Roman" w:cs="Times New Roman"/>
-          <w:sz w:val="28"/>
-          <w:szCs w:val="28"/>
-          <w:lang w:val="en-US"/>
-        </w:rPr>
-        <w:br/>
-      </w:r>
-      <w:r>
-        <w:rPr>
-          <w:rFonts w:ascii="Times New Roman" w:hAnsi="Times New Roman" w:cs="Times New Roman"/>
-          <w:sz w:val="28"/>
-          <w:szCs w:val="28"/>
-        </w:rPr>
-        <w:t>Запрос</w:t>
-      </w:r>
-      <w:r>
-        <w:rPr>
-          <w:rFonts w:ascii="Times New Roman" w:hAnsi="Times New Roman" w:cs="Times New Roman"/>
-          <w:sz w:val="28"/>
-          <w:szCs w:val="28"/>
-          <w:lang w:val="en-US"/>
-        </w:rPr>
-        <w:t xml:space="preserve">: </w:t>
-      </w:r>
-      <w:r>
-        <w:rPr>
-          <w:rFonts w:ascii="Times New Roman" w:hAnsi="Times New Roman" w:cs="Times New Roman"/>
-          <w:sz w:val="28"/>
-          <w:szCs w:val="28"/>
-          <w:lang w:val="en-US"/>
-        </w:rPr>
-        <w:t>EXPLAIN SELECT count(*) FROM users WHERE extra @&gt; '{"extra_data": true}'::jsonb;</w:t>
-      </w:r>
-      <w:r>
-        <w:rPr>
-          <w:rFonts w:ascii="Times New Roman" w:hAnsi="Times New Roman" w:cs="Times New Roman"/>
-          <w:sz w:val="28"/>
-          <w:szCs w:val="28"/>
-          <w:lang w:val="en-US"/>
-        </w:rPr>
-        <w:br/>
-      </w:r>
-      <w:r>
-        <w:rPr>
-          <w:rFonts w:ascii="Times New Roman" w:hAnsi="Times New Roman" w:cs="Times New Roman"/>
-          <w:sz w:val="28"/>
-          <w:szCs w:val="28"/>
-          <w:lang w:val="en-US"/>
-        </w:rPr>
-        <w:t>Aggregate  (cost=25442.00..25442.01 rows=1 width=8)</w:t>
-      </w:r>
+      <w:proofErr w:type="spellStart"/>
+      <w:r>
+        <w:rPr>
+          <w:rFonts w:ascii="Times New Roman" w:hAnsi="Times New Roman" w:cs="Times New Roman"/>
+          <w:sz w:val="28"/>
+          <w:szCs w:val="28"/>
+          <w:lang w:val="en-US"/>
+        </w:rPr>
+        <w:t>индекса,Команда</w:t>
+      </w:r>
+      <w:proofErr w:type="spellEnd"/>
+      <w:r>
+        <w:rPr>
+          <w:rFonts w:ascii="Times New Roman" w:hAnsi="Times New Roman" w:cs="Times New Roman"/>
+          <w:sz w:val="28"/>
+          <w:szCs w:val="28"/>
+          <w:lang w:val="en-US"/>
+        </w:rPr>
+        <w:t xml:space="preserve"> 1. </w:t>
+      </w:r>
+      <w:proofErr w:type="spellStart"/>
+      <w:r>
+        <w:rPr>
+          <w:rFonts w:ascii="Times New Roman" w:hAnsi="Times New Roman" w:cs="Times New Roman"/>
+          <w:sz w:val="28"/>
+          <w:szCs w:val="28"/>
+          <w:lang w:val="en-US"/>
+        </w:rPr>
+        <w:t>Поиск</w:t>
+      </w:r>
+      <w:proofErr w:type="spellEnd"/>
       <w:r>
         <w:rPr>
           <w:rFonts w:ascii="Times New Roman" w:hAnsi="Times New Roman" w:cs="Times New Roman"/>
@@ -5861,32 +9126,17 @@
         </w:rPr>
         <w:t xml:space="preserve"> </w:t>
       </w:r>
-      <w:r>
-        <w:rPr>
-          <w:rFonts w:ascii="Times New Roman" w:hAnsi="Times New Roman" w:cs="Times New Roman"/>
-          <w:sz w:val="28"/>
-          <w:szCs w:val="28"/>
-          <w:lang w:val="en-US"/>
-        </w:rPr>
-        <w:t>-&gt;  Seq Scan on users  (cost=0.00..25417.00 rows=10000 width=0)  Filter: (extra @&gt; '{"extra_data": true}'::jsonb)</w:t>
-      </w:r>
-      <w:r>
-        <w:rPr>
-          <w:rFonts w:ascii="Times New Roman" w:hAnsi="Times New Roman" w:cs="Times New Roman"/>
-          <w:sz w:val="28"/>
-          <w:szCs w:val="28"/>
-          <w:lang w:val="en-US"/>
-        </w:rPr>
-        <w:br/>
-      </w:r>
-      <w:r>
-        <w:rPr>
-          <w:rFonts w:ascii="Times New Roman" w:hAnsi="Times New Roman" w:cs="Times New Roman"/>
-          <w:sz w:val="28"/>
-          <w:szCs w:val="28"/>
-        </w:rPr>
-        <w:t>индекс</w:t>
-      </w:r>
+      <w:proofErr w:type="spellStart"/>
+      <w:r>
+        <w:rPr>
+          <w:rFonts w:ascii="Times New Roman" w:hAnsi="Times New Roman" w:cs="Times New Roman"/>
+          <w:sz w:val="28"/>
+          <w:szCs w:val="28"/>
+          <w:lang w:val="en-US"/>
+        </w:rPr>
+        <w:t>по</w:t>
+      </w:r>
+      <w:proofErr w:type="spellEnd"/>
       <w:r>
         <w:rPr>
           <w:rFonts w:ascii="Times New Roman" w:hAnsi="Times New Roman" w:cs="Times New Roman"/>
@@ -5896,32 +9146,17 @@
         </w:rPr>
         <w:t xml:space="preserve"> </w:t>
       </w:r>
-      <w:r>
-        <w:rPr>
-          <w:rFonts w:ascii="Times New Roman" w:hAnsi="Times New Roman" w:cs="Times New Roman"/>
-          <w:sz w:val="28"/>
-          <w:szCs w:val="28"/>
-          <w:lang w:val="en-US"/>
-        </w:rPr>
-        <w:t>CREATE INDEX idx_users_extra ON users USING gin (extra);</w:t>
-      </w:r>
-      <w:r>
-        <w:rPr>
-          <w:rFonts w:ascii="Times New Roman" w:hAnsi="Times New Roman" w:cs="Times New Roman"/>
-          <w:sz w:val="28"/>
-          <w:szCs w:val="28"/>
-          <w:lang w:val="en-US"/>
-        </w:rPr>
-        <w:br/>
-      </w:r>
-      <w:r>
-        <w:rPr>
-          <w:rFonts w:ascii="Times New Roman" w:hAnsi="Times New Roman" w:cs="Times New Roman"/>
-          <w:sz w:val="28"/>
-          <w:szCs w:val="28"/>
-        </w:rPr>
-        <w:t>результат</w:t>
-      </w:r>
+      <w:proofErr w:type="spellStart"/>
+      <w:r>
+        <w:rPr>
+          <w:rFonts w:ascii="Times New Roman" w:hAnsi="Times New Roman" w:cs="Times New Roman"/>
+          <w:sz w:val="28"/>
+          <w:szCs w:val="28"/>
+          <w:lang w:val="en-US"/>
+        </w:rPr>
+        <w:t>части</w:t>
+      </w:r>
+      <w:proofErr w:type="spellEnd"/>
       <w:r>
         <w:rPr>
           <w:rFonts w:ascii="Times New Roman" w:hAnsi="Times New Roman" w:cs="Times New Roman"/>
@@ -5931,39 +9166,89 @@
         </w:rPr>
         <w:t xml:space="preserve"> </w:t>
       </w:r>
-      <w:r>
-        <w:rPr>
-          <w:rFonts w:ascii="Times New Roman" w:hAnsi="Times New Roman" w:cs="Times New Roman"/>
-          <w:sz w:val="28"/>
-          <w:szCs w:val="28"/>
-          <w:lang w:val="en-US"/>
-        </w:rPr>
-        <w:t>Aggregate  (cost=12078.63..12078.64 rows=1 width=8)</w:t>
-      </w:r>
-      <w:r>
-        <w:rPr>
-          <w:rFonts w:ascii="Times New Roman" w:hAnsi="Times New Roman" w:cs="Times New Roman"/>
-          <w:sz w:val="28"/>
-          <w:szCs w:val="28"/>
-          <w:lang w:val="en-US"/>
-        </w:rPr>
-        <w:br/>
-      </w:r>
-      <w:r>
-        <w:rPr>
-          <w:rFonts w:ascii="Times New Roman" w:hAnsi="Times New Roman" w:cs="Times New Roman"/>
-          <w:sz w:val="28"/>
-          <w:szCs w:val="28"/>
-          <w:lang w:val="en-US"/>
-        </w:rPr>
-        <w:t>Задача,Тип индекса,Команда</w:t>
-      </w:r>
-      <w:r>
-        <w:rPr>
-          <w:rFonts w:ascii="Times New Roman" w:hAnsi="Times New Roman" w:cs="Times New Roman"/>
-          <w:sz w:val="28"/>
-          <w:szCs w:val="28"/>
-          <w:lang w:val="en-US"/>
+      <w:proofErr w:type="spellStart"/>
+      <w:r>
+        <w:rPr>
+          <w:rFonts w:ascii="Times New Roman" w:hAnsi="Times New Roman" w:cs="Times New Roman"/>
+          <w:sz w:val="28"/>
+          <w:szCs w:val="28"/>
+          <w:lang w:val="en-US"/>
+        </w:rPr>
+        <w:t>email,GIN</w:t>
+      </w:r>
+      <w:proofErr w:type="spellEnd"/>
+      <w:r>
+        <w:rPr>
+          <w:rFonts w:ascii="Times New Roman" w:hAnsi="Times New Roman" w:cs="Times New Roman"/>
+          <w:sz w:val="28"/>
+          <w:szCs w:val="28"/>
+          <w:lang w:val="en-US"/>
+        </w:rPr>
+        <w:t xml:space="preserve"> + </w:t>
+      </w:r>
+      <w:proofErr w:type="spellStart"/>
+      <w:r>
+        <w:rPr>
+          <w:rFonts w:ascii="Times New Roman" w:hAnsi="Times New Roman" w:cs="Times New Roman"/>
+          <w:sz w:val="28"/>
+          <w:szCs w:val="28"/>
+          <w:lang w:val="en-US"/>
+        </w:rPr>
+        <w:t>pg_trgm,USING</w:t>
+      </w:r>
+      <w:proofErr w:type="spellEnd"/>
+      <w:r>
+        <w:rPr>
+          <w:rFonts w:ascii="Times New Roman" w:hAnsi="Times New Roman" w:cs="Times New Roman"/>
+          <w:sz w:val="28"/>
+          <w:szCs w:val="28"/>
+          <w:lang w:val="en-US"/>
+        </w:rPr>
+        <w:t xml:space="preserve"> gin (email </w:t>
+      </w:r>
+      <w:proofErr w:type="spellStart"/>
+      <w:r>
+        <w:rPr>
+          <w:rFonts w:ascii="Times New Roman" w:hAnsi="Times New Roman" w:cs="Times New Roman"/>
+          <w:sz w:val="28"/>
+          <w:szCs w:val="28"/>
+          <w:lang w:val="en-US"/>
+        </w:rPr>
+        <w:t>gin_trgm_ops</w:t>
+      </w:r>
+      <w:proofErr w:type="spellEnd"/>
+      <w:r>
+        <w:rPr>
+          <w:rFonts w:ascii="Times New Roman" w:hAnsi="Times New Roman" w:cs="Times New Roman"/>
+          <w:sz w:val="28"/>
+          <w:szCs w:val="28"/>
+          <w:lang w:val="en-US"/>
+        </w:rPr>
+        <w:t xml:space="preserve">) 2. </w:t>
+      </w:r>
+      <w:r>
+        <w:rPr>
+          <w:rFonts w:ascii="Times New Roman" w:hAnsi="Times New Roman" w:cs="Times New Roman"/>
+          <w:sz w:val="28"/>
+          <w:szCs w:val="28"/>
+        </w:rPr>
+        <w:t xml:space="preserve">Только для </w:t>
+      </w:r>
+      <w:proofErr w:type="spellStart"/>
+      <w:r>
+        <w:rPr>
+          <w:rFonts w:ascii="Times New Roman" w:hAnsi="Times New Roman" w:cs="Times New Roman"/>
+          <w:sz w:val="28"/>
+          <w:szCs w:val="28"/>
+        </w:rPr>
+        <w:t>админов,Частичный</w:t>
+      </w:r>
+      <w:proofErr w:type="spellEnd"/>
+      <w:r>
+        <w:rPr>
+          <w:rFonts w:ascii="Times New Roman" w:hAnsi="Times New Roman" w:cs="Times New Roman"/>
+          <w:sz w:val="28"/>
+          <w:szCs w:val="28"/>
         </w:rPr>
         <w:t xml:space="preserve"> </w:t>
       </w:r>
@@ -5974,14 +9259,47 @@
           <w:szCs w:val="28"/>
           <w:lang w:val="en-US"/>
         </w:rPr>
-        <w:t>1. Поиск по части email,GIN + pg_trgm,USING gin (email gin_trgm_ops)</w:t>
-      </w:r>
-      <w:r>
-        <w:rPr>
-          <w:rFonts w:ascii="Times New Roman" w:hAnsi="Times New Roman" w:cs="Times New Roman"/>
-          <w:sz w:val="28"/>
-          <w:szCs w:val="28"/>
-          <w:lang w:val="en-US"/>
+        <w:t>B</w:t>
+      </w:r>
+      <w:r>
+        <w:rPr>
+          <w:rFonts w:ascii="Times New Roman" w:hAnsi="Times New Roman" w:cs="Times New Roman"/>
+          <w:sz w:val="28"/>
+          <w:szCs w:val="28"/>
+        </w:rPr>
+        <w:t>-</w:t>
+      </w:r>
+      <w:r>
+        <w:rPr>
+          <w:rFonts w:ascii="Times New Roman" w:hAnsi="Times New Roman" w:cs="Times New Roman"/>
+          <w:sz w:val="28"/>
+          <w:szCs w:val="28"/>
+          <w:lang w:val="en-US"/>
+        </w:rPr>
+        <w:t>tree</w:t>
+      </w:r>
+      <w:r>
+        <w:rPr>
+          <w:rFonts w:ascii="Times New Roman" w:hAnsi="Times New Roman" w:cs="Times New Roman"/>
+          <w:sz w:val="28"/>
+          <w:szCs w:val="28"/>
+        </w:rPr>
+        <w:t>,</w:t>
+      </w:r>
+      <w:r>
+        <w:rPr>
+          <w:rFonts w:ascii="Times New Roman" w:hAnsi="Times New Roman" w:cs="Times New Roman"/>
+          <w:sz w:val="28"/>
+          <w:szCs w:val="28"/>
+          <w:lang w:val="en-US"/>
+        </w:rPr>
+        <w:t>WHERE</w:t>
+      </w:r>
+      <w:r>
+        <w:rPr>
+          <w:rFonts w:ascii="Times New Roman" w:hAnsi="Times New Roman" w:cs="Times New Roman"/>
+          <w:sz w:val="28"/>
+          <w:szCs w:val="28"/>
         </w:rPr>
         <w:t xml:space="preserve"> </w:t>
       </w:r>
@@ -5992,117 +9310,101 @@
           <w:szCs w:val="28"/>
           <w:lang w:val="en-US"/>
         </w:rPr>
-        <w:t xml:space="preserve">2. </w:t>
-      </w:r>
-      <w:r>
-        <w:rPr>
-          <w:rFonts w:ascii="Times New Roman" w:hAnsi="Times New Roman" w:cs="Times New Roman"/>
-          <w:sz w:val="28"/>
-          <w:szCs w:val="28"/>
-        </w:rPr>
-        <w:t xml:space="preserve">Только для админов,Частичный </w:t>
-      </w:r>
-      <w:r>
-        <w:rPr>
-          <w:rFonts w:ascii="Times New Roman" w:hAnsi="Times New Roman" w:cs="Times New Roman"/>
-          <w:sz w:val="28"/>
-          <w:szCs w:val="28"/>
-          <w:lang w:val="en-US"/>
-        </w:rPr>
-        <w:t>B</w:t>
-      </w:r>
-      <w:r>
-        <w:rPr>
-          <w:rFonts w:ascii="Times New Roman" w:hAnsi="Times New Roman" w:cs="Times New Roman"/>
-          <w:sz w:val="28"/>
-          <w:szCs w:val="28"/>
-        </w:rPr>
-        <w:t>-</w:t>
-      </w:r>
-      <w:r>
-        <w:rPr>
-          <w:rFonts w:ascii="Times New Roman" w:hAnsi="Times New Roman" w:cs="Times New Roman"/>
-          <w:sz w:val="28"/>
-          <w:szCs w:val="28"/>
-          <w:lang w:val="en-US"/>
-        </w:rPr>
-        <w:t>tree</w:t>
-      </w:r>
-      <w:r>
-        <w:rPr>
-          <w:rFonts w:ascii="Times New Roman" w:hAnsi="Times New Roman" w:cs="Times New Roman"/>
-          <w:sz w:val="28"/>
-          <w:szCs w:val="28"/>
-        </w:rPr>
-        <w:t>,</w:t>
-      </w:r>
-      <w:r>
-        <w:rPr>
-          <w:rFonts w:ascii="Times New Roman" w:hAnsi="Times New Roman" w:cs="Times New Roman"/>
-          <w:sz w:val="28"/>
-          <w:szCs w:val="28"/>
-          <w:lang w:val="en-US"/>
-        </w:rPr>
-        <w:t>WHERE</w:t>
-      </w:r>
-      <w:r>
-        <w:rPr>
-          <w:rFonts w:ascii="Times New Roman" w:hAnsi="Times New Roman" w:cs="Times New Roman"/>
-          <w:sz w:val="28"/>
-          <w:szCs w:val="28"/>
+        <w:t>type</w:t>
+      </w:r>
+      <w:r>
+        <w:rPr>
+          <w:rFonts w:ascii="Times New Roman" w:hAnsi="Times New Roman" w:cs="Times New Roman"/>
+          <w:sz w:val="28"/>
+          <w:szCs w:val="28"/>
+        </w:rPr>
+        <w:t xml:space="preserve"> = '</w:t>
+      </w:r>
+      <w:r>
+        <w:rPr>
+          <w:rFonts w:ascii="Times New Roman" w:hAnsi="Times New Roman" w:cs="Times New Roman"/>
+          <w:sz w:val="28"/>
+          <w:szCs w:val="28"/>
+          <w:lang w:val="en-US"/>
+        </w:rPr>
+        <w:t>admin</w:t>
+      </w:r>
+      <w:r>
+        <w:rPr>
+          <w:rFonts w:ascii="Times New Roman" w:hAnsi="Times New Roman" w:cs="Times New Roman"/>
+          <w:sz w:val="28"/>
+          <w:szCs w:val="28"/>
+        </w:rPr>
+        <w:t xml:space="preserve">' </w:t>
+      </w:r>
+      <w:r>
+        <w:rPr>
+          <w:rFonts w:ascii="Times New Roman" w:hAnsi="Times New Roman" w:cs="Times New Roman"/>
+          <w:sz w:val="28"/>
+          <w:szCs w:val="28"/>
+          <w:lang w:val="en-US"/>
+        </w:rPr>
+        <w:t xml:space="preserve">3. </w:t>
+      </w:r>
+      <w:proofErr w:type="spellStart"/>
+      <w:r>
+        <w:rPr>
+          <w:rFonts w:ascii="Times New Roman" w:hAnsi="Times New Roman" w:cs="Times New Roman"/>
+          <w:sz w:val="28"/>
+          <w:szCs w:val="28"/>
+          <w:lang w:val="en-US"/>
+        </w:rPr>
+        <w:t>Поиск</w:t>
+      </w:r>
+      <w:proofErr w:type="spellEnd"/>
+      <w:r>
+        <w:rPr>
+          <w:rFonts w:ascii="Times New Roman" w:hAnsi="Times New Roman" w:cs="Times New Roman"/>
+          <w:sz w:val="28"/>
+          <w:szCs w:val="28"/>
+          <w:lang w:val="en-US"/>
         </w:rPr>
         <w:t xml:space="preserve"> </w:t>
       </w:r>
-      <w:r>
-        <w:rPr>
-          <w:rFonts w:ascii="Times New Roman" w:hAnsi="Times New Roman" w:cs="Times New Roman"/>
-          <w:sz w:val="28"/>
-          <w:szCs w:val="28"/>
-          <w:lang w:val="en-US"/>
-        </w:rPr>
-        <w:t>type</w:t>
-      </w:r>
-      <w:r>
-        <w:rPr>
-          <w:rFonts w:ascii="Times New Roman" w:hAnsi="Times New Roman" w:cs="Times New Roman"/>
-          <w:sz w:val="28"/>
-          <w:szCs w:val="28"/>
-        </w:rPr>
-        <w:t xml:space="preserve"> = '</w:t>
-      </w:r>
-      <w:r>
-        <w:rPr>
-          <w:rFonts w:ascii="Times New Roman" w:hAnsi="Times New Roman" w:cs="Times New Roman"/>
-          <w:sz w:val="28"/>
-          <w:szCs w:val="28"/>
-          <w:lang w:val="en-US"/>
-        </w:rPr>
-        <w:t>admin</w:t>
-      </w:r>
-      <w:r>
-        <w:rPr>
-          <w:rFonts w:ascii="Times New Roman" w:hAnsi="Times New Roman" w:cs="Times New Roman"/>
-          <w:sz w:val="28"/>
-          <w:szCs w:val="28"/>
-        </w:rPr>
-        <w:t>'</w:t>
-      </w:r>
-      <w:r>
-        <w:rPr>
-          <w:rFonts w:ascii="Times New Roman" w:hAnsi="Times New Roman" w:cs="Times New Roman"/>
-          <w:sz w:val="28"/>
-          <w:szCs w:val="28"/>
+      <w:proofErr w:type="spellStart"/>
+      <w:r>
+        <w:rPr>
+          <w:rFonts w:ascii="Times New Roman" w:hAnsi="Times New Roman" w:cs="Times New Roman"/>
+          <w:sz w:val="28"/>
+          <w:szCs w:val="28"/>
+          <w:lang w:val="en-US"/>
+        </w:rPr>
+        <w:t>по</w:t>
+      </w:r>
+      <w:proofErr w:type="spellEnd"/>
+      <w:r>
+        <w:rPr>
+          <w:rFonts w:ascii="Times New Roman" w:hAnsi="Times New Roman" w:cs="Times New Roman"/>
+          <w:sz w:val="28"/>
+          <w:szCs w:val="28"/>
+          <w:lang w:val="en-US"/>
         </w:rPr>
         <w:t xml:space="preserve"> </w:t>
       </w:r>
-      <w:r>
-        <w:rPr>
-          <w:rFonts w:ascii="Times New Roman" w:hAnsi="Times New Roman" w:cs="Times New Roman"/>
-          <w:sz w:val="28"/>
-          <w:szCs w:val="28"/>
-          <w:lang w:val="en-US"/>
-        </w:rPr>
-        <w:t>3. Поиск по jsonb,GIN,USING gin (extra)</w:t>
+      <w:proofErr w:type="spellStart"/>
+      <w:r>
+        <w:rPr>
+          <w:rFonts w:ascii="Times New Roman" w:hAnsi="Times New Roman" w:cs="Times New Roman"/>
+          <w:sz w:val="28"/>
+          <w:szCs w:val="28"/>
+          <w:lang w:val="en-US"/>
+        </w:rPr>
+        <w:t>jsonb,GIN,USING</w:t>
+      </w:r>
+      <w:proofErr w:type="spellEnd"/>
+      <w:r>
+        <w:rPr>
+          <w:rFonts w:ascii="Times New Roman" w:hAnsi="Times New Roman" w:cs="Times New Roman"/>
+          <w:sz w:val="28"/>
+          <w:szCs w:val="28"/>
+          <w:lang w:val="en-US"/>
+        </w:rPr>
+        <w:t xml:space="preserve"> gin (extra)</w:t>
       </w:r>
     </w:p>
     <w:p>
@@ -6944,6 +10246,7 @@
   <w:style w:type="character" w:default="1" w:styleId="a0">
     <w:name w:val="Default Paragraph Font"/>
     <w:uiPriority w:val="1"/>
+    <w:semiHidden/>
     <w:unhideWhenUsed/>
   </w:style>
   <w:style w:type="table" w:default="1" w:styleId="a1">
